--- a/Nodejs/Node Notes.docx
+++ b/Nodejs/Node Notes.docx
@@ -85,15 +85,7 @@
     </w:p>
     <w:p>
       <w:r>
-        <w:t xml:space="preserve">Like server, windows, </w:t>
-      </w:r>
-      <w:proofErr w:type="gramStart"/>
-      <w:r>
-        <w:t>mac ,</w:t>
-      </w:r>
-      <w:proofErr w:type="gramEnd"/>
-      <w:r>
-        <w:t xml:space="preserve"> </w:t>
+        <w:t xml:space="preserve">Like server, windows, mac , </w:t>
       </w:r>
       <w:proofErr w:type="spellStart"/>
       <w:r>
@@ -168,13 +160,8 @@
           <w:numId w:val="9"/>
         </w:numPr>
       </w:pPr>
-      <w:proofErr w:type="gramStart"/>
-      <w:r>
-        <w:t>So</w:t>
-      </w:r>
-      <w:proofErr w:type="gramEnd"/>
-      <w:r>
-        <w:t xml:space="preserve"> we </w:t>
+      <w:r>
+        <w:t xml:space="preserve">So we </w:t>
       </w:r>
       <w:proofErr w:type="spellStart"/>
       <w:r>
@@ -211,21 +198,8 @@
           <w:numId w:val="9"/>
         </w:numPr>
       </w:pPr>
-      <w:proofErr w:type="gramStart"/>
-      <w:r>
-        <w:t>So</w:t>
-      </w:r>
-      <w:proofErr w:type="gramEnd"/>
-      <w:r>
-        <w:t xml:space="preserve"> we </w:t>
-      </w:r>
-      <w:proofErr w:type="gramStart"/>
-      <w:r>
-        <w:t>have to</w:t>
-      </w:r>
-      <w:proofErr w:type="gramEnd"/>
-      <w:r>
-        <w:t xml:space="preserve"> run </w:t>
+      <w:r>
+        <w:t xml:space="preserve">So we have to run </w:t>
       </w:r>
       <w:proofErr w:type="spellStart"/>
       <w:r>
@@ -398,15 +372,7 @@
         </w:numPr>
       </w:pPr>
       <w:r>
-        <w:t xml:space="preserve">First </w:t>
-      </w:r>
-      <w:proofErr w:type="gramStart"/>
-      <w:r>
-        <w:t>Release :</w:t>
-      </w:r>
-      <w:proofErr w:type="gramEnd"/>
-      <w:r>
-        <w:t>- May 27, 2009</w:t>
+        <w:t>First Release :- May 27, 2009</w:t>
       </w:r>
     </w:p>
     <w:p>
@@ -1244,11 +1210,9 @@
       </w:r>
     </w:p>
     <w:p>
-      <w:proofErr w:type="gramStart"/>
       <w:r>
         <w:t>code .</w:t>
       </w:r>
-      <w:proofErr w:type="gramEnd"/>
     </w:p>
     <w:p>
       <w:r>
@@ -1327,13 +1291,8 @@
       </w:r>
     </w:p>
     <w:p>
-      <w:proofErr w:type="gramStart"/>
-      <w:r>
-        <w:t>console.log(</w:t>
-      </w:r>
-      <w:proofErr w:type="gramEnd"/>
-      <w:r>
-        <w:t>20 + 20); // Output: 40</w:t>
+      <w:r>
+        <w:t>console.log(20 + 20); // Output: 40</w:t>
       </w:r>
     </w:p>
     <w:p/>
@@ -1358,13 +1317,8 @@
       </w:r>
     </w:p>
     <w:p>
-      <w:proofErr w:type="gramStart"/>
-      <w:r>
-        <w:t>console.log(</w:t>
-      </w:r>
-      <w:proofErr w:type="gramEnd"/>
-      <w:r>
-        <w:t>"Fruit name is " + item);</w:t>
+      <w:r>
+        <w:t>console.log("Fruit name is " + item);</w:t>
       </w:r>
     </w:p>
     <w:p>
@@ -1405,13 +1359,8 @@
     </w:p>
     <w:p/>
     <w:p>
-      <w:proofErr w:type="gramStart"/>
-      <w:r>
-        <w:t>console.log(</w:t>
-      </w:r>
-      <w:proofErr w:type="gramEnd"/>
-      <w:r>
-        <w:t>a + b); // Output: 30</w:t>
+      <w:r>
+        <w:t>console.log(a + b); // Output: 30</w:t>
       </w:r>
     </w:p>
     <w:p/>
@@ -1507,12 +1456,10 @@
     <w:p/>
     <w:p>
       <w:proofErr w:type="spellStart"/>
-      <w:proofErr w:type="gramStart"/>
       <w:r>
         <w:t>fs.writeFileSync</w:t>
       </w:r>
       <w:proofErr w:type="spellEnd"/>
-      <w:proofErr w:type="gramEnd"/>
       <w:r>
         <w:t>("anil.txt", "My name is Anil");</w:t>
       </w:r>
@@ -1572,11 +1519,9 @@
       </w:r>
     </w:p>
     <w:p>
-      <w:proofErr w:type="gramStart"/>
       <w:r>
         <w:t>&gt; .exit</w:t>
       </w:r>
-      <w:proofErr w:type="gramEnd"/>
     </w:p>
     <w:p/>
     <w:p/>
@@ -1906,17 +1851,8 @@
           <w:b/>
           <w:bCs/>
         </w:rPr>
-        <w:t xml:space="preserve"> and receive data between any two </w:t>
-      </w:r>
-      <w:proofErr w:type="gramStart"/>
-      <w:r>
-        <w:rPr>
-          <w:b/>
-          <w:bCs/>
-        </w:rPr>
-        <w:t>language</w:t>
-      </w:r>
-      <w:proofErr w:type="gramEnd"/>
+        <w:t xml:space="preserve"> and receive data between any two language</w:t>
+      </w:r>
     </w:p>
     <w:p>
       <w:pPr>
@@ -1933,7 +1869,6 @@
         <w:t xml:space="preserve">After make API in node </w:t>
       </w:r>
       <w:proofErr w:type="spellStart"/>
-      <w:proofErr w:type="gramStart"/>
       <w:r>
         <w:rPr>
           <w:b/>
@@ -1947,47 +1882,7 @@
           <w:b/>
           <w:bCs/>
         </w:rPr>
-        <w:t xml:space="preserve"> ,</w:t>
-      </w:r>
-      <w:proofErr w:type="gramEnd"/>
-      <w:r>
-        <w:rPr>
-          <w:b/>
-          <w:bCs/>
-        </w:rPr>
-        <w:t xml:space="preserve"> API can use in front </w:t>
-      </w:r>
-      <w:proofErr w:type="gramStart"/>
-      <w:r>
-        <w:rPr>
-          <w:b/>
-          <w:bCs/>
-        </w:rPr>
-        <w:t>technologies ,</w:t>
-      </w:r>
-      <w:proofErr w:type="gramEnd"/>
-      <w:r>
-        <w:rPr>
-          <w:b/>
-          <w:bCs/>
-        </w:rPr>
-        <w:t xml:space="preserve"> Mobile </w:t>
-      </w:r>
-      <w:proofErr w:type="gramStart"/>
-      <w:r>
-        <w:rPr>
-          <w:b/>
-          <w:bCs/>
-        </w:rPr>
-        <w:t>technologies</w:t>
-      </w:r>
-      <w:proofErr w:type="gramEnd"/>
-      <w:r>
-        <w:rPr>
-          <w:b/>
-          <w:bCs/>
-        </w:rPr>
-        <w:t xml:space="preserve"> and any other platform</w:t>
+        <w:t xml:space="preserve"> , API can use in front technologies , Mobile technologies and any other platform</w:t>
       </w:r>
     </w:p>
     <w:p>
@@ -2065,21 +1960,12 @@
           <w:bCs/>
         </w:rPr>
       </w:pPr>
-      <w:proofErr w:type="gramStart"/>
-      <w:r>
-        <w:rPr>
-          <w:b/>
-          <w:bCs/>
-        </w:rPr>
-        <w:t>That’s</w:t>
-      </w:r>
-      <w:proofErr w:type="gramEnd"/>
-      <w:r>
-        <w:rPr>
-          <w:b/>
-          <w:bCs/>
-        </w:rPr>
-        <w:t xml:space="preserve"> why we build APIs — so that our backend and frontend (or mobile app) can work together.</w:t>
+      <w:r>
+        <w:rPr>
+          <w:b/>
+          <w:bCs/>
+        </w:rPr>
+        <w:t>That’s why we build APIs — so that our backend and frontend (or mobile app) can work together.</w:t>
       </w:r>
     </w:p>
     <w:p>
@@ -2324,21 +2210,12 @@
           <w:bCs/>
         </w:rPr>
       </w:pPr>
-      <w:proofErr w:type="gramStart"/>
-      <w:r>
-        <w:rPr>
-          <w:b/>
-          <w:bCs/>
-        </w:rPr>
-        <w:t>console.log(</w:t>
-      </w:r>
-      <w:proofErr w:type="gramEnd"/>
-      <w:r>
-        <w:rPr>
-          <w:b/>
-          <w:bCs/>
-        </w:rPr>
-        <w:t>a + b + c);</w:t>
+      <w:r>
+        <w:rPr>
+          <w:b/>
+          <w:bCs/>
+        </w:rPr>
+        <w:t>console.log(a + b + c);</w:t>
       </w:r>
     </w:p>
     <w:p>
@@ -2475,23 +2352,7 @@
           <w:b/>
           <w:bCs/>
         </w:rPr>
-        <w:t xml:space="preserve">  </w:t>
-      </w:r>
-      <w:proofErr w:type="gramStart"/>
-      <w:r>
-        <w:rPr>
-          <w:b/>
-          <w:bCs/>
-        </w:rPr>
-        <w:t>console.log(</w:t>
-      </w:r>
-      <w:proofErr w:type="gramEnd"/>
-      <w:r>
-        <w:rPr>
-          <w:b/>
-          <w:bCs/>
-        </w:rPr>
-        <w:t>"this is if condition");</w:t>
+        <w:t xml:space="preserve">  console.log("this is if condition");</w:t>
       </w:r>
     </w:p>
     <w:p>
@@ -2521,23 +2382,7 @@
           <w:b/>
           <w:bCs/>
         </w:rPr>
-        <w:t xml:space="preserve">  </w:t>
-      </w:r>
-      <w:proofErr w:type="gramStart"/>
-      <w:r>
-        <w:rPr>
-          <w:b/>
-          <w:bCs/>
-        </w:rPr>
-        <w:t>console.log(</w:t>
-      </w:r>
-      <w:proofErr w:type="gramEnd"/>
-      <w:r>
-        <w:rPr>
-          <w:b/>
-          <w:bCs/>
-        </w:rPr>
-        <w:t>"this is else condition");</w:t>
+        <w:t xml:space="preserve">  console.log("this is else condition");</w:t>
       </w:r>
     </w:p>
     <w:p>
@@ -2605,23 +2450,7 @@
           <w:b/>
           <w:bCs/>
         </w:rPr>
-        <w:t xml:space="preserve">  </w:t>
-      </w:r>
-      <w:proofErr w:type="gramStart"/>
-      <w:r>
-        <w:rPr>
-          <w:b/>
-          <w:bCs/>
-        </w:rPr>
-        <w:t>console.log(</w:t>
-      </w:r>
-      <w:proofErr w:type="gramEnd"/>
-      <w:r>
-        <w:rPr>
-          <w:b/>
-          <w:bCs/>
-        </w:rPr>
-        <w:t>"fruit is " + item);</w:t>
+        <w:t xml:space="preserve">  console.log("fruit is " + item);</w:t>
       </w:r>
     </w:p>
     <w:p>
@@ -2952,7 +2781,6 @@
         <w:t xml:space="preserve">for (var a = 0; a &lt; </w:t>
       </w:r>
       <w:proofErr w:type="spellStart"/>
-      <w:proofErr w:type="gramStart"/>
       <w:r>
         <w:rPr>
           <w:b/>
@@ -2961,7 +2789,6 @@
         <w:t>user.length</w:t>
       </w:r>
       <w:proofErr w:type="spellEnd"/>
-      <w:proofErr w:type="gramEnd"/>
       <w:r>
         <w:rPr>
           <w:b/>
@@ -3152,7 +2979,6 @@
         <w:t>console.log(</w:t>
       </w:r>
       <w:proofErr w:type="spellStart"/>
-      <w:proofErr w:type="gramStart"/>
       <w:r>
         <w:rPr>
           <w:b/>
@@ -3161,7 +2987,6 @@
         <w:t>user.city</w:t>
       </w:r>
       <w:proofErr w:type="spellEnd"/>
-      <w:proofErr w:type="gramEnd"/>
       <w:r>
         <w:rPr>
           <w:b/>
@@ -3230,23 +3055,7 @@
           <w:b/>
           <w:bCs/>
         </w:rPr>
-        <w:t xml:space="preserve">How to Import Functions or Variables </w:t>
-      </w:r>
-      <w:proofErr w:type="gramStart"/>
-      <w:r>
-        <w:rPr>
-          <w:b/>
-          <w:bCs/>
-        </w:rPr>
-        <w:t>From</w:t>
-      </w:r>
-      <w:proofErr w:type="gramEnd"/>
-      <w:r>
-        <w:rPr>
-          <w:b/>
-          <w:bCs/>
-        </w:rPr>
-        <w:t xml:space="preserve"> Another File</w:t>
+        <w:t>How to Import Functions or Variables From Another File</w:t>
       </w:r>
     </w:p>
     <w:p>
@@ -3272,7 +3081,6 @@
         </w:rPr>
       </w:pPr>
       <w:proofErr w:type="spellStart"/>
-      <w:proofErr w:type="gramStart"/>
       <w:r>
         <w:rPr>
           <w:b/>
@@ -3281,7 +3089,6 @@
         <w:t>module.exports</w:t>
       </w:r>
       <w:proofErr w:type="spellEnd"/>
-      <w:proofErr w:type="gramEnd"/>
       <w:r>
         <w:rPr>
           <w:b/>
@@ -3406,7 +3213,6 @@
         <w:t>console.log(</w:t>
       </w:r>
       <w:proofErr w:type="spellStart"/>
-      <w:proofErr w:type="gramStart"/>
       <w:r>
         <w:rPr>
           <w:b/>
@@ -3415,7 +3221,6 @@
         <w:t>data.userName</w:t>
       </w:r>
       <w:proofErr w:type="spellEnd"/>
-      <w:proofErr w:type="gramEnd"/>
       <w:r>
         <w:rPr>
           <w:b/>
@@ -3647,7 +3452,6 @@
         </w:rPr>
       </w:pPr>
       <w:proofErr w:type="spellStart"/>
-      <w:proofErr w:type="gramStart"/>
       <w:r>
         <w:rPr>
           <w:b/>
@@ -3656,7 +3460,6 @@
         <w:t>fs.writeFileSync</w:t>
       </w:r>
       <w:proofErr w:type="spellEnd"/>
-      <w:proofErr w:type="gramEnd"/>
       <w:r>
         <w:rPr>
           <w:b/>
@@ -3703,7 +3506,6 @@
         <w:t>console.log(</w:t>
       </w:r>
       <w:proofErr w:type="spellStart"/>
-      <w:proofErr w:type="gramStart"/>
       <w:r>
         <w:rPr>
           <w:b/>
@@ -3712,7 +3514,6 @@
         <w:t>os.platform</w:t>
       </w:r>
       <w:proofErr w:type="spellEnd"/>
-      <w:proofErr w:type="gramEnd"/>
       <w:r>
         <w:rPr>
           <w:b/>
@@ -3736,7 +3537,6 @@
         <w:t>console.log(</w:t>
       </w:r>
       <w:proofErr w:type="spellStart"/>
-      <w:proofErr w:type="gramStart"/>
       <w:r>
         <w:rPr>
           <w:b/>
@@ -3745,7 +3545,6 @@
         <w:t>os.hostname</w:t>
       </w:r>
       <w:proofErr w:type="spellEnd"/>
-      <w:proofErr w:type="gramEnd"/>
       <w:r>
         <w:rPr>
           <w:b/>
@@ -3769,7 +3568,6 @@
         <w:t>console.log(</w:t>
       </w:r>
       <w:proofErr w:type="spellStart"/>
-      <w:proofErr w:type="gramStart"/>
       <w:r>
         <w:rPr>
           <w:b/>
@@ -3778,7 +3576,6 @@
         <w:t>os.cpus</w:t>
       </w:r>
       <w:proofErr w:type="spellEnd"/>
-      <w:proofErr w:type="gramEnd"/>
       <w:r>
         <w:rPr>
           <w:b/>
@@ -3921,23 +3718,7 @@
           <w:b/>
           <w:bCs/>
         </w:rPr>
-        <w:t>No need to install them separately. Just use </w:t>
-      </w:r>
-      <w:proofErr w:type="gramStart"/>
-      <w:r>
-        <w:rPr>
-          <w:b/>
-          <w:bCs/>
-        </w:rPr>
-        <w:t>require(</w:t>
-      </w:r>
-      <w:proofErr w:type="gramEnd"/>
-      <w:r>
-        <w:rPr>
-          <w:b/>
-          <w:bCs/>
-        </w:rPr>
-        <w:t>) to import them.</w:t>
+        <w:t>No need to install them separately. Just use require() to import them.</w:t>
       </w:r>
     </w:p>
     <w:p>
@@ -4045,55 +3826,30 @@
           <w:b/>
           <w:bCs/>
         </w:rPr>
-        <w:t xml:space="preserve"> </w:t>
-      </w:r>
-      <w:proofErr w:type="gramStart"/>
-      <w:r>
-        <w:rPr>
-          <w:b/>
-          <w:bCs/>
-        </w:rPr>
-        <w:t>{ log</w:t>
-      </w:r>
-      <w:proofErr w:type="gramEnd"/>
-      <w:r>
-        <w:rPr>
-          <w:b/>
-          <w:bCs/>
-        </w:rPr>
-        <w:t xml:space="preserve"> } = require("console"); // import console module</w:t>
-      </w:r>
-    </w:p>
-    <w:p>
-      <w:pPr>
-        <w:rPr>
-          <w:b/>
-          <w:bCs/>
-        </w:rPr>
-      </w:pPr>
-    </w:p>
-    <w:p>
-      <w:pPr>
-        <w:rPr>
-          <w:b/>
-          <w:bCs/>
-        </w:rPr>
-      </w:pPr>
-      <w:proofErr w:type="gramStart"/>
-      <w:r>
-        <w:rPr>
-          <w:b/>
-          <w:bCs/>
-        </w:rPr>
-        <w:t>log(</w:t>
-      </w:r>
-      <w:proofErr w:type="gramEnd"/>
-      <w:r>
-        <w:rPr>
-          <w:b/>
-          <w:bCs/>
-        </w:rPr>
-        <w:t>"custom log");</w:t>
+        <w:t xml:space="preserve"> { log } = require("console"); // import console module</w:t>
+      </w:r>
+    </w:p>
+    <w:p>
+      <w:pPr>
+        <w:rPr>
+          <w:b/>
+          <w:bCs/>
+        </w:rPr>
+      </w:pPr>
+    </w:p>
+    <w:p>
+      <w:pPr>
+        <w:rPr>
+          <w:b/>
+          <w:bCs/>
+        </w:rPr>
+      </w:pPr>
+      <w:r>
+        <w:rPr>
+          <w:b/>
+          <w:bCs/>
+        </w:rPr>
+        <w:t>log("custom log");</w:t>
       </w:r>
     </w:p>
     <w:p>
@@ -4302,21 +4058,12 @@
           <w:bCs/>
         </w:rPr>
       </w:pPr>
-      <w:proofErr w:type="gramStart"/>
-      <w:r>
-        <w:rPr>
-          <w:b/>
-          <w:bCs/>
-        </w:rPr>
-        <w:t>It’s</w:t>
-      </w:r>
-      <w:proofErr w:type="gramEnd"/>
-      <w:r>
-        <w:rPr>
-          <w:b/>
-          <w:bCs/>
-        </w:rPr>
-        <w:t xml:space="preserve"> important to understand this:</w:t>
+      <w:r>
+        <w:rPr>
+          <w:b/>
+          <w:bCs/>
+        </w:rPr>
+        <w:t>It’s important to understand this:</w:t>
       </w:r>
     </w:p>
     <w:p>
@@ -4384,55 +4131,30 @@
           <w:b/>
           <w:bCs/>
         </w:rPr>
-        <w:t xml:space="preserve">You </w:t>
-      </w:r>
-      <w:proofErr w:type="gramStart"/>
-      <w:r>
-        <w:rPr>
-          <w:b/>
-          <w:bCs/>
-        </w:rPr>
-        <w:t>don’t</w:t>
-      </w:r>
-      <w:proofErr w:type="gramEnd"/>
-      <w:r>
-        <w:rPr>
-          <w:b/>
-          <w:bCs/>
-        </w:rPr>
-        <w:t xml:space="preserve"> need to install it separately.</w:t>
-      </w:r>
-    </w:p>
-    <w:p>
-      <w:pPr>
-        <w:rPr>
-          <w:b/>
-          <w:bCs/>
-        </w:rPr>
-      </w:pPr>
-    </w:p>
-    <w:p>
-      <w:pPr>
-        <w:rPr>
-          <w:b/>
-          <w:bCs/>
-        </w:rPr>
-      </w:pPr>
-      <w:proofErr w:type="gramStart"/>
-      <w:r>
-        <w:rPr>
-          <w:b/>
-          <w:bCs/>
-        </w:rPr>
-        <w:t>Here’s</w:t>
-      </w:r>
-      <w:proofErr w:type="gramEnd"/>
-      <w:r>
-        <w:rPr>
-          <w:b/>
-          <w:bCs/>
-        </w:rPr>
-        <w:t xml:space="preserve"> the basic code to create a server:</w:t>
+        <w:t>You don’t need to install it separately.</w:t>
+      </w:r>
+    </w:p>
+    <w:p>
+      <w:pPr>
+        <w:rPr>
+          <w:b/>
+          <w:bCs/>
+        </w:rPr>
+      </w:pPr>
+    </w:p>
+    <w:p>
+      <w:pPr>
+        <w:rPr>
+          <w:b/>
+          <w:bCs/>
+        </w:rPr>
+      </w:pPr>
+      <w:r>
+        <w:rPr>
+          <w:b/>
+          <w:bCs/>
+        </w:rPr>
+        <w:t>Here’s the basic code to create a server:</w:t>
       </w:r>
     </w:p>
     <w:p>
@@ -4475,7 +4197,6 @@
         </w:rPr>
       </w:pPr>
       <w:proofErr w:type="spellStart"/>
-      <w:proofErr w:type="gramStart"/>
       <w:r>
         <w:rPr>
           <w:b/>
@@ -4484,29 +4205,12 @@
         <w:t>http.createServer</w:t>
       </w:r>
       <w:proofErr w:type="spellEnd"/>
-      <w:proofErr w:type="gramEnd"/>
-      <w:r>
-        <w:rPr>
-          <w:b/>
-          <w:bCs/>
-        </w:rPr>
-        <w:t>(</w:t>
-      </w:r>
-      <w:proofErr w:type="gramStart"/>
-      <w:r>
-        <w:rPr>
-          <w:b/>
-          <w:bCs/>
-        </w:rPr>
-        <w:t>).listen</w:t>
-      </w:r>
-      <w:proofErr w:type="gramEnd"/>
-      <w:r>
-        <w:rPr>
-          <w:b/>
-          <w:bCs/>
-        </w:rPr>
-        <w:t>(4800);</w:t>
+      <w:r>
+        <w:rPr>
+          <w:b/>
+          <w:bCs/>
+        </w:rPr>
+        <w:t>().listen(4800);</w:t>
       </w:r>
     </w:p>
     <w:p>
@@ -4745,7 +4449,6 @@
         <w:t>In Node.js, you can handle this using the </w:t>
       </w:r>
       <w:proofErr w:type="spellStart"/>
-      <w:proofErr w:type="gramStart"/>
       <w:r>
         <w:rPr>
           <w:b/>
@@ -4754,7 +4457,6 @@
         <w:t>http.createServer</w:t>
       </w:r>
       <w:proofErr w:type="spellEnd"/>
-      <w:proofErr w:type="gramEnd"/>
       <w:r>
         <w:rPr>
           <w:b/>
@@ -4785,7 +4487,6 @@
           <w:bCs/>
         </w:rPr>
       </w:pPr>
-      <w:proofErr w:type="gramStart"/>
       <w:r>
         <w:rPr>
           <w:b/>
@@ -4802,7 +4503,6 @@
         <w:t>createServer</w:t>
       </w:r>
       <w:proofErr w:type="spellEnd"/>
-      <w:proofErr w:type="gramEnd"/>
       <w:r>
         <w:rPr>
           <w:b/>
@@ -4851,7 +4551,6 @@
         </w:rPr>
       </w:pPr>
       <w:proofErr w:type="spellStart"/>
-      <w:proofErr w:type="gramStart"/>
       <w:r>
         <w:rPr>
           <w:b/>
@@ -4860,7 +4559,6 @@
         <w:t>resp.write</w:t>
       </w:r>
       <w:proofErr w:type="spellEnd"/>
-      <w:proofErr w:type="gramEnd"/>
       <w:r>
         <w:rPr>
           <w:b/>
@@ -4915,21 +4613,12 @@
           <w:bCs/>
         </w:rPr>
       </w:pPr>
-      <w:proofErr w:type="gramStart"/>
-      <w:r>
-        <w:rPr>
-          <w:b/>
-          <w:bCs/>
-        </w:rPr>
-        <w:t>.listen</w:t>
-      </w:r>
-      <w:proofErr w:type="gramEnd"/>
-      <w:r>
-        <w:rPr>
-          <w:b/>
-          <w:bCs/>
-        </w:rPr>
-        <w:t>(4800);</w:t>
+      <w:r>
+        <w:rPr>
+          <w:b/>
+          <w:bCs/>
+        </w:rPr>
+        <w:t>.listen(4800);</w:t>
       </w:r>
     </w:p>
     <w:p>
@@ -5378,7 +5067,6 @@
           <w:bCs/>
         </w:rPr>
       </w:pPr>
-      <w:proofErr w:type="gramStart"/>
       <w:r>
         <w:rPr>
           <w:b/>
@@ -5400,25 +5088,16 @@
           <w:b/>
           <w:bCs/>
         </w:rPr>
-        <w:t>(</w:t>
-      </w:r>
-      <w:proofErr w:type="gramEnd"/>
-      <w:r>
-        <w:rPr>
-          <w:b/>
-          <w:bCs/>
-        </w:rPr>
-        <w:t>"Hi, this is Anil Sidhu"));</w:t>
-      </w:r>
-    </w:p>
-    <w:p>
-      <w:pPr>
-        <w:rPr>
-          <w:b/>
-          <w:bCs/>
-        </w:rPr>
-      </w:pPr>
-      <w:proofErr w:type="gramStart"/>
+        <w:t>("Hi, this is Anil Sidhu"));</w:t>
+      </w:r>
+    </w:p>
+    <w:p>
+      <w:pPr>
+        <w:rPr>
+          <w:b/>
+          <w:bCs/>
+        </w:rPr>
+      </w:pPr>
       <w:r>
         <w:rPr>
           <w:b/>
@@ -5435,7 +5114,6 @@
         <w:t>colors.green</w:t>
       </w:r>
       <w:proofErr w:type="spellEnd"/>
-      <w:proofErr w:type="gramEnd"/>
       <w:r>
         <w:rPr>
           <w:b/>
@@ -5451,7 +5129,6 @@
           <w:bCs/>
         </w:rPr>
       </w:pPr>
-      <w:proofErr w:type="gramStart"/>
       <w:r>
         <w:rPr>
           <w:b/>
@@ -5468,7 +5145,6 @@
         <w:t>colors.yellow</w:t>
       </w:r>
       <w:proofErr w:type="spellEnd"/>
-      <w:proofErr w:type="gramEnd"/>
       <w:r>
         <w:rPr>
           <w:b/>
@@ -5538,7 +5214,6 @@
         <w:t>What is </w:t>
       </w:r>
       <w:proofErr w:type="spellStart"/>
-      <w:proofErr w:type="gramStart"/>
       <w:r>
         <w:rPr>
           <w:b/>
@@ -5547,7 +5222,6 @@
         <w:t>package.json</w:t>
       </w:r>
       <w:proofErr w:type="spellEnd"/>
-      <w:proofErr w:type="gramEnd"/>
       <w:r>
         <w:rPr>
           <w:b/>
@@ -5564,7 +5238,6 @@
         </w:rPr>
       </w:pPr>
       <w:proofErr w:type="spellStart"/>
-      <w:proofErr w:type="gramStart"/>
       <w:r>
         <w:rPr>
           <w:b/>
@@ -5573,7 +5246,6 @@
         <w:t>package.json</w:t>
       </w:r>
       <w:proofErr w:type="spellEnd"/>
-      <w:proofErr w:type="gramEnd"/>
       <w:r>
         <w:rPr>
           <w:b/>
@@ -5719,7 +5391,6 @@
         <w:t>What is package-</w:t>
       </w:r>
       <w:proofErr w:type="spellStart"/>
-      <w:proofErr w:type="gramStart"/>
       <w:r>
         <w:rPr>
           <w:b/>
@@ -5728,7 +5399,6 @@
         <w:t>lock.json</w:t>
       </w:r>
       <w:proofErr w:type="spellEnd"/>
-      <w:proofErr w:type="gramEnd"/>
       <w:r>
         <w:rPr>
           <w:b/>
@@ -5752,7 +5422,6 @@
         <w:t>package-</w:t>
       </w:r>
       <w:proofErr w:type="spellStart"/>
-      <w:proofErr w:type="gramStart"/>
       <w:r>
         <w:rPr>
           <w:b/>
@@ -5761,7 +5430,6 @@
         <w:t>lock.json</w:t>
       </w:r>
       <w:proofErr w:type="spellEnd"/>
-      <w:proofErr w:type="gramEnd"/>
       <w:r>
         <w:rPr>
           <w:b/>
@@ -5871,7 +5539,6 @@
         <w:t>How to Create a </w:t>
       </w:r>
       <w:proofErr w:type="spellStart"/>
-      <w:proofErr w:type="gramStart"/>
       <w:r>
         <w:rPr>
           <w:b/>
@@ -5880,7 +5547,6 @@
         <w:t>package.json</w:t>
       </w:r>
       <w:proofErr w:type="spellEnd"/>
-      <w:proofErr w:type="gramEnd"/>
       <w:r>
         <w:rPr>
           <w:b/>
@@ -6272,7 +5938,6 @@
         <w:t>This will read </w:t>
       </w:r>
       <w:proofErr w:type="spellStart"/>
-      <w:proofErr w:type="gramStart"/>
       <w:r>
         <w:rPr>
           <w:b/>
@@ -6281,7 +5946,6 @@
         <w:t>package.json</w:t>
       </w:r>
       <w:proofErr w:type="spellEnd"/>
-      <w:proofErr w:type="gramEnd"/>
       <w:r>
         <w:rPr>
           <w:b/>
@@ -6290,7 +5954,6 @@
         <w:t> and package-</w:t>
       </w:r>
       <w:proofErr w:type="spellStart"/>
-      <w:proofErr w:type="gramStart"/>
       <w:r>
         <w:rPr>
           <w:b/>
@@ -6299,7 +5962,6 @@
         <w:t>lock.json</w:t>
       </w:r>
       <w:proofErr w:type="spellEnd"/>
-      <w:proofErr w:type="gramEnd"/>
       <w:r>
         <w:rPr>
           <w:b/>
@@ -6413,39 +6075,7 @@
           <w:b/>
           <w:bCs/>
         </w:rPr>
-        <w:t xml:space="preserve">When </w:t>
-      </w:r>
-      <w:proofErr w:type="gramStart"/>
-      <w:r>
-        <w:rPr>
-          <w:b/>
-          <w:bCs/>
-        </w:rPr>
-        <w:t>you're</w:t>
-      </w:r>
-      <w:proofErr w:type="gramEnd"/>
-      <w:r>
-        <w:rPr>
-          <w:b/>
-          <w:bCs/>
-        </w:rPr>
-        <w:t xml:space="preserve"> working with a Node.js server, every time you make a change in your server file, you </w:t>
-      </w:r>
-      <w:proofErr w:type="gramStart"/>
-      <w:r>
-        <w:rPr>
-          <w:b/>
-          <w:bCs/>
-        </w:rPr>
-        <w:t>have to</w:t>
-      </w:r>
-      <w:proofErr w:type="gramEnd"/>
-      <w:r>
-        <w:rPr>
-          <w:b/>
-          <w:bCs/>
-        </w:rPr>
-        <w:t>:</w:t>
+        <w:t>When you're working with a Node.js server, every time you make a change in your server file, you have to:</w:t>
       </w:r>
     </w:p>
     <w:p>
@@ -7006,15 +6636,7 @@
           <w:bCs/>
         </w:rPr>
         <w:lastRenderedPageBreak/>
-        <w:t xml:space="preserve">  </w:t>
-      </w:r>
-      <w:proofErr w:type="gramStart"/>
-      <w:r>
-        <w:rPr>
-          <w:b/>
-          <w:bCs/>
-        </w:rPr>
-        <w:t>.</w:t>
+        <w:t xml:space="preserve">  .</w:t>
       </w:r>
       <w:proofErr w:type="spellStart"/>
       <w:r>
@@ -7025,7 +6647,6 @@
         <w:t>createServer</w:t>
       </w:r>
       <w:proofErr w:type="spellEnd"/>
-      <w:proofErr w:type="gramEnd"/>
       <w:r>
         <w:rPr>
           <w:b/>
@@ -7081,7 +6702,6 @@
         <w:t xml:space="preserve">    </w:t>
       </w:r>
       <w:proofErr w:type="spellStart"/>
-      <w:proofErr w:type="gramStart"/>
       <w:r>
         <w:rPr>
           <w:b/>
@@ -7090,7 +6710,6 @@
         <w:t>resp.setHeader</w:t>
       </w:r>
       <w:proofErr w:type="spellEnd"/>
-      <w:proofErr w:type="gramEnd"/>
       <w:r>
         <w:rPr>
           <w:b/>
@@ -7114,7 +6733,6 @@
         <w:t xml:space="preserve">    </w:t>
       </w:r>
       <w:proofErr w:type="spellStart"/>
-      <w:proofErr w:type="gramStart"/>
       <w:r>
         <w:rPr>
           <w:b/>
@@ -7123,7 +6741,6 @@
         <w:t>resp.write</w:t>
       </w:r>
       <w:proofErr w:type="spellEnd"/>
-      <w:proofErr w:type="gramEnd"/>
       <w:r>
         <w:rPr>
           <w:b/>
@@ -7147,7 +6764,6 @@
         <w:t xml:space="preserve">    </w:t>
       </w:r>
       <w:proofErr w:type="spellStart"/>
-      <w:proofErr w:type="gramStart"/>
       <w:r>
         <w:rPr>
           <w:b/>
@@ -7161,15 +6777,7 @@
           <w:b/>
           <w:bCs/>
         </w:rPr>
-        <w:t>(</w:t>
-      </w:r>
-      <w:proofErr w:type="gramEnd"/>
-      <w:r>
-        <w:rPr>
-          <w:b/>
-          <w:bCs/>
-        </w:rPr>
-        <w:t>); // End the response</w:t>
+        <w:t>(); // End the response</w:t>
       </w:r>
     </w:p>
     <w:p>
@@ -7199,23 +6807,7 @@
           <w:b/>
           <w:bCs/>
         </w:rPr>
-        <w:t xml:space="preserve">  </w:t>
-      </w:r>
-      <w:proofErr w:type="gramStart"/>
-      <w:r>
-        <w:rPr>
-          <w:b/>
-          <w:bCs/>
-        </w:rPr>
-        <w:t>.listen</w:t>
-      </w:r>
-      <w:proofErr w:type="gramEnd"/>
-      <w:r>
-        <w:rPr>
-          <w:b/>
-          <w:bCs/>
-        </w:rPr>
-        <w:t>("4800");</w:t>
+        <w:t xml:space="preserve">  .listen("4800");</w:t>
       </w:r>
     </w:p>
     <w:p>
@@ -7453,15 +7045,7 @@
           <w:b/>
           <w:bCs/>
         </w:rPr>
-        <w:t xml:space="preserve">  </w:t>
-      </w:r>
-      <w:proofErr w:type="gramStart"/>
-      <w:r>
-        <w:rPr>
-          <w:b/>
-          <w:bCs/>
-        </w:rPr>
-        <w:t>.</w:t>
+        <w:t xml:space="preserve">  .</w:t>
       </w:r>
       <w:proofErr w:type="spellStart"/>
       <w:r>
@@ -7472,7 +7056,6 @@
         <w:t>createServer</w:t>
       </w:r>
       <w:proofErr w:type="spellEnd"/>
-      <w:proofErr w:type="gramEnd"/>
       <w:r>
         <w:rPr>
           <w:b/>
@@ -7528,7 +7111,6 @@
         <w:t xml:space="preserve">    </w:t>
       </w:r>
       <w:proofErr w:type="spellStart"/>
-      <w:proofErr w:type="gramStart"/>
       <w:r>
         <w:rPr>
           <w:b/>
@@ -7537,7 +7119,6 @@
         <w:t>resp.setHeader</w:t>
       </w:r>
       <w:proofErr w:type="spellEnd"/>
-      <w:proofErr w:type="gramEnd"/>
       <w:r>
         <w:rPr>
           <w:b/>
@@ -7569,7 +7150,6 @@
         <w:t xml:space="preserve">    </w:t>
       </w:r>
       <w:proofErr w:type="spellStart"/>
-      <w:proofErr w:type="gramStart"/>
       <w:r>
         <w:rPr>
           <w:b/>
@@ -7578,7 +7158,6 @@
         <w:t>resp.write</w:t>
       </w:r>
       <w:proofErr w:type="spellEnd"/>
-      <w:proofErr w:type="gramEnd"/>
       <w:r>
         <w:rPr>
           <w:b/>
@@ -7704,23 +7283,7 @@
           <w:b/>
           <w:bCs/>
         </w:rPr>
-        <w:t xml:space="preserve">          &lt;h2&gt;Current Date &amp; Time: ${Date(</w:t>
-      </w:r>
-      <w:proofErr w:type="gramStart"/>
-      <w:r>
-        <w:rPr>
-          <w:b/>
-          <w:bCs/>
-        </w:rPr>
-        <w:t>)}&lt;</w:t>
-      </w:r>
-      <w:proofErr w:type="gramEnd"/>
-      <w:r>
-        <w:rPr>
-          <w:b/>
-          <w:bCs/>
-        </w:rPr>
-        <w:t>/h2&gt;</w:t>
+        <w:t xml:space="preserve">          &lt;h2&gt;Current Date &amp; Time: ${Date()}&lt;/h2&gt;</w:t>
       </w:r>
     </w:p>
     <w:p>
@@ -7792,7 +7355,6 @@
         <w:t xml:space="preserve">    </w:t>
       </w:r>
       <w:proofErr w:type="spellStart"/>
-      <w:proofErr w:type="gramStart"/>
       <w:r>
         <w:rPr>
           <w:b/>
@@ -7806,15 +7368,7 @@
           <w:b/>
           <w:bCs/>
         </w:rPr>
-        <w:t>(</w:t>
-      </w:r>
-      <w:proofErr w:type="gramEnd"/>
-      <w:r>
-        <w:rPr>
-          <w:b/>
-          <w:bCs/>
-        </w:rPr>
-        <w:t>);</w:t>
+        <w:t>();</w:t>
       </w:r>
     </w:p>
     <w:p>
@@ -7844,23 +7398,7 @@
           <w:b/>
           <w:bCs/>
         </w:rPr>
-        <w:t xml:space="preserve">  </w:t>
-      </w:r>
-      <w:proofErr w:type="gramStart"/>
-      <w:r>
-        <w:rPr>
-          <w:b/>
-          <w:bCs/>
-        </w:rPr>
-        <w:t>.listen</w:t>
-      </w:r>
-      <w:proofErr w:type="gramEnd"/>
-      <w:r>
-        <w:rPr>
-          <w:b/>
-          <w:bCs/>
-        </w:rPr>
-        <w:t>(4800);</w:t>
+        <w:t xml:space="preserve">  .listen(4800);</w:t>
       </w:r>
     </w:p>
     <w:p>
@@ -7891,7 +7429,6 @@
         </w:rPr>
       </w:pPr>
       <w:proofErr w:type="spellStart"/>
-      <w:proofErr w:type="gramStart"/>
       <w:r>
         <w:rPr>
           <w:b/>
@@ -7900,29 +7437,12 @@
         <w:t>resp.setHeader</w:t>
       </w:r>
       <w:proofErr w:type="spellEnd"/>
-      <w:proofErr w:type="gramEnd"/>
-      <w:r>
-        <w:rPr>
-          <w:b/>
-          <w:bCs/>
-        </w:rPr>
-        <w:t xml:space="preserve">("Content-Type", "text/html"): Tells the browser that </w:t>
-      </w:r>
-      <w:proofErr w:type="gramStart"/>
-      <w:r>
-        <w:rPr>
-          <w:b/>
-          <w:bCs/>
-        </w:rPr>
-        <w:t>we’re</w:t>
-      </w:r>
-      <w:proofErr w:type="gramEnd"/>
-      <w:r>
-        <w:rPr>
-          <w:b/>
-          <w:bCs/>
-        </w:rPr>
-        <w:t xml:space="preserve"> sending back HTML.</w:t>
+      <w:r>
+        <w:rPr>
+          <w:b/>
+          <w:bCs/>
+        </w:rPr>
+        <w:t>("Content-Type", "text/html"): Tells the browser that we’re sending back HTML.</w:t>
       </w:r>
     </w:p>
     <w:p>
@@ -7941,40 +7461,898 @@
           <w:b/>
           <w:bCs/>
         </w:rPr>
-        <w:t>Template literals (` `): Used to inject JavaScript variables like age and </w:t>
-      </w:r>
-      <w:proofErr w:type="gramStart"/>
-      <w:r>
-        <w:rPr>
-          <w:b/>
-          <w:bCs/>
-        </w:rPr>
-        <w:t>Date(</w:t>
-      </w:r>
-      <w:proofErr w:type="gramEnd"/>
-      <w:r>
-        <w:rPr>
-          <w:b/>
-          <w:bCs/>
-        </w:rPr>
-        <w:t>) into the HTML.</w:t>
-      </w:r>
-    </w:p>
-    <w:p>
-      <w:pPr>
-        <w:rPr>
-          <w:b/>
-          <w:bCs/>
-        </w:rPr>
-      </w:pPr>
-    </w:p>
-    <w:p>
-      <w:pPr>
-        <w:rPr>
-          <w:b/>
-          <w:bCs/>
-        </w:rPr>
-      </w:pPr>
+        <w:t>Template literals (` `): Used to inject JavaScript variables like age and Date() into the HTML.</w:t>
+      </w:r>
+    </w:p>
+    <w:p>
+      <w:pPr>
+        <w:rPr>
+          <w:b/>
+          <w:bCs/>
+        </w:rPr>
+      </w:pPr>
+    </w:p>
+    <w:p>
+      <w:pPr>
+        <w:rPr>
+          <w:b/>
+          <w:bCs/>
+          <w:sz w:val="56"/>
+          <w:szCs w:val="56"/>
+        </w:rPr>
+      </w:pPr>
+      <w:r>
+        <w:rPr>
+          <w:b/>
+          <w:bCs/>
+          <w:sz w:val="56"/>
+          <w:szCs w:val="56"/>
+        </w:rPr>
+        <w:t>Make Simple API in Node.js</w:t>
+      </w:r>
+    </w:p>
+    <w:p>
+      <w:pPr>
+        <w:rPr>
+          <w:b/>
+          <w:bCs/>
+        </w:rPr>
+      </w:pPr>
+    </w:p>
+    <w:p>
+      <w:pPr>
+        <w:rPr>
+          <w:b/>
+          <w:bCs/>
+        </w:rPr>
+      </w:pPr>
+      <w:r>
+        <w:rPr>
+          <w:b/>
+          <w:bCs/>
+        </w:rPr>
+        <w:t>Create Server in simpleAPI.js</w:t>
+      </w:r>
+    </w:p>
+    <w:p>
+      <w:pPr>
+        <w:rPr>
+          <w:b/>
+          <w:bCs/>
+        </w:rPr>
+      </w:pPr>
+      <w:r>
+        <w:rPr>
+          <w:b/>
+          <w:bCs/>
+        </w:rPr>
+        <w:t>We’ll use Node.js http module to create a basic server.</w:t>
+      </w:r>
+    </w:p>
+    <w:p>
+      <w:pPr>
+        <w:rPr>
+          <w:b/>
+          <w:bCs/>
+        </w:rPr>
+      </w:pPr>
+    </w:p>
+    <w:p>
+      <w:pPr>
+        <w:rPr>
+          <w:b/>
+          <w:bCs/>
+        </w:rPr>
+      </w:pPr>
+      <w:r>
+        <w:rPr>
+          <w:b/>
+          <w:bCs/>
+        </w:rPr>
+        <w:t>Define Static API Data</w:t>
+      </w:r>
+    </w:p>
+    <w:p>
+      <w:pPr>
+        <w:rPr>
+          <w:b/>
+          <w:bCs/>
+        </w:rPr>
+      </w:pPr>
+      <w:proofErr w:type="spellStart"/>
+      <w:r>
+        <w:rPr>
+          <w:b/>
+          <w:bCs/>
+        </w:rPr>
+        <w:t>const</w:t>
+      </w:r>
+      <w:proofErr w:type="spellEnd"/>
+      <w:r>
+        <w:rPr>
+          <w:b/>
+          <w:bCs/>
+        </w:rPr>
+        <w:t xml:space="preserve"> </w:t>
+      </w:r>
+      <w:proofErr w:type="spellStart"/>
+      <w:r>
+        <w:rPr>
+          <w:b/>
+          <w:bCs/>
+        </w:rPr>
+        <w:t>userData</w:t>
+      </w:r>
+      <w:proofErr w:type="spellEnd"/>
+      <w:r>
+        <w:rPr>
+          <w:b/>
+          <w:bCs/>
+        </w:rPr>
+        <w:t xml:space="preserve"> = [</w:t>
+      </w:r>
+    </w:p>
+    <w:p>
+      <w:pPr>
+        <w:rPr>
+          <w:b/>
+          <w:bCs/>
+        </w:rPr>
+      </w:pPr>
+      <w:r>
+        <w:rPr>
+          <w:b/>
+          <w:bCs/>
+        </w:rPr>
+        <w:t>{</w:t>
+      </w:r>
+    </w:p>
+    <w:p>
+      <w:pPr>
+        <w:rPr>
+          <w:b/>
+          <w:bCs/>
+        </w:rPr>
+      </w:pPr>
+      <w:r>
+        <w:rPr>
+          <w:b/>
+          <w:bCs/>
+        </w:rPr>
+        <w:t>name: "Anil",</w:t>
+      </w:r>
+    </w:p>
+    <w:p>
+      <w:pPr>
+        <w:rPr>
+          <w:b/>
+          <w:bCs/>
+        </w:rPr>
+      </w:pPr>
+      <w:r>
+        <w:rPr>
+          <w:b/>
+          <w:bCs/>
+        </w:rPr>
+        <w:t>age: 30,</w:t>
+      </w:r>
+    </w:p>
+    <w:p>
+      <w:pPr>
+        <w:rPr>
+          <w:b/>
+          <w:bCs/>
+        </w:rPr>
+      </w:pPr>
+      <w:r>
+        <w:rPr>
+          <w:b/>
+          <w:bCs/>
+        </w:rPr>
+        <w:t>email: "anil@test.com",</w:t>
+      </w:r>
+    </w:p>
+    <w:p>
+      <w:pPr>
+        <w:rPr>
+          <w:b/>
+          <w:bCs/>
+        </w:rPr>
+      </w:pPr>
+      <w:r>
+        <w:rPr>
+          <w:b/>
+          <w:bCs/>
+        </w:rPr>
+        <w:t>},</w:t>
+      </w:r>
+    </w:p>
+    <w:p>
+      <w:pPr>
+        <w:rPr>
+          <w:b/>
+          <w:bCs/>
+        </w:rPr>
+      </w:pPr>
+      <w:r>
+        <w:rPr>
+          <w:b/>
+          <w:bCs/>
+        </w:rPr>
+        <w:t>{</w:t>
+      </w:r>
+    </w:p>
+    <w:p>
+      <w:pPr>
+        <w:rPr>
+          <w:b/>
+          <w:bCs/>
+        </w:rPr>
+      </w:pPr>
+      <w:r>
+        <w:rPr>
+          <w:b/>
+          <w:bCs/>
+        </w:rPr>
+        <w:t>name: "</w:t>
+      </w:r>
+      <w:proofErr w:type="spellStart"/>
+      <w:r>
+        <w:rPr>
+          <w:b/>
+          <w:bCs/>
+        </w:rPr>
+        <w:t>sam</w:t>
+      </w:r>
+      <w:proofErr w:type="spellEnd"/>
+      <w:r>
+        <w:rPr>
+          <w:b/>
+          <w:bCs/>
+        </w:rPr>
+        <w:t>",</w:t>
+      </w:r>
+    </w:p>
+    <w:p>
+      <w:pPr>
+        <w:rPr>
+          <w:b/>
+          <w:bCs/>
+        </w:rPr>
+      </w:pPr>
+      <w:r>
+        <w:rPr>
+          <w:b/>
+          <w:bCs/>
+        </w:rPr>
+        <w:t>age: 20,</w:t>
+      </w:r>
+    </w:p>
+    <w:p>
+      <w:pPr>
+        <w:rPr>
+          <w:b/>
+          <w:bCs/>
+        </w:rPr>
+      </w:pPr>
+      <w:r>
+        <w:rPr>
+          <w:b/>
+          <w:bCs/>
+        </w:rPr>
+        <w:t>email: "sam@test.com",</w:t>
+      </w:r>
+    </w:p>
+    <w:p>
+      <w:pPr>
+        <w:rPr>
+          <w:b/>
+          <w:bCs/>
+        </w:rPr>
+      </w:pPr>
+      <w:r>
+        <w:rPr>
+          <w:b/>
+          <w:bCs/>
+        </w:rPr>
+        <w:t>},</w:t>
+      </w:r>
+    </w:p>
+    <w:p>
+      <w:pPr>
+        <w:rPr>
+          <w:b/>
+          <w:bCs/>
+        </w:rPr>
+      </w:pPr>
+      <w:r>
+        <w:rPr>
+          <w:b/>
+          <w:bCs/>
+        </w:rPr>
+        <w:lastRenderedPageBreak/>
+        <w:t>{</w:t>
+      </w:r>
+    </w:p>
+    <w:p>
+      <w:pPr>
+        <w:rPr>
+          <w:b/>
+          <w:bCs/>
+        </w:rPr>
+      </w:pPr>
+      <w:r>
+        <w:rPr>
+          <w:b/>
+          <w:bCs/>
+        </w:rPr>
+        <w:t>name: "peter",</w:t>
+      </w:r>
+    </w:p>
+    <w:p>
+      <w:pPr>
+        <w:rPr>
+          <w:b/>
+          <w:bCs/>
+        </w:rPr>
+      </w:pPr>
+      <w:r>
+        <w:rPr>
+          <w:b/>
+          <w:bCs/>
+        </w:rPr>
+        <w:t>age: 30,</w:t>
+      </w:r>
+    </w:p>
+    <w:p>
+      <w:pPr>
+        <w:rPr>
+          <w:b/>
+          <w:bCs/>
+        </w:rPr>
+      </w:pPr>
+      <w:r>
+        <w:rPr>
+          <w:b/>
+          <w:bCs/>
+        </w:rPr>
+        <w:t>email: "peter@test.com",</w:t>
+      </w:r>
+    </w:p>
+    <w:p>
+      <w:pPr>
+        <w:rPr>
+          <w:b/>
+          <w:bCs/>
+        </w:rPr>
+      </w:pPr>
+      <w:r>
+        <w:rPr>
+          <w:b/>
+          <w:bCs/>
+        </w:rPr>
+        <w:t>},</w:t>
+      </w:r>
+    </w:p>
+    <w:p>
+      <w:pPr>
+        <w:rPr>
+          <w:b/>
+          <w:bCs/>
+        </w:rPr>
+      </w:pPr>
+      <w:r>
+        <w:rPr>
+          <w:b/>
+          <w:bCs/>
+        </w:rPr>
+        <w:t>];</w:t>
+      </w:r>
+    </w:p>
+    <w:p>
+      <w:pPr>
+        <w:rPr>
+          <w:b/>
+          <w:bCs/>
+        </w:rPr>
+      </w:pPr>
+      <w:r>
+        <w:rPr>
+          <w:b/>
+          <w:bCs/>
+        </w:rPr>
+        <w:t>This is sample static data to simulate API response.</w:t>
+      </w:r>
+    </w:p>
+    <w:p>
+      <w:pPr>
+        <w:rPr>
+          <w:b/>
+          <w:bCs/>
+        </w:rPr>
+      </w:pPr>
+    </w:p>
+    <w:p>
+      <w:pPr>
+        <w:rPr>
+          <w:b/>
+          <w:bCs/>
+        </w:rPr>
+      </w:pPr>
+      <w:r>
+        <w:rPr>
+          <w:b/>
+          <w:bCs/>
+        </w:rPr>
+        <w:t>Use This Data in Server Response</w:t>
+      </w:r>
+    </w:p>
+    <w:p>
+      <w:pPr>
+        <w:rPr>
+          <w:b/>
+          <w:bCs/>
+        </w:rPr>
+      </w:pPr>
+      <w:proofErr w:type="spellStart"/>
+      <w:r>
+        <w:rPr>
+          <w:b/>
+          <w:bCs/>
+        </w:rPr>
+        <w:t>const</w:t>
+      </w:r>
+      <w:proofErr w:type="spellEnd"/>
+      <w:r>
+        <w:rPr>
+          <w:b/>
+          <w:bCs/>
+        </w:rPr>
+        <w:t xml:space="preserve"> http = require("http");</w:t>
+      </w:r>
+    </w:p>
+    <w:p>
+      <w:pPr>
+        <w:rPr>
+          <w:b/>
+          <w:bCs/>
+        </w:rPr>
+      </w:pPr>
+    </w:p>
+    <w:p>
+      <w:pPr>
+        <w:rPr>
+          <w:b/>
+          <w:bCs/>
+        </w:rPr>
+      </w:pPr>
+      <w:r>
+        <w:rPr>
+          <w:b/>
+          <w:bCs/>
+        </w:rPr>
+        <w:t>http</w:t>
+      </w:r>
+    </w:p>
+    <w:p>
+      <w:pPr>
+        <w:rPr>
+          <w:b/>
+          <w:bCs/>
+        </w:rPr>
+      </w:pPr>
+      <w:r>
+        <w:rPr>
+          <w:b/>
+          <w:bCs/>
+        </w:rPr>
+        <w:t>.</w:t>
+      </w:r>
+      <w:proofErr w:type="spellStart"/>
+      <w:r>
+        <w:rPr>
+          <w:b/>
+          <w:bCs/>
+        </w:rPr>
+        <w:t>createServer</w:t>
+      </w:r>
+      <w:proofErr w:type="spellEnd"/>
+      <w:r>
+        <w:rPr>
+          <w:b/>
+          <w:bCs/>
+        </w:rPr>
+        <w:t>((</w:t>
+      </w:r>
+      <w:proofErr w:type="spellStart"/>
+      <w:r>
+        <w:rPr>
+          <w:b/>
+          <w:bCs/>
+        </w:rPr>
+        <w:t>req</w:t>
+      </w:r>
+      <w:proofErr w:type="spellEnd"/>
+      <w:r>
+        <w:rPr>
+          <w:b/>
+          <w:bCs/>
+        </w:rPr>
+        <w:t xml:space="preserve">, </w:t>
+      </w:r>
+      <w:proofErr w:type="spellStart"/>
+      <w:r>
+        <w:rPr>
+          <w:b/>
+          <w:bCs/>
+        </w:rPr>
+        <w:t>resp</w:t>
+      </w:r>
+      <w:proofErr w:type="spellEnd"/>
+      <w:r>
+        <w:rPr>
+          <w:b/>
+          <w:bCs/>
+        </w:rPr>
+        <w:t>) =&gt; {</w:t>
+      </w:r>
+    </w:p>
+    <w:p>
+      <w:pPr>
+        <w:rPr>
+          <w:b/>
+          <w:bCs/>
+        </w:rPr>
+      </w:pPr>
+      <w:proofErr w:type="spellStart"/>
+      <w:r>
+        <w:rPr>
+          <w:b/>
+          <w:bCs/>
+        </w:rPr>
+        <w:t>resp.setHeader</w:t>
+      </w:r>
+      <w:proofErr w:type="spellEnd"/>
+      <w:r>
+        <w:rPr>
+          <w:b/>
+          <w:bCs/>
+        </w:rPr>
+        <w:t>("Content-Type", "application/</w:t>
+      </w:r>
+      <w:proofErr w:type="spellStart"/>
+      <w:r>
+        <w:rPr>
+          <w:b/>
+          <w:bCs/>
+        </w:rPr>
+        <w:t>json</w:t>
+      </w:r>
+      <w:proofErr w:type="spellEnd"/>
+      <w:r>
+        <w:rPr>
+          <w:b/>
+          <w:bCs/>
+        </w:rPr>
+        <w:t>"); // Set the content type to JSON</w:t>
+      </w:r>
+    </w:p>
+    <w:p>
+      <w:pPr>
+        <w:rPr>
+          <w:b/>
+          <w:bCs/>
+        </w:rPr>
+      </w:pPr>
+      <w:proofErr w:type="spellStart"/>
+      <w:r>
+        <w:rPr>
+          <w:b/>
+          <w:bCs/>
+        </w:rPr>
+        <w:t>resp.write</w:t>
+      </w:r>
+      <w:proofErr w:type="spellEnd"/>
+      <w:r>
+        <w:rPr>
+          <w:b/>
+          <w:bCs/>
+        </w:rPr>
+        <w:t>(</w:t>
+      </w:r>
+      <w:proofErr w:type="spellStart"/>
+      <w:r>
+        <w:rPr>
+          <w:b/>
+          <w:bCs/>
+        </w:rPr>
+        <w:t>JSON.stringify</w:t>
+      </w:r>
+      <w:proofErr w:type="spellEnd"/>
+      <w:r>
+        <w:rPr>
+          <w:b/>
+          <w:bCs/>
+        </w:rPr>
+        <w:t>(</w:t>
+      </w:r>
+      <w:proofErr w:type="spellStart"/>
+      <w:r>
+        <w:rPr>
+          <w:b/>
+          <w:bCs/>
+        </w:rPr>
+        <w:t>userData</w:t>
+      </w:r>
+      <w:proofErr w:type="spellEnd"/>
+      <w:r>
+        <w:rPr>
+          <w:b/>
+          <w:bCs/>
+        </w:rPr>
+        <w:t xml:space="preserve">)); // Convert the </w:t>
+      </w:r>
+      <w:proofErr w:type="spellStart"/>
+      <w:r>
+        <w:rPr>
+          <w:b/>
+          <w:bCs/>
+        </w:rPr>
+        <w:t>userData</w:t>
+      </w:r>
+      <w:proofErr w:type="spellEnd"/>
+      <w:r>
+        <w:rPr>
+          <w:b/>
+          <w:bCs/>
+        </w:rPr>
+        <w:t xml:space="preserve"> array to a JSON string</w:t>
+      </w:r>
+    </w:p>
+    <w:p>
+      <w:pPr>
+        <w:rPr>
+          <w:b/>
+          <w:bCs/>
+        </w:rPr>
+      </w:pPr>
+      <w:proofErr w:type="spellStart"/>
+      <w:r>
+        <w:rPr>
+          <w:b/>
+          <w:bCs/>
+        </w:rPr>
+        <w:t>resp.end</w:t>
+      </w:r>
+      <w:proofErr w:type="spellEnd"/>
+      <w:r>
+        <w:rPr>
+          <w:b/>
+          <w:bCs/>
+        </w:rPr>
+        <w:t>(); // End the response</w:t>
+      </w:r>
+    </w:p>
+    <w:p>
+      <w:pPr>
+        <w:rPr>
+          <w:b/>
+          <w:bCs/>
+        </w:rPr>
+      </w:pPr>
+      <w:r>
+        <w:rPr>
+          <w:b/>
+          <w:bCs/>
+        </w:rPr>
+        <w:t>})</w:t>
+      </w:r>
+    </w:p>
+    <w:p>
+      <w:pPr>
+        <w:rPr>
+          <w:b/>
+          <w:bCs/>
+        </w:rPr>
+      </w:pPr>
+      <w:r>
+        <w:rPr>
+          <w:b/>
+          <w:bCs/>
+        </w:rPr>
+        <w:t>.listen(6000);</w:t>
+      </w:r>
+    </w:p>
+    <w:p>
+      <w:pPr>
+        <w:rPr>
+          <w:b/>
+          <w:bCs/>
+        </w:rPr>
+      </w:pPr>
+    </w:p>
+    <w:p>
+      <w:pPr>
+        <w:rPr>
+          <w:b/>
+          <w:bCs/>
+        </w:rPr>
+      </w:pPr>
+      <w:r>
+        <w:rPr>
+          <w:b/>
+          <w:bCs/>
+        </w:rPr>
+        <w:t>How to Test the API</w:t>
+      </w:r>
+    </w:p>
+    <w:p>
+      <w:pPr>
+        <w:rPr>
+          <w:b/>
+          <w:bCs/>
+        </w:rPr>
+      </w:pPr>
+      <w:r>
+        <w:rPr>
+          <w:b/>
+          <w:bCs/>
+        </w:rPr>
+        <w:t>Run the file using:</w:t>
+      </w:r>
+    </w:p>
+    <w:p>
+      <w:pPr>
+        <w:rPr>
+          <w:b/>
+          <w:bCs/>
+        </w:rPr>
+      </w:pPr>
+      <w:proofErr w:type="spellStart"/>
+      <w:r>
+        <w:rPr>
+          <w:b/>
+          <w:bCs/>
+        </w:rPr>
+        <w:t>nodemon</w:t>
+      </w:r>
+      <w:proofErr w:type="spellEnd"/>
+      <w:r>
+        <w:rPr>
+          <w:b/>
+          <w:bCs/>
+        </w:rPr>
+        <w:t xml:space="preserve"> simpleAPI.js</w:t>
+      </w:r>
+    </w:p>
+    <w:p>
+      <w:pPr>
+        <w:rPr>
+          <w:b/>
+          <w:bCs/>
+        </w:rPr>
+      </w:pPr>
+    </w:p>
+    <w:p>
+      <w:pPr>
+        <w:rPr>
+          <w:b/>
+          <w:bCs/>
+        </w:rPr>
+      </w:pPr>
+      <w:r>
+        <w:rPr>
+          <w:b/>
+          <w:bCs/>
+        </w:rPr>
+        <w:t>Open browser and go to:</w:t>
+      </w:r>
+    </w:p>
+    <w:p>
+      <w:pPr>
+        <w:rPr>
+          <w:b/>
+          <w:bCs/>
+        </w:rPr>
+      </w:pPr>
+      <w:r>
+        <w:rPr>
+          <w:b/>
+          <w:bCs/>
+        </w:rPr>
+        <w:t>http://localhost:6000</w:t>
+      </w:r>
+    </w:p>
+    <w:p>
+      <w:pPr>
+        <w:rPr>
+          <w:b/>
+          <w:bCs/>
+        </w:rPr>
+      </w:pPr>
+    </w:p>
+    <w:p>
+      <w:pPr>
+        <w:rPr>
+          <w:b/>
+          <w:bCs/>
+        </w:rPr>
+      </w:pPr>
+      <w:r>
+        <w:rPr>
+          <w:b/>
+          <w:bCs/>
+        </w:rPr>
+        <w:t>Test API using Thunder Client</w:t>
+      </w:r>
+    </w:p>
+    <w:p>
+      <w:pPr>
+        <w:rPr>
+          <w:b/>
+          <w:bCs/>
+        </w:rPr>
+      </w:pPr>
+      <w:r>
+        <w:rPr>
+          <w:b/>
+          <w:bCs/>
+        </w:rPr>
+        <w:t>You can also use Thunder Client (VS Code extension) or Postman:</w:t>
+      </w:r>
+    </w:p>
+    <w:p>
+      <w:pPr>
+        <w:numPr>
+          <w:ilvl w:val="0"/>
+          <w:numId w:val="35"/>
+        </w:numPr>
+        <w:rPr>
+          <w:b/>
+          <w:bCs/>
+        </w:rPr>
+      </w:pPr>
+      <w:r>
+        <w:rPr>
+          <w:b/>
+          <w:bCs/>
+        </w:rPr>
+        <w:t>Method: GET</w:t>
+      </w:r>
+    </w:p>
+    <w:p>
+      <w:pPr>
+        <w:numPr>
+          <w:ilvl w:val="0"/>
+          <w:numId w:val="35"/>
+        </w:numPr>
+        <w:rPr>
+          <w:b/>
+          <w:bCs/>
+        </w:rPr>
+      </w:pPr>
+      <w:r>
+        <w:rPr>
+          <w:b/>
+          <w:bCs/>
+        </w:rPr>
+        <w:t>URL: http://localhost:6000</w:t>
+      </w:r>
+    </w:p>
+    <w:p>
+      <w:pPr>
+        <w:rPr>
+          <w:b/>
+          <w:bCs/>
+        </w:rPr>
+      </w:pPr>
+      <w:r>
+        <w:rPr>
+          <w:b/>
+          <w:bCs/>
+        </w:rPr>
+        <w:t>You will get the JSON response.</w:t>
+      </w:r>
     </w:p>
     <w:p>
       <w:pPr>
@@ -11171,6 +11549,119 @@
     </w:lvl>
   </w:abstractNum>
   <w:abstractNum w:abstractNumId="28" w15:restartNumberingAfterBreak="0">
+    <w:nsid w:val="6F3F12F1"/>
+    <w:multiLevelType w:val="multilevel"/>
+    <w:tmpl w:val="CBBC92A2"/>
+    <w:lvl w:ilvl="0">
+      <w:start w:val="1"/>
+      <w:numFmt w:val="decimal"/>
+      <w:lvlText w:val="%1."/>
+      <w:lvlJc w:val="left"/>
+      <w:pPr>
+        <w:tabs>
+          <w:tab w:val="num" w:pos="720"/>
+        </w:tabs>
+        <w:ind w:left="720" w:hanging="360"/>
+      </w:pPr>
+    </w:lvl>
+    <w:lvl w:ilvl="1" w:tentative="1">
+      <w:start w:val="1"/>
+      <w:numFmt w:val="decimal"/>
+      <w:lvlText w:val="%2."/>
+      <w:lvlJc w:val="left"/>
+      <w:pPr>
+        <w:tabs>
+          <w:tab w:val="num" w:pos="1440"/>
+        </w:tabs>
+        <w:ind w:left="1440" w:hanging="360"/>
+      </w:pPr>
+    </w:lvl>
+    <w:lvl w:ilvl="2" w:tentative="1">
+      <w:start w:val="1"/>
+      <w:numFmt w:val="decimal"/>
+      <w:lvlText w:val="%3."/>
+      <w:lvlJc w:val="left"/>
+      <w:pPr>
+        <w:tabs>
+          <w:tab w:val="num" w:pos="2160"/>
+        </w:tabs>
+        <w:ind w:left="2160" w:hanging="360"/>
+      </w:pPr>
+    </w:lvl>
+    <w:lvl w:ilvl="3" w:tentative="1">
+      <w:start w:val="1"/>
+      <w:numFmt w:val="decimal"/>
+      <w:lvlText w:val="%4."/>
+      <w:lvlJc w:val="left"/>
+      <w:pPr>
+        <w:tabs>
+          <w:tab w:val="num" w:pos="2880"/>
+        </w:tabs>
+        <w:ind w:left="2880" w:hanging="360"/>
+      </w:pPr>
+    </w:lvl>
+    <w:lvl w:ilvl="4" w:tentative="1">
+      <w:start w:val="1"/>
+      <w:numFmt w:val="decimal"/>
+      <w:lvlText w:val="%5."/>
+      <w:lvlJc w:val="left"/>
+      <w:pPr>
+        <w:tabs>
+          <w:tab w:val="num" w:pos="3600"/>
+        </w:tabs>
+        <w:ind w:left="3600" w:hanging="360"/>
+      </w:pPr>
+    </w:lvl>
+    <w:lvl w:ilvl="5" w:tentative="1">
+      <w:start w:val="1"/>
+      <w:numFmt w:val="decimal"/>
+      <w:lvlText w:val="%6."/>
+      <w:lvlJc w:val="left"/>
+      <w:pPr>
+        <w:tabs>
+          <w:tab w:val="num" w:pos="4320"/>
+        </w:tabs>
+        <w:ind w:left="4320" w:hanging="360"/>
+      </w:pPr>
+    </w:lvl>
+    <w:lvl w:ilvl="6" w:tentative="1">
+      <w:start w:val="1"/>
+      <w:numFmt w:val="decimal"/>
+      <w:lvlText w:val="%7."/>
+      <w:lvlJc w:val="left"/>
+      <w:pPr>
+        <w:tabs>
+          <w:tab w:val="num" w:pos="5040"/>
+        </w:tabs>
+        <w:ind w:left="5040" w:hanging="360"/>
+      </w:pPr>
+    </w:lvl>
+    <w:lvl w:ilvl="7" w:tentative="1">
+      <w:start w:val="1"/>
+      <w:numFmt w:val="decimal"/>
+      <w:lvlText w:val="%8."/>
+      <w:lvlJc w:val="left"/>
+      <w:pPr>
+        <w:tabs>
+          <w:tab w:val="num" w:pos="5760"/>
+        </w:tabs>
+        <w:ind w:left="5760" w:hanging="360"/>
+      </w:pPr>
+    </w:lvl>
+    <w:lvl w:ilvl="8" w:tentative="1">
+      <w:start w:val="1"/>
+      <w:numFmt w:val="decimal"/>
+      <w:lvlText w:val="%9."/>
+      <w:lvlJc w:val="left"/>
+      <w:pPr>
+        <w:tabs>
+          <w:tab w:val="num" w:pos="6480"/>
+        </w:tabs>
+        <w:ind w:left="6480" w:hanging="360"/>
+      </w:pPr>
+    </w:lvl>
+  </w:abstractNum>
+  <w:abstractNum w:abstractNumId="29" w15:restartNumberingAfterBreak="0">
     <w:nsid w:val="715226D2"/>
     <w:multiLevelType w:val="multilevel"/>
     <w:tmpl w:val="019405CA"/>
@@ -11283,7 +11774,7 @@
       </w:pPr>
     </w:lvl>
   </w:abstractNum>
-  <w:abstractNum w:abstractNumId="29" w15:restartNumberingAfterBreak="0">
+  <w:abstractNum w:abstractNumId="30" w15:restartNumberingAfterBreak="0">
     <w:nsid w:val="750D454C"/>
     <w:multiLevelType w:val="multilevel"/>
     <w:tmpl w:val="60D2D70A"/>
@@ -11396,7 +11887,7 @@
       </w:pPr>
     </w:lvl>
   </w:abstractNum>
-  <w:abstractNum w:abstractNumId="30" w15:restartNumberingAfterBreak="0">
+  <w:abstractNum w:abstractNumId="31" w15:restartNumberingAfterBreak="0">
     <w:nsid w:val="77D44D67"/>
     <w:multiLevelType w:val="multilevel"/>
     <w:tmpl w:val="504A9962"/>
@@ -11509,7 +12000,7 @@
       </w:pPr>
     </w:lvl>
   </w:abstractNum>
-  <w:abstractNum w:abstractNumId="31" w15:restartNumberingAfterBreak="0">
+  <w:abstractNum w:abstractNumId="32" w15:restartNumberingAfterBreak="0">
     <w:nsid w:val="79173B42"/>
     <w:multiLevelType w:val="multilevel"/>
     <w:tmpl w:val="2D0EED9E"/>
@@ -11622,7 +12113,7 @@
       </w:pPr>
     </w:lvl>
   </w:abstractNum>
-  <w:abstractNum w:abstractNumId="32" w15:restartNumberingAfterBreak="0">
+  <w:abstractNum w:abstractNumId="33" w15:restartNumberingAfterBreak="0">
     <w:nsid w:val="7C1A4AA4"/>
     <w:multiLevelType w:val="multilevel"/>
     <w:tmpl w:val="87287634"/>
@@ -11735,7 +12226,7 @@
       </w:pPr>
     </w:lvl>
   </w:abstractNum>
-  <w:abstractNum w:abstractNumId="33" w15:restartNumberingAfterBreak="0">
+  <w:abstractNum w:abstractNumId="34" w15:restartNumberingAfterBreak="0">
     <w:nsid w:val="7F941282"/>
     <w:multiLevelType w:val="multilevel"/>
     <w:tmpl w:val="4E36BC70"/>
@@ -11876,7 +12367,7 @@
     <w:abstractNumId w:val="2"/>
   </w:num>
   <w:num w:numId="10" w16cid:durableId="236668624">
-    <w:abstractNumId w:val="29"/>
+    <w:abstractNumId w:val="30"/>
   </w:num>
   <w:num w:numId="11" w16cid:durableId="754941575">
     <w:abstractNumId w:val="22"/>
@@ -11885,10 +12376,10 @@
     <w:abstractNumId w:val="21"/>
   </w:num>
   <w:num w:numId="13" w16cid:durableId="1011030113">
-    <w:abstractNumId w:val="28"/>
+    <w:abstractNumId w:val="29"/>
   </w:num>
   <w:num w:numId="14" w16cid:durableId="1919946282">
-    <w:abstractNumId w:val="30"/>
+    <w:abstractNumId w:val="31"/>
   </w:num>
   <w:num w:numId="15" w16cid:durableId="265622358">
     <w:abstractNumId w:val="6"/>
@@ -11912,7 +12403,7 @@
     <w:abstractNumId w:val="0"/>
   </w:num>
   <w:num w:numId="22" w16cid:durableId="1052732710">
-    <w:abstractNumId w:val="31"/>
+    <w:abstractNumId w:val="32"/>
   </w:num>
   <w:num w:numId="23" w16cid:durableId="833181528">
     <w:abstractNumId w:val="13"/>
@@ -11921,7 +12412,7 @@
     <w:abstractNumId w:val="4"/>
   </w:num>
   <w:num w:numId="25" w16cid:durableId="1603564772">
-    <w:abstractNumId w:val="33"/>
+    <w:abstractNumId w:val="34"/>
   </w:num>
   <w:num w:numId="26" w16cid:durableId="431707895">
     <w:abstractNumId w:val="7"/>
@@ -11936,7 +12427,7 @@
     <w:abstractNumId w:val="14"/>
   </w:num>
   <w:num w:numId="30" w16cid:durableId="352725696">
-    <w:abstractNumId w:val="32"/>
+    <w:abstractNumId w:val="33"/>
   </w:num>
   <w:num w:numId="31" w16cid:durableId="1639845679">
     <w:abstractNumId w:val="20"/>
@@ -11949,6 +12440,9 @@
   </w:num>
   <w:num w:numId="34" w16cid:durableId="1559903077">
     <w:abstractNumId w:val="15"/>
+  </w:num>
+  <w:num w:numId="35" w16cid:durableId="1955667529">
+    <w:abstractNumId w:val="28"/>
   </w:num>
 </w:numbering>
 </file>

--- a/Nodejs/Node Notes.docx
+++ b/Nodejs/Node Notes.docx
@@ -85,7 +85,15 @@
     </w:p>
     <w:p>
       <w:r>
-        <w:t xml:space="preserve">Like server, windows, mac , </w:t>
+        <w:t xml:space="preserve">Like server, windows, </w:t>
+      </w:r>
+      <w:proofErr w:type="gramStart"/>
+      <w:r>
+        <w:t>mac ,</w:t>
+      </w:r>
+      <w:proofErr w:type="gramEnd"/>
+      <w:r>
+        <w:t xml:space="preserve"> </w:t>
       </w:r>
       <w:proofErr w:type="spellStart"/>
       <w:r>
@@ -160,8 +168,13 @@
           <w:numId w:val="9"/>
         </w:numPr>
       </w:pPr>
-      <w:r>
-        <w:t xml:space="preserve">So we </w:t>
+      <w:proofErr w:type="gramStart"/>
+      <w:r>
+        <w:t>So</w:t>
+      </w:r>
+      <w:proofErr w:type="gramEnd"/>
+      <w:r>
+        <w:t xml:space="preserve"> we </w:t>
       </w:r>
       <w:proofErr w:type="spellStart"/>
       <w:r>
@@ -198,8 +211,21 @@
           <w:numId w:val="9"/>
         </w:numPr>
       </w:pPr>
-      <w:r>
-        <w:t xml:space="preserve">So we have to run </w:t>
+      <w:proofErr w:type="gramStart"/>
+      <w:r>
+        <w:t>So</w:t>
+      </w:r>
+      <w:proofErr w:type="gramEnd"/>
+      <w:r>
+        <w:t xml:space="preserve"> we </w:t>
+      </w:r>
+      <w:proofErr w:type="gramStart"/>
+      <w:r>
+        <w:t>have to</w:t>
+      </w:r>
+      <w:proofErr w:type="gramEnd"/>
+      <w:r>
+        <w:t xml:space="preserve"> run </w:t>
       </w:r>
       <w:proofErr w:type="spellStart"/>
       <w:r>
@@ -372,7 +398,15 @@
         </w:numPr>
       </w:pPr>
       <w:r>
-        <w:t>First Release :- May 27, 2009</w:t>
+        <w:t xml:space="preserve">First </w:t>
+      </w:r>
+      <w:proofErr w:type="gramStart"/>
+      <w:r>
+        <w:t>Release :</w:t>
+      </w:r>
+      <w:proofErr w:type="gramEnd"/>
+      <w:r>
+        <w:t>- May 27, 2009</w:t>
       </w:r>
     </w:p>
     <w:p>
@@ -1210,9 +1244,11 @@
       </w:r>
     </w:p>
     <w:p>
+      <w:proofErr w:type="gramStart"/>
       <w:r>
         <w:t>code .</w:t>
       </w:r>
+      <w:proofErr w:type="gramEnd"/>
     </w:p>
     <w:p>
       <w:r>
@@ -1291,8 +1327,13 @@
       </w:r>
     </w:p>
     <w:p>
-      <w:r>
-        <w:t>console.log(20 + 20); // Output: 40</w:t>
+      <w:proofErr w:type="gramStart"/>
+      <w:r>
+        <w:t>console.log(</w:t>
+      </w:r>
+      <w:proofErr w:type="gramEnd"/>
+      <w:r>
+        <w:t>20 + 20); // Output: 40</w:t>
       </w:r>
     </w:p>
     <w:p/>
@@ -1317,8 +1358,13 @@
       </w:r>
     </w:p>
     <w:p>
-      <w:r>
-        <w:t>console.log("Fruit name is " + item);</w:t>
+      <w:proofErr w:type="gramStart"/>
+      <w:r>
+        <w:t>console.log(</w:t>
+      </w:r>
+      <w:proofErr w:type="gramEnd"/>
+      <w:r>
+        <w:t>"Fruit name is " + item);</w:t>
       </w:r>
     </w:p>
     <w:p>
@@ -1359,8 +1405,13 @@
     </w:p>
     <w:p/>
     <w:p>
-      <w:r>
-        <w:t>console.log(a + b); // Output: 30</w:t>
+      <w:proofErr w:type="gramStart"/>
+      <w:r>
+        <w:t>console.log(</w:t>
+      </w:r>
+      <w:proofErr w:type="gramEnd"/>
+      <w:r>
+        <w:t>a + b); // Output: 30</w:t>
       </w:r>
     </w:p>
     <w:p/>
@@ -1456,10 +1507,12 @@
     <w:p/>
     <w:p>
       <w:proofErr w:type="spellStart"/>
+      <w:proofErr w:type="gramStart"/>
       <w:r>
         <w:t>fs.writeFileSync</w:t>
       </w:r>
       <w:proofErr w:type="spellEnd"/>
+      <w:proofErr w:type="gramEnd"/>
       <w:r>
         <w:t>("anil.txt", "My name is Anil");</w:t>
       </w:r>
@@ -1519,9 +1572,11 @@
       </w:r>
     </w:p>
     <w:p>
+      <w:proofErr w:type="gramStart"/>
       <w:r>
         <w:t>&gt; .exit</w:t>
       </w:r>
+      <w:proofErr w:type="gramEnd"/>
     </w:p>
     <w:p/>
     <w:p/>
@@ -1851,8 +1906,17 @@
           <w:b/>
           <w:bCs/>
         </w:rPr>
-        <w:t xml:space="preserve"> and receive data between any two language</w:t>
-      </w:r>
+        <w:t xml:space="preserve"> and receive data between any two </w:t>
+      </w:r>
+      <w:proofErr w:type="gramStart"/>
+      <w:r>
+        <w:rPr>
+          <w:b/>
+          <w:bCs/>
+        </w:rPr>
+        <w:t>language</w:t>
+      </w:r>
+      <w:proofErr w:type="gramEnd"/>
     </w:p>
     <w:p>
       <w:pPr>
@@ -1869,6 +1933,7 @@
         <w:t xml:space="preserve">After make API in node </w:t>
       </w:r>
       <w:proofErr w:type="spellStart"/>
+      <w:proofErr w:type="gramStart"/>
       <w:r>
         <w:rPr>
           <w:b/>
@@ -1882,7 +1947,47 @@
           <w:b/>
           <w:bCs/>
         </w:rPr>
-        <w:t xml:space="preserve"> , API can use in front technologies , Mobile technologies and any other platform</w:t>
+        <w:t xml:space="preserve"> ,</w:t>
+      </w:r>
+      <w:proofErr w:type="gramEnd"/>
+      <w:r>
+        <w:rPr>
+          <w:b/>
+          <w:bCs/>
+        </w:rPr>
+        <w:t xml:space="preserve"> API can use in front </w:t>
+      </w:r>
+      <w:proofErr w:type="gramStart"/>
+      <w:r>
+        <w:rPr>
+          <w:b/>
+          <w:bCs/>
+        </w:rPr>
+        <w:t>technologies ,</w:t>
+      </w:r>
+      <w:proofErr w:type="gramEnd"/>
+      <w:r>
+        <w:rPr>
+          <w:b/>
+          <w:bCs/>
+        </w:rPr>
+        <w:t xml:space="preserve"> Mobile </w:t>
+      </w:r>
+      <w:proofErr w:type="gramStart"/>
+      <w:r>
+        <w:rPr>
+          <w:b/>
+          <w:bCs/>
+        </w:rPr>
+        <w:t>technologies</w:t>
+      </w:r>
+      <w:proofErr w:type="gramEnd"/>
+      <w:r>
+        <w:rPr>
+          <w:b/>
+          <w:bCs/>
+        </w:rPr>
+        <w:t xml:space="preserve"> and any other platform</w:t>
       </w:r>
     </w:p>
     <w:p>
@@ -1960,12 +2065,21 @@
           <w:bCs/>
         </w:rPr>
       </w:pPr>
-      <w:r>
-        <w:rPr>
-          <w:b/>
-          <w:bCs/>
-        </w:rPr>
-        <w:t>That’s why we build APIs — so that our backend and frontend (or mobile app) can work together.</w:t>
+      <w:proofErr w:type="gramStart"/>
+      <w:r>
+        <w:rPr>
+          <w:b/>
+          <w:bCs/>
+        </w:rPr>
+        <w:t>That’s</w:t>
+      </w:r>
+      <w:proofErr w:type="gramEnd"/>
+      <w:r>
+        <w:rPr>
+          <w:b/>
+          <w:bCs/>
+        </w:rPr>
+        <w:t xml:space="preserve"> why we build APIs — so that our backend and frontend (or mobile app) can work together.</w:t>
       </w:r>
     </w:p>
     <w:p>
@@ -2210,12 +2324,21 @@
           <w:bCs/>
         </w:rPr>
       </w:pPr>
-      <w:r>
-        <w:rPr>
-          <w:b/>
-          <w:bCs/>
-        </w:rPr>
-        <w:t>console.log(a + b + c);</w:t>
+      <w:proofErr w:type="gramStart"/>
+      <w:r>
+        <w:rPr>
+          <w:b/>
+          <w:bCs/>
+        </w:rPr>
+        <w:t>console.log(</w:t>
+      </w:r>
+      <w:proofErr w:type="gramEnd"/>
+      <w:r>
+        <w:rPr>
+          <w:b/>
+          <w:bCs/>
+        </w:rPr>
+        <w:t>a + b + c);</w:t>
       </w:r>
     </w:p>
     <w:p>
@@ -2352,7 +2475,23 @@
           <w:b/>
           <w:bCs/>
         </w:rPr>
-        <w:t xml:space="preserve">  console.log("this is if condition");</w:t>
+        <w:t xml:space="preserve">  </w:t>
+      </w:r>
+      <w:proofErr w:type="gramStart"/>
+      <w:r>
+        <w:rPr>
+          <w:b/>
+          <w:bCs/>
+        </w:rPr>
+        <w:t>console.log(</w:t>
+      </w:r>
+      <w:proofErr w:type="gramEnd"/>
+      <w:r>
+        <w:rPr>
+          <w:b/>
+          <w:bCs/>
+        </w:rPr>
+        <w:t>"this is if condition");</w:t>
       </w:r>
     </w:p>
     <w:p>
@@ -2382,7 +2521,23 @@
           <w:b/>
           <w:bCs/>
         </w:rPr>
-        <w:t xml:space="preserve">  console.log("this is else condition");</w:t>
+        <w:t xml:space="preserve">  </w:t>
+      </w:r>
+      <w:proofErr w:type="gramStart"/>
+      <w:r>
+        <w:rPr>
+          <w:b/>
+          <w:bCs/>
+        </w:rPr>
+        <w:t>console.log(</w:t>
+      </w:r>
+      <w:proofErr w:type="gramEnd"/>
+      <w:r>
+        <w:rPr>
+          <w:b/>
+          <w:bCs/>
+        </w:rPr>
+        <w:t>"this is else condition");</w:t>
       </w:r>
     </w:p>
     <w:p>
@@ -2450,7 +2605,23 @@
           <w:b/>
           <w:bCs/>
         </w:rPr>
-        <w:t xml:space="preserve">  console.log("fruit is " + item);</w:t>
+        <w:t xml:space="preserve">  </w:t>
+      </w:r>
+      <w:proofErr w:type="gramStart"/>
+      <w:r>
+        <w:rPr>
+          <w:b/>
+          <w:bCs/>
+        </w:rPr>
+        <w:t>console.log(</w:t>
+      </w:r>
+      <w:proofErr w:type="gramEnd"/>
+      <w:r>
+        <w:rPr>
+          <w:b/>
+          <w:bCs/>
+        </w:rPr>
+        <w:t>"fruit is " + item);</w:t>
       </w:r>
     </w:p>
     <w:p>
@@ -2781,6 +2952,7 @@
         <w:t xml:space="preserve">for (var a = 0; a &lt; </w:t>
       </w:r>
       <w:proofErr w:type="spellStart"/>
+      <w:proofErr w:type="gramStart"/>
       <w:r>
         <w:rPr>
           <w:b/>
@@ -2789,6 +2961,7 @@
         <w:t>user.length</w:t>
       </w:r>
       <w:proofErr w:type="spellEnd"/>
+      <w:proofErr w:type="gramEnd"/>
       <w:r>
         <w:rPr>
           <w:b/>
@@ -2979,6 +3152,7 @@
         <w:t>console.log(</w:t>
       </w:r>
       <w:proofErr w:type="spellStart"/>
+      <w:proofErr w:type="gramStart"/>
       <w:r>
         <w:rPr>
           <w:b/>
@@ -2987,6 +3161,7 @@
         <w:t>user.city</w:t>
       </w:r>
       <w:proofErr w:type="spellEnd"/>
+      <w:proofErr w:type="gramEnd"/>
       <w:r>
         <w:rPr>
           <w:b/>
@@ -3055,7 +3230,23 @@
           <w:b/>
           <w:bCs/>
         </w:rPr>
-        <w:t>How to Import Functions or Variables From Another File</w:t>
+        <w:t xml:space="preserve">How to Import Functions or Variables </w:t>
+      </w:r>
+      <w:proofErr w:type="gramStart"/>
+      <w:r>
+        <w:rPr>
+          <w:b/>
+          <w:bCs/>
+        </w:rPr>
+        <w:t>From</w:t>
+      </w:r>
+      <w:proofErr w:type="gramEnd"/>
+      <w:r>
+        <w:rPr>
+          <w:b/>
+          <w:bCs/>
+        </w:rPr>
+        <w:t xml:space="preserve"> Another File</w:t>
       </w:r>
     </w:p>
     <w:p>
@@ -3081,6 +3272,7 @@
         </w:rPr>
       </w:pPr>
       <w:proofErr w:type="spellStart"/>
+      <w:proofErr w:type="gramStart"/>
       <w:r>
         <w:rPr>
           <w:b/>
@@ -3089,6 +3281,7 @@
         <w:t>module.exports</w:t>
       </w:r>
       <w:proofErr w:type="spellEnd"/>
+      <w:proofErr w:type="gramEnd"/>
       <w:r>
         <w:rPr>
           <w:b/>
@@ -3213,6 +3406,7 @@
         <w:t>console.log(</w:t>
       </w:r>
       <w:proofErr w:type="spellStart"/>
+      <w:proofErr w:type="gramStart"/>
       <w:r>
         <w:rPr>
           <w:b/>
@@ -3221,6 +3415,7 @@
         <w:t>data.userName</w:t>
       </w:r>
       <w:proofErr w:type="spellEnd"/>
+      <w:proofErr w:type="gramEnd"/>
       <w:r>
         <w:rPr>
           <w:b/>
@@ -3452,6 +3647,7 @@
         </w:rPr>
       </w:pPr>
       <w:proofErr w:type="spellStart"/>
+      <w:proofErr w:type="gramStart"/>
       <w:r>
         <w:rPr>
           <w:b/>
@@ -3460,6 +3656,7 @@
         <w:t>fs.writeFileSync</w:t>
       </w:r>
       <w:proofErr w:type="spellEnd"/>
+      <w:proofErr w:type="gramEnd"/>
       <w:r>
         <w:rPr>
           <w:b/>
@@ -3506,6 +3703,7 @@
         <w:t>console.log(</w:t>
       </w:r>
       <w:proofErr w:type="spellStart"/>
+      <w:proofErr w:type="gramStart"/>
       <w:r>
         <w:rPr>
           <w:b/>
@@ -3514,6 +3712,7 @@
         <w:t>os.platform</w:t>
       </w:r>
       <w:proofErr w:type="spellEnd"/>
+      <w:proofErr w:type="gramEnd"/>
       <w:r>
         <w:rPr>
           <w:b/>
@@ -3537,6 +3736,7 @@
         <w:t>console.log(</w:t>
       </w:r>
       <w:proofErr w:type="spellStart"/>
+      <w:proofErr w:type="gramStart"/>
       <w:r>
         <w:rPr>
           <w:b/>
@@ -3545,6 +3745,7 @@
         <w:t>os.hostname</w:t>
       </w:r>
       <w:proofErr w:type="spellEnd"/>
+      <w:proofErr w:type="gramEnd"/>
       <w:r>
         <w:rPr>
           <w:b/>
@@ -3568,6 +3769,7 @@
         <w:t>console.log(</w:t>
       </w:r>
       <w:proofErr w:type="spellStart"/>
+      <w:proofErr w:type="gramStart"/>
       <w:r>
         <w:rPr>
           <w:b/>
@@ -3576,6 +3778,7 @@
         <w:t>os.cpus</w:t>
       </w:r>
       <w:proofErr w:type="spellEnd"/>
+      <w:proofErr w:type="gramEnd"/>
       <w:r>
         <w:rPr>
           <w:b/>
@@ -3718,7 +3921,23 @@
           <w:b/>
           <w:bCs/>
         </w:rPr>
-        <w:t>No need to install them separately. Just use require() to import them.</w:t>
+        <w:t>No need to install them separately. Just use </w:t>
+      </w:r>
+      <w:proofErr w:type="gramStart"/>
+      <w:r>
+        <w:rPr>
+          <w:b/>
+          <w:bCs/>
+        </w:rPr>
+        <w:t>require(</w:t>
+      </w:r>
+      <w:proofErr w:type="gramEnd"/>
+      <w:r>
+        <w:rPr>
+          <w:b/>
+          <w:bCs/>
+        </w:rPr>
+        <w:t>) to import them.</w:t>
       </w:r>
     </w:p>
     <w:p>
@@ -3826,30 +4045,55 @@
           <w:b/>
           <w:bCs/>
         </w:rPr>
-        <w:t xml:space="preserve"> { log } = require("console"); // import console module</w:t>
-      </w:r>
-    </w:p>
-    <w:p>
-      <w:pPr>
-        <w:rPr>
-          <w:b/>
-          <w:bCs/>
-        </w:rPr>
-      </w:pPr>
-    </w:p>
-    <w:p>
-      <w:pPr>
-        <w:rPr>
-          <w:b/>
-          <w:bCs/>
-        </w:rPr>
-      </w:pPr>
-      <w:r>
-        <w:rPr>
-          <w:b/>
-          <w:bCs/>
-        </w:rPr>
-        <w:t>log("custom log");</w:t>
+        <w:t xml:space="preserve"> </w:t>
+      </w:r>
+      <w:proofErr w:type="gramStart"/>
+      <w:r>
+        <w:rPr>
+          <w:b/>
+          <w:bCs/>
+        </w:rPr>
+        <w:t>{ log</w:t>
+      </w:r>
+      <w:proofErr w:type="gramEnd"/>
+      <w:r>
+        <w:rPr>
+          <w:b/>
+          <w:bCs/>
+        </w:rPr>
+        <w:t xml:space="preserve"> } = require("console"); // import console module</w:t>
+      </w:r>
+    </w:p>
+    <w:p>
+      <w:pPr>
+        <w:rPr>
+          <w:b/>
+          <w:bCs/>
+        </w:rPr>
+      </w:pPr>
+    </w:p>
+    <w:p>
+      <w:pPr>
+        <w:rPr>
+          <w:b/>
+          <w:bCs/>
+        </w:rPr>
+      </w:pPr>
+      <w:proofErr w:type="gramStart"/>
+      <w:r>
+        <w:rPr>
+          <w:b/>
+          <w:bCs/>
+        </w:rPr>
+        <w:t>log(</w:t>
+      </w:r>
+      <w:proofErr w:type="gramEnd"/>
+      <w:r>
+        <w:rPr>
+          <w:b/>
+          <w:bCs/>
+        </w:rPr>
+        <w:t>"custom log");</w:t>
       </w:r>
     </w:p>
     <w:p>
@@ -4058,12 +4302,21 @@
           <w:bCs/>
         </w:rPr>
       </w:pPr>
-      <w:r>
-        <w:rPr>
-          <w:b/>
-          <w:bCs/>
-        </w:rPr>
-        <w:t>It’s important to understand this:</w:t>
+      <w:proofErr w:type="gramStart"/>
+      <w:r>
+        <w:rPr>
+          <w:b/>
+          <w:bCs/>
+        </w:rPr>
+        <w:t>It’s</w:t>
+      </w:r>
+      <w:proofErr w:type="gramEnd"/>
+      <w:r>
+        <w:rPr>
+          <w:b/>
+          <w:bCs/>
+        </w:rPr>
+        <w:t xml:space="preserve"> important to understand this:</w:t>
       </w:r>
     </w:p>
     <w:p>
@@ -4131,30 +4384,55 @@
           <w:b/>
           <w:bCs/>
         </w:rPr>
-        <w:t>You don’t need to install it separately.</w:t>
-      </w:r>
-    </w:p>
-    <w:p>
-      <w:pPr>
-        <w:rPr>
-          <w:b/>
-          <w:bCs/>
-        </w:rPr>
-      </w:pPr>
-    </w:p>
-    <w:p>
-      <w:pPr>
-        <w:rPr>
-          <w:b/>
-          <w:bCs/>
-        </w:rPr>
-      </w:pPr>
-      <w:r>
-        <w:rPr>
-          <w:b/>
-          <w:bCs/>
-        </w:rPr>
-        <w:t>Here’s the basic code to create a server:</w:t>
+        <w:t xml:space="preserve">You </w:t>
+      </w:r>
+      <w:proofErr w:type="gramStart"/>
+      <w:r>
+        <w:rPr>
+          <w:b/>
+          <w:bCs/>
+        </w:rPr>
+        <w:t>don’t</w:t>
+      </w:r>
+      <w:proofErr w:type="gramEnd"/>
+      <w:r>
+        <w:rPr>
+          <w:b/>
+          <w:bCs/>
+        </w:rPr>
+        <w:t xml:space="preserve"> need to install it separately.</w:t>
+      </w:r>
+    </w:p>
+    <w:p>
+      <w:pPr>
+        <w:rPr>
+          <w:b/>
+          <w:bCs/>
+        </w:rPr>
+      </w:pPr>
+    </w:p>
+    <w:p>
+      <w:pPr>
+        <w:rPr>
+          <w:b/>
+          <w:bCs/>
+        </w:rPr>
+      </w:pPr>
+      <w:proofErr w:type="gramStart"/>
+      <w:r>
+        <w:rPr>
+          <w:b/>
+          <w:bCs/>
+        </w:rPr>
+        <w:t>Here’s</w:t>
+      </w:r>
+      <w:proofErr w:type="gramEnd"/>
+      <w:r>
+        <w:rPr>
+          <w:b/>
+          <w:bCs/>
+        </w:rPr>
+        <w:t xml:space="preserve"> the basic code to create a server:</w:t>
       </w:r>
     </w:p>
     <w:p>
@@ -4197,6 +4475,7 @@
         </w:rPr>
       </w:pPr>
       <w:proofErr w:type="spellStart"/>
+      <w:proofErr w:type="gramStart"/>
       <w:r>
         <w:rPr>
           <w:b/>
@@ -4205,12 +4484,29 @@
         <w:t>http.createServer</w:t>
       </w:r>
       <w:proofErr w:type="spellEnd"/>
-      <w:r>
-        <w:rPr>
-          <w:b/>
-          <w:bCs/>
-        </w:rPr>
-        <w:t>().listen(4800);</w:t>
+      <w:proofErr w:type="gramEnd"/>
+      <w:r>
+        <w:rPr>
+          <w:b/>
+          <w:bCs/>
+        </w:rPr>
+        <w:t>(</w:t>
+      </w:r>
+      <w:proofErr w:type="gramStart"/>
+      <w:r>
+        <w:rPr>
+          <w:b/>
+          <w:bCs/>
+        </w:rPr>
+        <w:t>).listen</w:t>
+      </w:r>
+      <w:proofErr w:type="gramEnd"/>
+      <w:r>
+        <w:rPr>
+          <w:b/>
+          <w:bCs/>
+        </w:rPr>
+        <w:t>(4800);</w:t>
       </w:r>
     </w:p>
     <w:p>
@@ -4449,6 +4745,7 @@
         <w:t>In Node.js, you can handle this using the </w:t>
       </w:r>
       <w:proofErr w:type="spellStart"/>
+      <w:proofErr w:type="gramStart"/>
       <w:r>
         <w:rPr>
           <w:b/>
@@ -4457,6 +4754,7 @@
         <w:t>http.createServer</w:t>
       </w:r>
       <w:proofErr w:type="spellEnd"/>
+      <w:proofErr w:type="gramEnd"/>
       <w:r>
         <w:rPr>
           <w:b/>
@@ -4487,6 +4785,7 @@
           <w:bCs/>
         </w:rPr>
       </w:pPr>
+      <w:proofErr w:type="gramStart"/>
       <w:r>
         <w:rPr>
           <w:b/>
@@ -4503,6 +4802,7 @@
         <w:t>createServer</w:t>
       </w:r>
       <w:proofErr w:type="spellEnd"/>
+      <w:proofErr w:type="gramEnd"/>
       <w:r>
         <w:rPr>
           <w:b/>
@@ -4551,6 +4851,7 @@
         </w:rPr>
       </w:pPr>
       <w:proofErr w:type="spellStart"/>
+      <w:proofErr w:type="gramStart"/>
       <w:r>
         <w:rPr>
           <w:b/>
@@ -4559,6 +4860,7 @@
         <w:t>resp.write</w:t>
       </w:r>
       <w:proofErr w:type="spellEnd"/>
+      <w:proofErr w:type="gramEnd"/>
       <w:r>
         <w:rPr>
           <w:b/>
@@ -4613,12 +4915,21 @@
           <w:bCs/>
         </w:rPr>
       </w:pPr>
-      <w:r>
-        <w:rPr>
-          <w:b/>
-          <w:bCs/>
-        </w:rPr>
-        <w:t>.listen(4800);</w:t>
+      <w:proofErr w:type="gramStart"/>
+      <w:r>
+        <w:rPr>
+          <w:b/>
+          <w:bCs/>
+        </w:rPr>
+        <w:t>.listen</w:t>
+      </w:r>
+      <w:proofErr w:type="gramEnd"/>
+      <w:r>
+        <w:rPr>
+          <w:b/>
+          <w:bCs/>
+        </w:rPr>
+        <w:t>(4800);</w:t>
       </w:r>
     </w:p>
     <w:p>
@@ -5067,6 +5378,7 @@
           <w:bCs/>
         </w:rPr>
       </w:pPr>
+      <w:proofErr w:type="gramStart"/>
       <w:r>
         <w:rPr>
           <w:b/>
@@ -5088,6 +5400,47 @@
           <w:b/>
           <w:bCs/>
         </w:rPr>
+        <w:t>(</w:t>
+      </w:r>
+      <w:proofErr w:type="gramEnd"/>
+      <w:r>
+        <w:rPr>
+          <w:b/>
+          <w:bCs/>
+        </w:rPr>
+        <w:t>"Hi, this is Anil Sidhu"));</w:t>
+      </w:r>
+    </w:p>
+    <w:p>
+      <w:pPr>
+        <w:rPr>
+          <w:b/>
+          <w:bCs/>
+        </w:rPr>
+      </w:pPr>
+      <w:proofErr w:type="gramStart"/>
+      <w:r>
+        <w:rPr>
+          <w:b/>
+          <w:bCs/>
+        </w:rPr>
+        <w:t>console.log(</w:t>
+      </w:r>
+      <w:proofErr w:type="spellStart"/>
+      <w:r>
+        <w:rPr>
+          <w:b/>
+          <w:bCs/>
+        </w:rPr>
+        <w:t>colors.green</w:t>
+      </w:r>
+      <w:proofErr w:type="spellEnd"/>
+      <w:proofErr w:type="gramEnd"/>
+      <w:r>
+        <w:rPr>
+          <w:b/>
+          <w:bCs/>
+        </w:rPr>
         <w:t>("Hi, this is Anil Sidhu"));</w:t>
       </w:r>
     </w:p>
@@ -5098,6 +5451,7 @@
           <w:bCs/>
         </w:rPr>
       </w:pPr>
+      <w:proofErr w:type="gramStart"/>
       <w:r>
         <w:rPr>
           <w:b/>
@@ -5111,9 +5465,10 @@
           <w:b/>
           <w:bCs/>
         </w:rPr>
-        <w:t>colors.green</w:t>
-      </w:r>
-      <w:proofErr w:type="spellEnd"/>
+        <w:t>colors.yellow</w:t>
+      </w:r>
+      <w:proofErr w:type="spellEnd"/>
+      <w:proofErr w:type="gramEnd"/>
       <w:r>
         <w:rPr>
           <w:b/>
@@ -5129,37 +5484,6 @@
           <w:bCs/>
         </w:rPr>
       </w:pPr>
-      <w:r>
-        <w:rPr>
-          <w:b/>
-          <w:bCs/>
-        </w:rPr>
-        <w:t>console.log(</w:t>
-      </w:r>
-      <w:proofErr w:type="spellStart"/>
-      <w:r>
-        <w:rPr>
-          <w:b/>
-          <w:bCs/>
-        </w:rPr>
-        <w:t>colors.yellow</w:t>
-      </w:r>
-      <w:proofErr w:type="spellEnd"/>
-      <w:r>
-        <w:rPr>
-          <w:b/>
-          <w:bCs/>
-        </w:rPr>
-        <w:t>("Hi, this is Anil Sidhu"));</w:t>
-      </w:r>
-    </w:p>
-    <w:p>
-      <w:pPr>
-        <w:rPr>
-          <w:b/>
-          <w:bCs/>
-        </w:rPr>
-      </w:pPr>
     </w:p>
     <w:p>
       <w:pPr>
@@ -5214,6 +5538,7 @@
         <w:t>What is </w:t>
       </w:r>
       <w:proofErr w:type="spellStart"/>
+      <w:proofErr w:type="gramStart"/>
       <w:r>
         <w:rPr>
           <w:b/>
@@ -5222,6 +5547,7 @@
         <w:t>package.json</w:t>
       </w:r>
       <w:proofErr w:type="spellEnd"/>
+      <w:proofErr w:type="gramEnd"/>
       <w:r>
         <w:rPr>
           <w:b/>
@@ -5238,6 +5564,7 @@
         </w:rPr>
       </w:pPr>
       <w:proofErr w:type="spellStart"/>
+      <w:proofErr w:type="gramStart"/>
       <w:r>
         <w:rPr>
           <w:b/>
@@ -5246,6 +5573,7 @@
         <w:t>package.json</w:t>
       </w:r>
       <w:proofErr w:type="spellEnd"/>
+      <w:proofErr w:type="gramEnd"/>
       <w:r>
         <w:rPr>
           <w:b/>
@@ -5391,6 +5719,7 @@
         <w:t>What is package-</w:t>
       </w:r>
       <w:proofErr w:type="spellStart"/>
+      <w:proofErr w:type="gramStart"/>
       <w:r>
         <w:rPr>
           <w:b/>
@@ -5399,6 +5728,7 @@
         <w:t>lock.json</w:t>
       </w:r>
       <w:proofErr w:type="spellEnd"/>
+      <w:proofErr w:type="gramEnd"/>
       <w:r>
         <w:rPr>
           <w:b/>
@@ -5422,6 +5752,7 @@
         <w:t>package-</w:t>
       </w:r>
       <w:proofErr w:type="spellStart"/>
+      <w:proofErr w:type="gramStart"/>
       <w:r>
         <w:rPr>
           <w:b/>
@@ -5430,6 +5761,7 @@
         <w:t>lock.json</w:t>
       </w:r>
       <w:proofErr w:type="spellEnd"/>
+      <w:proofErr w:type="gramEnd"/>
       <w:r>
         <w:rPr>
           <w:b/>
@@ -5539,6 +5871,7 @@
         <w:t>How to Create a </w:t>
       </w:r>
       <w:proofErr w:type="spellStart"/>
+      <w:proofErr w:type="gramStart"/>
       <w:r>
         <w:rPr>
           <w:b/>
@@ -5547,6 +5880,7 @@
         <w:t>package.json</w:t>
       </w:r>
       <w:proofErr w:type="spellEnd"/>
+      <w:proofErr w:type="gramEnd"/>
       <w:r>
         <w:rPr>
           <w:b/>
@@ -5938,6 +6272,7 @@
         <w:t>This will read </w:t>
       </w:r>
       <w:proofErr w:type="spellStart"/>
+      <w:proofErr w:type="gramStart"/>
       <w:r>
         <w:rPr>
           <w:b/>
@@ -5946,6 +6281,7 @@
         <w:t>package.json</w:t>
       </w:r>
       <w:proofErr w:type="spellEnd"/>
+      <w:proofErr w:type="gramEnd"/>
       <w:r>
         <w:rPr>
           <w:b/>
@@ -5954,6 +6290,7 @@
         <w:t> and package-</w:t>
       </w:r>
       <w:proofErr w:type="spellStart"/>
+      <w:proofErr w:type="gramStart"/>
       <w:r>
         <w:rPr>
           <w:b/>
@@ -5962,6 +6299,7 @@
         <w:t>lock.json</w:t>
       </w:r>
       <w:proofErr w:type="spellEnd"/>
+      <w:proofErr w:type="gramEnd"/>
       <w:r>
         <w:rPr>
           <w:b/>
@@ -6075,7 +6413,39 @@
           <w:b/>
           <w:bCs/>
         </w:rPr>
-        <w:t>When you're working with a Node.js server, every time you make a change in your server file, you have to:</w:t>
+        <w:t xml:space="preserve">When </w:t>
+      </w:r>
+      <w:proofErr w:type="gramStart"/>
+      <w:r>
+        <w:rPr>
+          <w:b/>
+          <w:bCs/>
+        </w:rPr>
+        <w:t>you're</w:t>
+      </w:r>
+      <w:proofErr w:type="gramEnd"/>
+      <w:r>
+        <w:rPr>
+          <w:b/>
+          <w:bCs/>
+        </w:rPr>
+        <w:t xml:space="preserve"> working with a Node.js server, every time you make a change in your server file, you </w:t>
+      </w:r>
+      <w:proofErr w:type="gramStart"/>
+      <w:r>
+        <w:rPr>
+          <w:b/>
+          <w:bCs/>
+        </w:rPr>
+        <w:t>have to</w:t>
+      </w:r>
+      <w:proofErr w:type="gramEnd"/>
+      <w:r>
+        <w:rPr>
+          <w:b/>
+          <w:bCs/>
+        </w:rPr>
+        <w:t>:</w:t>
       </w:r>
     </w:p>
     <w:p>
@@ -6636,7 +7006,15 @@
           <w:bCs/>
         </w:rPr>
         <w:lastRenderedPageBreak/>
-        <w:t xml:space="preserve">  .</w:t>
+        <w:t xml:space="preserve">  </w:t>
+      </w:r>
+      <w:proofErr w:type="gramStart"/>
+      <w:r>
+        <w:rPr>
+          <w:b/>
+          <w:bCs/>
+        </w:rPr>
+        <w:t>.</w:t>
       </w:r>
       <w:proofErr w:type="spellStart"/>
       <w:r>
@@ -6647,6 +7025,7 @@
         <w:t>createServer</w:t>
       </w:r>
       <w:proofErr w:type="spellEnd"/>
+      <w:proofErr w:type="gramEnd"/>
       <w:r>
         <w:rPr>
           <w:b/>
@@ -6702,6 +7081,7 @@
         <w:t xml:space="preserve">    </w:t>
       </w:r>
       <w:proofErr w:type="spellStart"/>
+      <w:proofErr w:type="gramStart"/>
       <w:r>
         <w:rPr>
           <w:b/>
@@ -6710,6 +7090,7 @@
         <w:t>resp.setHeader</w:t>
       </w:r>
       <w:proofErr w:type="spellEnd"/>
+      <w:proofErr w:type="gramEnd"/>
       <w:r>
         <w:rPr>
           <w:b/>
@@ -6733,6 +7114,7 @@
         <w:t xml:space="preserve">    </w:t>
       </w:r>
       <w:proofErr w:type="spellStart"/>
+      <w:proofErr w:type="gramStart"/>
       <w:r>
         <w:rPr>
           <w:b/>
@@ -6741,6 +7123,7 @@
         <w:t>resp.write</w:t>
       </w:r>
       <w:proofErr w:type="spellEnd"/>
+      <w:proofErr w:type="gramEnd"/>
       <w:r>
         <w:rPr>
           <w:b/>
@@ -6764,6 +7147,7 @@
         <w:t xml:space="preserve">    </w:t>
       </w:r>
       <w:proofErr w:type="spellStart"/>
+      <w:proofErr w:type="gramStart"/>
       <w:r>
         <w:rPr>
           <w:b/>
@@ -6777,7 +7161,15 @@
           <w:b/>
           <w:bCs/>
         </w:rPr>
-        <w:t>(); // End the response</w:t>
+        <w:t>(</w:t>
+      </w:r>
+      <w:proofErr w:type="gramEnd"/>
+      <w:r>
+        <w:rPr>
+          <w:b/>
+          <w:bCs/>
+        </w:rPr>
+        <w:t>); // End the response</w:t>
       </w:r>
     </w:p>
     <w:p>
@@ -6807,7 +7199,23 @@
           <w:b/>
           <w:bCs/>
         </w:rPr>
-        <w:t xml:space="preserve">  .listen("4800");</w:t>
+        <w:t xml:space="preserve">  </w:t>
+      </w:r>
+      <w:proofErr w:type="gramStart"/>
+      <w:r>
+        <w:rPr>
+          <w:b/>
+          <w:bCs/>
+        </w:rPr>
+        <w:t>.listen</w:t>
+      </w:r>
+      <w:proofErr w:type="gramEnd"/>
+      <w:r>
+        <w:rPr>
+          <w:b/>
+          <w:bCs/>
+        </w:rPr>
+        <w:t>("4800");</w:t>
       </w:r>
     </w:p>
     <w:p>
@@ -7045,7 +7453,15 @@
           <w:b/>
           <w:bCs/>
         </w:rPr>
-        <w:t xml:space="preserve">  .</w:t>
+        <w:t xml:space="preserve">  </w:t>
+      </w:r>
+      <w:proofErr w:type="gramStart"/>
+      <w:r>
+        <w:rPr>
+          <w:b/>
+          <w:bCs/>
+        </w:rPr>
+        <w:t>.</w:t>
       </w:r>
       <w:proofErr w:type="spellStart"/>
       <w:r>
@@ -7056,6 +7472,7 @@
         <w:t>createServer</w:t>
       </w:r>
       <w:proofErr w:type="spellEnd"/>
+      <w:proofErr w:type="gramEnd"/>
       <w:r>
         <w:rPr>
           <w:b/>
@@ -7111,6 +7528,7 @@
         <w:t xml:space="preserve">    </w:t>
       </w:r>
       <w:proofErr w:type="spellStart"/>
+      <w:proofErr w:type="gramStart"/>
       <w:r>
         <w:rPr>
           <w:b/>
@@ -7119,6 +7537,7 @@
         <w:t>resp.setHeader</w:t>
       </w:r>
       <w:proofErr w:type="spellEnd"/>
+      <w:proofErr w:type="gramEnd"/>
       <w:r>
         <w:rPr>
           <w:b/>
@@ -7150,6 +7569,7 @@
         <w:t xml:space="preserve">    </w:t>
       </w:r>
       <w:proofErr w:type="spellStart"/>
+      <w:proofErr w:type="gramStart"/>
       <w:r>
         <w:rPr>
           <w:b/>
@@ -7158,6 +7578,7 @@
         <w:t>resp.write</w:t>
       </w:r>
       <w:proofErr w:type="spellEnd"/>
+      <w:proofErr w:type="gramEnd"/>
       <w:r>
         <w:rPr>
           <w:b/>
@@ -7283,7 +7704,23 @@
           <w:b/>
           <w:bCs/>
         </w:rPr>
-        <w:t xml:space="preserve">          &lt;h2&gt;Current Date &amp; Time: ${Date()}&lt;/h2&gt;</w:t>
+        <w:t xml:space="preserve">          &lt;h2&gt;Current Date &amp; Time: ${Date(</w:t>
+      </w:r>
+      <w:proofErr w:type="gramStart"/>
+      <w:r>
+        <w:rPr>
+          <w:b/>
+          <w:bCs/>
+        </w:rPr>
+        <w:t>)}&lt;</w:t>
+      </w:r>
+      <w:proofErr w:type="gramEnd"/>
+      <w:r>
+        <w:rPr>
+          <w:b/>
+          <w:bCs/>
+        </w:rPr>
+        <w:t>/h2&gt;</w:t>
       </w:r>
     </w:p>
     <w:p>
@@ -7355,6 +7792,7 @@
         <w:t xml:space="preserve">    </w:t>
       </w:r>
       <w:proofErr w:type="spellStart"/>
+      <w:proofErr w:type="gramStart"/>
       <w:r>
         <w:rPr>
           <w:b/>
@@ -7368,7 +7806,15 @@
           <w:b/>
           <w:bCs/>
         </w:rPr>
-        <w:t>();</w:t>
+        <w:t>(</w:t>
+      </w:r>
+      <w:proofErr w:type="gramEnd"/>
+      <w:r>
+        <w:rPr>
+          <w:b/>
+          <w:bCs/>
+        </w:rPr>
+        <w:t>);</w:t>
       </w:r>
     </w:p>
     <w:p>
@@ -7398,7 +7844,23 @@
           <w:b/>
           <w:bCs/>
         </w:rPr>
-        <w:t xml:space="preserve">  .listen(4800);</w:t>
+        <w:t xml:space="preserve">  </w:t>
+      </w:r>
+      <w:proofErr w:type="gramStart"/>
+      <w:r>
+        <w:rPr>
+          <w:b/>
+          <w:bCs/>
+        </w:rPr>
+        <w:t>.listen</w:t>
+      </w:r>
+      <w:proofErr w:type="gramEnd"/>
+      <w:r>
+        <w:rPr>
+          <w:b/>
+          <w:bCs/>
+        </w:rPr>
+        <w:t>(4800);</w:t>
       </w:r>
     </w:p>
     <w:p>
@@ -7429,6 +7891,7 @@
         </w:rPr>
       </w:pPr>
       <w:proofErr w:type="spellStart"/>
+      <w:proofErr w:type="gramStart"/>
       <w:r>
         <w:rPr>
           <w:b/>
@@ -7437,12 +7900,29 @@
         <w:t>resp.setHeader</w:t>
       </w:r>
       <w:proofErr w:type="spellEnd"/>
-      <w:r>
-        <w:rPr>
-          <w:b/>
-          <w:bCs/>
-        </w:rPr>
-        <w:t>("Content-Type", "text/html"): Tells the browser that we’re sending back HTML.</w:t>
+      <w:proofErr w:type="gramEnd"/>
+      <w:r>
+        <w:rPr>
+          <w:b/>
+          <w:bCs/>
+        </w:rPr>
+        <w:t xml:space="preserve">("Content-Type", "text/html"): Tells the browser that </w:t>
+      </w:r>
+      <w:proofErr w:type="gramStart"/>
+      <w:r>
+        <w:rPr>
+          <w:b/>
+          <w:bCs/>
+        </w:rPr>
+        <w:t>we’re</w:t>
+      </w:r>
+      <w:proofErr w:type="gramEnd"/>
+      <w:r>
+        <w:rPr>
+          <w:b/>
+          <w:bCs/>
+        </w:rPr>
+        <w:t xml:space="preserve"> sending back HTML.</w:t>
       </w:r>
     </w:p>
     <w:p>
@@ -7461,7 +7941,23 @@
           <w:b/>
           <w:bCs/>
         </w:rPr>
-        <w:t>Template literals (` `): Used to inject JavaScript variables like age and Date() into the HTML.</w:t>
+        <w:t>Template literals (` `): Used to inject JavaScript variables like age and </w:t>
+      </w:r>
+      <w:proofErr w:type="gramStart"/>
+      <w:r>
+        <w:rPr>
+          <w:b/>
+          <w:bCs/>
+        </w:rPr>
+        <w:t>Date(</w:t>
+      </w:r>
+      <w:proofErr w:type="gramEnd"/>
+      <w:r>
+        <w:rPr>
+          <w:b/>
+          <w:bCs/>
+        </w:rPr>
+        <w:t>) into the HTML.</w:t>
       </w:r>
     </w:p>
     <w:p>
@@ -7521,12 +8017,21 @@
           <w:bCs/>
         </w:rPr>
       </w:pPr>
-      <w:r>
-        <w:rPr>
-          <w:b/>
-          <w:bCs/>
-        </w:rPr>
-        <w:t>We’ll use Node.js http module to create a basic server.</w:t>
+      <w:proofErr w:type="gramStart"/>
+      <w:r>
+        <w:rPr>
+          <w:b/>
+          <w:bCs/>
+        </w:rPr>
+        <w:t>We’ll</w:t>
+      </w:r>
+      <w:proofErr w:type="gramEnd"/>
+      <w:r>
+        <w:rPr>
+          <w:b/>
+          <w:bCs/>
+        </w:rPr>
+        <w:t xml:space="preserve"> use Node.js http module to create a basic server.</w:t>
       </w:r>
     </w:p>
     <w:p>
@@ -7941,6 +8446,7 @@
           <w:bCs/>
         </w:rPr>
       </w:pPr>
+      <w:proofErr w:type="gramStart"/>
       <w:r>
         <w:rPr>
           <w:b/>
@@ -7957,6 +8463,7 @@
         <w:t>createServer</w:t>
       </w:r>
       <w:proofErr w:type="spellEnd"/>
+      <w:proofErr w:type="gramEnd"/>
       <w:r>
         <w:rPr>
           <w:b/>
@@ -8005,6 +8512,7 @@
         </w:rPr>
       </w:pPr>
       <w:proofErr w:type="spellStart"/>
+      <w:proofErr w:type="gramStart"/>
       <w:r>
         <w:rPr>
           <w:b/>
@@ -8013,6 +8521,7 @@
         <w:t>resp.setHeader</w:t>
       </w:r>
       <w:proofErr w:type="spellEnd"/>
+      <w:proofErr w:type="gramEnd"/>
       <w:r>
         <w:rPr>
           <w:b/>
@@ -8045,6 +8554,7 @@
         </w:rPr>
       </w:pPr>
       <w:proofErr w:type="spellStart"/>
+      <w:proofErr w:type="gramStart"/>
       <w:r>
         <w:rPr>
           <w:b/>
@@ -8053,6 +8563,7 @@
         <w:t>resp.write</w:t>
       </w:r>
       <w:proofErr w:type="spellEnd"/>
+      <w:proofErr w:type="gramEnd"/>
       <w:r>
         <w:rPr>
           <w:b/>
@@ -8117,6 +8628,7 @@
         </w:rPr>
       </w:pPr>
       <w:proofErr w:type="spellStart"/>
+      <w:proofErr w:type="gramStart"/>
       <w:r>
         <w:rPr>
           <w:b/>
@@ -8130,7 +8642,15 @@
           <w:b/>
           <w:bCs/>
         </w:rPr>
-        <w:t>(); // End the response</w:t>
+        <w:t>(</w:t>
+      </w:r>
+      <w:proofErr w:type="gramEnd"/>
+      <w:r>
+        <w:rPr>
+          <w:b/>
+          <w:bCs/>
+        </w:rPr>
+        <w:t>); // End the response</w:t>
       </w:r>
     </w:p>
     <w:p>
@@ -8155,12 +8675,21 @@
           <w:bCs/>
         </w:rPr>
       </w:pPr>
-      <w:r>
-        <w:rPr>
-          <w:b/>
-          <w:bCs/>
-        </w:rPr>
-        <w:t>.listen(6000);</w:t>
+      <w:proofErr w:type="gramStart"/>
+      <w:r>
+        <w:rPr>
+          <w:b/>
+          <w:bCs/>
+        </w:rPr>
+        <w:t>.listen</w:t>
+      </w:r>
+      <w:proofErr w:type="gramEnd"/>
+      <w:r>
+        <w:rPr>
+          <w:b/>
+          <w:bCs/>
+        </w:rPr>
+        <w:t>(6000);</w:t>
       </w:r>
     </w:p>
     <w:p>
@@ -8359,17 +8888,2863 @@
         <w:rPr>
           <w:b/>
           <w:bCs/>
-        </w:rPr>
-      </w:pPr>
-    </w:p>
-    <w:p>
-      <w:pPr>
-        <w:rPr>
-          <w:b/>
-          <w:bCs/>
-        </w:rPr>
-      </w:pPr>
-    </w:p>
+          <w:sz w:val="56"/>
+          <w:szCs w:val="56"/>
+        </w:rPr>
+      </w:pPr>
+      <w:r>
+        <w:rPr>
+          <w:b/>
+          <w:bCs/>
+          <w:sz w:val="56"/>
+          <w:szCs w:val="56"/>
+        </w:rPr>
+        <w:lastRenderedPageBreak/>
+        <w:t>Understand Client Request in Node.</w:t>
+      </w:r>
+    </w:p>
+    <w:p>
+      <w:pPr>
+        <w:rPr>
+          <w:b/>
+          <w:bCs/>
+        </w:rPr>
+      </w:pPr>
+    </w:p>
+    <w:p>
+      <w:pPr>
+        <w:rPr>
+          <w:b/>
+          <w:bCs/>
+        </w:rPr>
+      </w:pPr>
+      <w:r>
+        <w:rPr>
+          <w:b/>
+          <w:bCs/>
+        </w:rPr>
+        <w:t>What is a Client Request?</w:t>
+      </w:r>
+    </w:p>
+    <w:p>
+      <w:pPr>
+        <w:rPr>
+          <w:b/>
+          <w:bCs/>
+        </w:rPr>
+      </w:pPr>
+      <w:r>
+        <w:rPr>
+          <w:b/>
+          <w:bCs/>
+        </w:rPr>
+        <w:t>A client request is the action performed by the client (browser or any API testing tool) when it tries to access a URL or send data to the server.</w:t>
+      </w:r>
+    </w:p>
+    <w:p>
+      <w:pPr>
+        <w:rPr>
+          <w:b/>
+          <w:bCs/>
+        </w:rPr>
+      </w:pPr>
+      <w:r>
+        <w:rPr>
+          <w:b/>
+          <w:bCs/>
+        </w:rPr>
+        <w:t xml:space="preserve">Whenever you open a website or call an API, </w:t>
+      </w:r>
+      <w:proofErr w:type="gramStart"/>
+      <w:r>
+        <w:rPr>
+          <w:b/>
+          <w:bCs/>
+        </w:rPr>
+        <w:t>you're</w:t>
+      </w:r>
+      <w:proofErr w:type="gramEnd"/>
+      <w:r>
+        <w:rPr>
+          <w:b/>
+          <w:bCs/>
+        </w:rPr>
+        <w:t xml:space="preserve"> sending a request to the server, and in return, the server sends a response.</w:t>
+      </w:r>
+    </w:p>
+    <w:p>
+      <w:pPr>
+        <w:rPr>
+          <w:b/>
+          <w:bCs/>
+        </w:rPr>
+      </w:pPr>
+    </w:p>
+    <w:p>
+      <w:pPr>
+        <w:rPr>
+          <w:b/>
+          <w:bCs/>
+        </w:rPr>
+      </w:pPr>
+      <w:r>
+        <w:rPr>
+          <w:b/>
+          <w:bCs/>
+        </w:rPr>
+        <w:t>Code to Access Client Request</w:t>
+      </w:r>
+    </w:p>
+    <w:p>
+      <w:pPr>
+        <w:rPr>
+          <w:b/>
+          <w:bCs/>
+        </w:rPr>
+      </w:pPr>
+      <w:proofErr w:type="spellStart"/>
+      <w:r>
+        <w:rPr>
+          <w:b/>
+          <w:bCs/>
+        </w:rPr>
+        <w:t>const</w:t>
+      </w:r>
+      <w:proofErr w:type="spellEnd"/>
+      <w:r>
+        <w:rPr>
+          <w:b/>
+          <w:bCs/>
+        </w:rPr>
+        <w:t xml:space="preserve"> http = require("http");</w:t>
+      </w:r>
+    </w:p>
+    <w:p>
+      <w:pPr>
+        <w:rPr>
+          <w:b/>
+          <w:bCs/>
+        </w:rPr>
+      </w:pPr>
+    </w:p>
+    <w:p>
+      <w:pPr>
+        <w:rPr>
+          <w:b/>
+          <w:bCs/>
+        </w:rPr>
+      </w:pPr>
+      <w:r>
+        <w:rPr>
+          <w:b/>
+          <w:bCs/>
+        </w:rPr>
+        <w:t>http</w:t>
+      </w:r>
+    </w:p>
+    <w:p>
+      <w:pPr>
+        <w:rPr>
+          <w:b/>
+          <w:bCs/>
+        </w:rPr>
+      </w:pPr>
+      <w:r>
+        <w:rPr>
+          <w:b/>
+          <w:bCs/>
+        </w:rPr>
+        <w:t xml:space="preserve">  </w:t>
+      </w:r>
+      <w:proofErr w:type="gramStart"/>
+      <w:r>
+        <w:rPr>
+          <w:b/>
+          <w:bCs/>
+        </w:rPr>
+        <w:t>.</w:t>
+      </w:r>
+      <w:proofErr w:type="spellStart"/>
+      <w:r>
+        <w:rPr>
+          <w:b/>
+          <w:bCs/>
+        </w:rPr>
+        <w:t>createServer</w:t>
+      </w:r>
+      <w:proofErr w:type="spellEnd"/>
+      <w:proofErr w:type="gramEnd"/>
+      <w:r>
+        <w:rPr>
+          <w:b/>
+          <w:bCs/>
+        </w:rPr>
+        <w:t>((</w:t>
+      </w:r>
+      <w:proofErr w:type="spellStart"/>
+      <w:r>
+        <w:rPr>
+          <w:b/>
+          <w:bCs/>
+        </w:rPr>
+        <w:t>req</w:t>
+      </w:r>
+      <w:proofErr w:type="spellEnd"/>
+      <w:r>
+        <w:rPr>
+          <w:b/>
+          <w:bCs/>
+        </w:rPr>
+        <w:t xml:space="preserve">, </w:t>
+      </w:r>
+      <w:proofErr w:type="spellStart"/>
+      <w:r>
+        <w:rPr>
+          <w:b/>
+          <w:bCs/>
+        </w:rPr>
+        <w:t>resp</w:t>
+      </w:r>
+      <w:proofErr w:type="spellEnd"/>
+      <w:r>
+        <w:rPr>
+          <w:b/>
+          <w:bCs/>
+        </w:rPr>
+        <w:t>) =&gt; {</w:t>
+      </w:r>
+    </w:p>
+    <w:p>
+      <w:pPr>
+        <w:rPr>
+          <w:b/>
+          <w:bCs/>
+        </w:rPr>
+      </w:pPr>
+      <w:r>
+        <w:rPr>
+          <w:b/>
+          <w:bCs/>
+        </w:rPr>
+        <w:t xml:space="preserve">    console.log(req.url); // Log the requested URL</w:t>
+      </w:r>
+    </w:p>
+    <w:p>
+      <w:pPr>
+        <w:rPr>
+          <w:b/>
+          <w:bCs/>
+        </w:rPr>
+      </w:pPr>
+      <w:r>
+        <w:rPr>
+          <w:b/>
+          <w:bCs/>
+        </w:rPr>
+        <w:t xml:space="preserve">    console.log(</w:t>
+      </w:r>
+      <w:proofErr w:type="spellStart"/>
+      <w:proofErr w:type="gramStart"/>
+      <w:r>
+        <w:rPr>
+          <w:b/>
+          <w:bCs/>
+        </w:rPr>
+        <w:t>req.headers</w:t>
+      </w:r>
+      <w:proofErr w:type="spellEnd"/>
+      <w:proofErr w:type="gramEnd"/>
+      <w:r>
+        <w:rPr>
+          <w:b/>
+          <w:bCs/>
+        </w:rPr>
+        <w:t>); // Log the request headers</w:t>
+      </w:r>
+    </w:p>
+    <w:p>
+      <w:pPr>
+        <w:rPr>
+          <w:b/>
+          <w:bCs/>
+        </w:rPr>
+      </w:pPr>
+      <w:r>
+        <w:rPr>
+          <w:b/>
+          <w:bCs/>
+        </w:rPr>
+        <w:t xml:space="preserve">    console.log(</w:t>
+      </w:r>
+      <w:proofErr w:type="spellStart"/>
+      <w:proofErr w:type="gramStart"/>
+      <w:r>
+        <w:rPr>
+          <w:b/>
+          <w:bCs/>
+        </w:rPr>
+        <w:t>req.headers</w:t>
+      </w:r>
+      <w:proofErr w:type="gramEnd"/>
+      <w:r>
+        <w:rPr>
+          <w:b/>
+          <w:bCs/>
+        </w:rPr>
+        <w:t>.host</w:t>
+      </w:r>
+      <w:proofErr w:type="spellEnd"/>
+      <w:r>
+        <w:rPr>
+          <w:b/>
+          <w:bCs/>
+        </w:rPr>
+        <w:t>); // Log the host</w:t>
+      </w:r>
+    </w:p>
+    <w:p>
+      <w:pPr>
+        <w:rPr>
+          <w:b/>
+          <w:bCs/>
+        </w:rPr>
+      </w:pPr>
+      <w:r>
+        <w:rPr>
+          <w:b/>
+          <w:bCs/>
+        </w:rPr>
+        <w:t xml:space="preserve">    console.log(</w:t>
+      </w:r>
+      <w:proofErr w:type="spellStart"/>
+      <w:proofErr w:type="gramStart"/>
+      <w:r>
+        <w:rPr>
+          <w:b/>
+          <w:bCs/>
+        </w:rPr>
+        <w:t>req.method</w:t>
+      </w:r>
+      <w:proofErr w:type="spellEnd"/>
+      <w:proofErr w:type="gramEnd"/>
+      <w:r>
+        <w:rPr>
+          <w:b/>
+          <w:bCs/>
+        </w:rPr>
+        <w:t>); // Log the HTTP method (GET, POST, etc.)</w:t>
+      </w:r>
+    </w:p>
+    <w:p>
+      <w:pPr>
+        <w:rPr>
+          <w:b/>
+          <w:bCs/>
+        </w:rPr>
+      </w:pPr>
+      <w:r>
+        <w:rPr>
+          <w:b/>
+          <w:bCs/>
+        </w:rPr>
+        <w:t xml:space="preserve">  })</w:t>
+      </w:r>
+    </w:p>
+    <w:p>
+      <w:pPr>
+        <w:rPr>
+          <w:b/>
+          <w:bCs/>
+        </w:rPr>
+      </w:pPr>
+      <w:r>
+        <w:rPr>
+          <w:b/>
+          <w:bCs/>
+        </w:rPr>
+        <w:t xml:space="preserve">  </w:t>
+      </w:r>
+      <w:proofErr w:type="gramStart"/>
+      <w:r>
+        <w:rPr>
+          <w:b/>
+          <w:bCs/>
+        </w:rPr>
+        <w:t>.listen</w:t>
+      </w:r>
+      <w:proofErr w:type="gramEnd"/>
+      <w:r>
+        <w:rPr>
+          <w:b/>
+          <w:bCs/>
+        </w:rPr>
+        <w:t>(5000);</w:t>
+      </w:r>
+    </w:p>
+    <w:p>
+      <w:pPr>
+        <w:rPr>
+          <w:b/>
+          <w:bCs/>
+        </w:rPr>
+      </w:pPr>
+      <w:r>
+        <w:rPr>
+          <w:b/>
+          <w:bCs/>
+        </w:rPr>
+        <w:t xml:space="preserve">Now open localhost:5000/, and check the terminal — </w:t>
+      </w:r>
+      <w:proofErr w:type="gramStart"/>
+      <w:r>
+        <w:rPr>
+          <w:b/>
+          <w:bCs/>
+        </w:rPr>
+        <w:t>you’ll</w:t>
+      </w:r>
+      <w:proofErr w:type="gramEnd"/>
+      <w:r>
+        <w:rPr>
+          <w:b/>
+          <w:bCs/>
+        </w:rPr>
+        <w:t xml:space="preserve"> see the request data being logged.</w:t>
+      </w:r>
+    </w:p>
+    <w:p>
+      <w:pPr>
+        <w:rPr>
+          <w:b/>
+          <w:bCs/>
+        </w:rPr>
+      </w:pPr>
+    </w:p>
+    <w:p>
+      <w:pPr>
+        <w:rPr>
+          <w:b/>
+          <w:bCs/>
+        </w:rPr>
+      </w:pPr>
+      <w:r>
+        <w:rPr>
+          <w:b/>
+          <w:bCs/>
+        </w:rPr>
+        <w:t>Make Pages with Client Request</w:t>
+      </w:r>
+    </w:p>
+    <w:p>
+      <w:pPr>
+        <w:rPr>
+          <w:b/>
+          <w:bCs/>
+        </w:rPr>
+      </w:pPr>
+      <w:proofErr w:type="spellStart"/>
+      <w:r>
+        <w:rPr>
+          <w:b/>
+          <w:bCs/>
+        </w:rPr>
+        <w:t>const</w:t>
+      </w:r>
+      <w:proofErr w:type="spellEnd"/>
+      <w:r>
+        <w:rPr>
+          <w:b/>
+          <w:bCs/>
+        </w:rPr>
+        <w:t xml:space="preserve"> http = require("http");</w:t>
+      </w:r>
+    </w:p>
+    <w:p>
+      <w:pPr>
+        <w:rPr>
+          <w:b/>
+          <w:bCs/>
+        </w:rPr>
+      </w:pPr>
+    </w:p>
+    <w:p>
+      <w:pPr>
+        <w:rPr>
+          <w:b/>
+          <w:bCs/>
+        </w:rPr>
+      </w:pPr>
+      <w:r>
+        <w:rPr>
+          <w:b/>
+          <w:bCs/>
+        </w:rPr>
+        <w:t>http</w:t>
+      </w:r>
+    </w:p>
+    <w:p>
+      <w:pPr>
+        <w:rPr>
+          <w:b/>
+          <w:bCs/>
+        </w:rPr>
+      </w:pPr>
+      <w:r>
+        <w:rPr>
+          <w:b/>
+          <w:bCs/>
+        </w:rPr>
+        <w:t xml:space="preserve">  </w:t>
+      </w:r>
+      <w:proofErr w:type="gramStart"/>
+      <w:r>
+        <w:rPr>
+          <w:b/>
+          <w:bCs/>
+        </w:rPr>
+        <w:t>.</w:t>
+      </w:r>
+      <w:proofErr w:type="spellStart"/>
+      <w:r>
+        <w:rPr>
+          <w:b/>
+          <w:bCs/>
+        </w:rPr>
+        <w:t>createServer</w:t>
+      </w:r>
+      <w:proofErr w:type="spellEnd"/>
+      <w:proofErr w:type="gramEnd"/>
+      <w:r>
+        <w:rPr>
+          <w:b/>
+          <w:bCs/>
+        </w:rPr>
+        <w:t>((</w:t>
+      </w:r>
+      <w:proofErr w:type="spellStart"/>
+      <w:r>
+        <w:rPr>
+          <w:b/>
+          <w:bCs/>
+        </w:rPr>
+        <w:t>req</w:t>
+      </w:r>
+      <w:proofErr w:type="spellEnd"/>
+      <w:r>
+        <w:rPr>
+          <w:b/>
+          <w:bCs/>
+        </w:rPr>
+        <w:t xml:space="preserve">, </w:t>
+      </w:r>
+      <w:proofErr w:type="spellStart"/>
+      <w:r>
+        <w:rPr>
+          <w:b/>
+          <w:bCs/>
+        </w:rPr>
+        <w:t>resp</w:t>
+      </w:r>
+      <w:proofErr w:type="spellEnd"/>
+      <w:r>
+        <w:rPr>
+          <w:b/>
+          <w:bCs/>
+        </w:rPr>
+        <w:t>) =&gt; {</w:t>
+      </w:r>
+    </w:p>
+    <w:p>
+      <w:pPr>
+        <w:rPr>
+          <w:b/>
+          <w:bCs/>
+        </w:rPr>
+      </w:pPr>
+      <w:r>
+        <w:rPr>
+          <w:b/>
+          <w:bCs/>
+        </w:rPr>
+        <w:t xml:space="preserve">    if (req.url == "/") {</w:t>
+      </w:r>
+    </w:p>
+    <w:p>
+      <w:pPr>
+        <w:rPr>
+          <w:b/>
+          <w:bCs/>
+        </w:rPr>
+      </w:pPr>
+      <w:r>
+        <w:rPr>
+          <w:b/>
+          <w:bCs/>
+        </w:rPr>
+        <w:t xml:space="preserve">      </w:t>
+      </w:r>
+      <w:proofErr w:type="spellStart"/>
+      <w:proofErr w:type="gramStart"/>
+      <w:r>
+        <w:rPr>
+          <w:b/>
+          <w:bCs/>
+        </w:rPr>
+        <w:t>resp.write</w:t>
+      </w:r>
+      <w:proofErr w:type="spellEnd"/>
+      <w:proofErr w:type="gramEnd"/>
+      <w:r>
+        <w:rPr>
+          <w:b/>
+          <w:bCs/>
+        </w:rPr>
+        <w:t>("&lt;h1&gt;Home page&lt;/h1&gt;");</w:t>
+      </w:r>
+    </w:p>
+    <w:p>
+      <w:pPr>
+        <w:rPr>
+          <w:b/>
+          <w:bCs/>
+        </w:rPr>
+      </w:pPr>
+      <w:r>
+        <w:rPr>
+          <w:b/>
+          <w:bCs/>
+        </w:rPr>
+        <w:t xml:space="preserve">    } else if (req.url == "/login") {</w:t>
+      </w:r>
+    </w:p>
+    <w:p>
+      <w:pPr>
+        <w:rPr>
+          <w:b/>
+          <w:bCs/>
+        </w:rPr>
+      </w:pPr>
+      <w:r>
+        <w:rPr>
+          <w:b/>
+          <w:bCs/>
+        </w:rPr>
+        <w:t xml:space="preserve">      </w:t>
+      </w:r>
+      <w:proofErr w:type="spellStart"/>
+      <w:proofErr w:type="gramStart"/>
+      <w:r>
+        <w:rPr>
+          <w:b/>
+          <w:bCs/>
+        </w:rPr>
+        <w:t>resp.write</w:t>
+      </w:r>
+      <w:proofErr w:type="spellEnd"/>
+      <w:proofErr w:type="gramEnd"/>
+      <w:r>
+        <w:rPr>
+          <w:b/>
+          <w:bCs/>
+        </w:rPr>
+        <w:t>("&lt;h1&gt;Login page&lt;/h1&gt;");</w:t>
+      </w:r>
+    </w:p>
+    <w:p>
+      <w:pPr>
+        <w:rPr>
+          <w:b/>
+          <w:bCs/>
+        </w:rPr>
+      </w:pPr>
+      <w:r>
+        <w:rPr>
+          <w:b/>
+          <w:bCs/>
+        </w:rPr>
+        <w:t xml:space="preserve">    } else {</w:t>
+      </w:r>
+    </w:p>
+    <w:p>
+      <w:pPr>
+        <w:rPr>
+          <w:b/>
+          <w:bCs/>
+        </w:rPr>
+      </w:pPr>
+      <w:r>
+        <w:rPr>
+          <w:b/>
+          <w:bCs/>
+        </w:rPr>
+        <w:lastRenderedPageBreak/>
+        <w:t xml:space="preserve">      </w:t>
+      </w:r>
+      <w:proofErr w:type="spellStart"/>
+      <w:proofErr w:type="gramStart"/>
+      <w:r>
+        <w:rPr>
+          <w:b/>
+          <w:bCs/>
+        </w:rPr>
+        <w:t>resp.write</w:t>
+      </w:r>
+      <w:proofErr w:type="spellEnd"/>
+      <w:proofErr w:type="gramEnd"/>
+      <w:r>
+        <w:rPr>
+          <w:b/>
+          <w:bCs/>
+        </w:rPr>
+        <w:t>("&lt;h1&gt;Other page&lt;/h1&gt;");</w:t>
+      </w:r>
+    </w:p>
+    <w:p>
+      <w:pPr>
+        <w:rPr>
+          <w:b/>
+          <w:bCs/>
+        </w:rPr>
+      </w:pPr>
+      <w:r>
+        <w:rPr>
+          <w:b/>
+          <w:bCs/>
+        </w:rPr>
+        <w:t xml:space="preserve">    }</w:t>
+      </w:r>
+    </w:p>
+    <w:p>
+      <w:pPr>
+        <w:rPr>
+          <w:b/>
+          <w:bCs/>
+        </w:rPr>
+      </w:pPr>
+      <w:r>
+        <w:rPr>
+          <w:b/>
+          <w:bCs/>
+        </w:rPr>
+        <w:t xml:space="preserve">    </w:t>
+      </w:r>
+      <w:proofErr w:type="spellStart"/>
+      <w:proofErr w:type="gramStart"/>
+      <w:r>
+        <w:rPr>
+          <w:b/>
+          <w:bCs/>
+        </w:rPr>
+        <w:t>resp.end</w:t>
+      </w:r>
+      <w:proofErr w:type="spellEnd"/>
+      <w:r>
+        <w:rPr>
+          <w:b/>
+          <w:bCs/>
+        </w:rPr>
+        <w:t>(</w:t>
+      </w:r>
+      <w:proofErr w:type="gramEnd"/>
+      <w:r>
+        <w:rPr>
+          <w:b/>
+          <w:bCs/>
+        </w:rPr>
+        <w:t>); // End the response</w:t>
+      </w:r>
+    </w:p>
+    <w:p>
+      <w:pPr>
+        <w:rPr>
+          <w:b/>
+          <w:bCs/>
+        </w:rPr>
+      </w:pPr>
+      <w:r>
+        <w:rPr>
+          <w:b/>
+          <w:bCs/>
+        </w:rPr>
+        <w:t xml:space="preserve">  })</w:t>
+      </w:r>
+    </w:p>
+    <w:p>
+      <w:pPr>
+        <w:rPr>
+          <w:b/>
+          <w:bCs/>
+        </w:rPr>
+      </w:pPr>
+      <w:r>
+        <w:rPr>
+          <w:b/>
+          <w:bCs/>
+        </w:rPr>
+        <w:t xml:space="preserve">  </w:t>
+      </w:r>
+      <w:proofErr w:type="gramStart"/>
+      <w:r>
+        <w:rPr>
+          <w:b/>
+          <w:bCs/>
+        </w:rPr>
+        <w:t>.listen</w:t>
+      </w:r>
+      <w:proofErr w:type="gramEnd"/>
+      <w:r>
+        <w:rPr>
+          <w:b/>
+          <w:bCs/>
+        </w:rPr>
+        <w:t>(5000);</w:t>
+      </w:r>
+    </w:p>
+    <w:p>
+      <w:pPr>
+        <w:rPr>
+          <w:b/>
+          <w:bCs/>
+        </w:rPr>
+      </w:pPr>
+    </w:p>
+    <w:p>
+      <w:pPr>
+        <w:rPr>
+          <w:b/>
+          <w:bCs/>
+        </w:rPr>
+      </w:pPr>
+      <w:r>
+        <w:rPr>
+          <w:b/>
+          <w:bCs/>
+        </w:rPr>
+        <w:t>How to Test It?</w:t>
+      </w:r>
+    </w:p>
+    <w:p>
+      <w:pPr>
+        <w:rPr>
+          <w:b/>
+          <w:bCs/>
+        </w:rPr>
+      </w:pPr>
+      <w:r>
+        <w:rPr>
+          <w:b/>
+          <w:bCs/>
+        </w:rPr>
+        <w:t>Run the file:</w:t>
+      </w:r>
+    </w:p>
+    <w:p>
+      <w:pPr>
+        <w:rPr>
+          <w:b/>
+          <w:bCs/>
+        </w:rPr>
+      </w:pPr>
+      <w:proofErr w:type="spellStart"/>
+      <w:r>
+        <w:rPr>
+          <w:b/>
+          <w:bCs/>
+        </w:rPr>
+        <w:t>nodemon</w:t>
+      </w:r>
+      <w:proofErr w:type="spellEnd"/>
+      <w:r>
+        <w:rPr>
+          <w:b/>
+          <w:bCs/>
+        </w:rPr>
+        <w:t xml:space="preserve"> filename.js</w:t>
+      </w:r>
+    </w:p>
+    <w:p>
+      <w:pPr>
+        <w:rPr>
+          <w:b/>
+          <w:bCs/>
+        </w:rPr>
+      </w:pPr>
+    </w:p>
+    <w:p>
+      <w:pPr>
+        <w:rPr>
+          <w:b/>
+          <w:bCs/>
+        </w:rPr>
+      </w:pPr>
+      <w:r>
+        <w:rPr>
+          <w:b/>
+          <w:bCs/>
+        </w:rPr>
+        <w:t>Open your browser:</w:t>
+      </w:r>
+    </w:p>
+    <w:p>
+      <w:pPr>
+        <w:numPr>
+          <w:ilvl w:val="0"/>
+          <w:numId w:val="36"/>
+        </w:numPr>
+        <w:rPr>
+          <w:b/>
+          <w:bCs/>
+        </w:rPr>
+      </w:pPr>
+      <w:r>
+        <w:rPr>
+          <w:b/>
+          <w:bCs/>
+        </w:rPr>
+        <w:t>http://localhost:5000/ → Shows Home page</w:t>
+      </w:r>
+    </w:p>
+    <w:p>
+      <w:pPr>
+        <w:numPr>
+          <w:ilvl w:val="0"/>
+          <w:numId w:val="36"/>
+        </w:numPr>
+        <w:rPr>
+          <w:b/>
+          <w:bCs/>
+        </w:rPr>
+      </w:pPr>
+      <w:r>
+        <w:rPr>
+          <w:b/>
+          <w:bCs/>
+        </w:rPr>
+        <w:t>http://localhost:5000/login → Shows Login page</w:t>
+      </w:r>
+    </w:p>
+    <w:p>
+      <w:pPr>
+        <w:numPr>
+          <w:ilvl w:val="0"/>
+          <w:numId w:val="36"/>
+        </w:numPr>
+        <w:rPr>
+          <w:b/>
+          <w:bCs/>
+        </w:rPr>
+      </w:pPr>
+      <w:r>
+        <w:rPr>
+          <w:b/>
+          <w:bCs/>
+        </w:rPr>
+        <w:t>Any other route → Shows Other page</w:t>
+      </w:r>
+    </w:p>
+    <w:p>
+      <w:pPr>
+        <w:rPr>
+          <w:b/>
+          <w:bCs/>
+        </w:rPr>
+      </w:pPr>
+    </w:p>
+    <w:p>
+      <w:pPr>
+        <w:rPr>
+          <w:b/>
+          <w:bCs/>
+        </w:rPr>
+      </w:pPr>
+    </w:p>
+    <w:p>
+      <w:pPr>
+        <w:rPr>
+          <w:b/>
+          <w:bCs/>
+        </w:rPr>
+      </w:pPr>
+    </w:p>
+    <w:p>
+      <w:pPr>
+        <w:rPr>
+          <w:b/>
+          <w:bCs/>
+          <w:sz w:val="56"/>
+          <w:szCs w:val="56"/>
+        </w:rPr>
+      </w:pPr>
+      <w:r>
+        <w:rPr>
+          <w:b/>
+          <w:bCs/>
+          <w:sz w:val="56"/>
+          <w:szCs w:val="56"/>
+        </w:rPr>
+        <w:t>Get Input from Command Line in Node.js</w:t>
+      </w:r>
+    </w:p>
+    <w:p>
+      <w:pPr>
+        <w:rPr>
+          <w:b/>
+          <w:bCs/>
+        </w:rPr>
+      </w:pPr>
+    </w:p>
+    <w:p>
+      <w:pPr>
+        <w:rPr>
+          <w:b/>
+          <w:bCs/>
+        </w:rPr>
+      </w:pPr>
+      <w:r>
+        <w:rPr>
+          <w:b/>
+          <w:bCs/>
+        </w:rPr>
+        <w:t>What is Command Line Input?</w:t>
+      </w:r>
+    </w:p>
+    <w:p>
+      <w:r>
+        <w:t>Sometimes, we want to pass values </w:t>
+      </w:r>
+      <w:r>
+        <w:rPr>
+          <w:b/>
+          <w:bCs/>
+        </w:rPr>
+        <w:t>directly while running a file</w:t>
+      </w:r>
+      <w:r>
+        <w:t> from the terminal — like a username or a dynamic port number.</w:t>
+      </w:r>
+    </w:p>
+    <w:p/>
+    <w:p>
+      <w:pPr>
+        <w:rPr>
+          <w:b/>
+          <w:bCs/>
+        </w:rPr>
+      </w:pPr>
+      <w:r>
+        <w:rPr>
+          <w:b/>
+          <w:bCs/>
+        </w:rPr>
+        <w:t>Create File: command-line-input.js</w:t>
+      </w:r>
+    </w:p>
+    <w:p>
+      <w:proofErr w:type="spellStart"/>
+      <w:r>
+        <w:t>nodemon</w:t>
+      </w:r>
+      <w:proofErr w:type="spellEnd"/>
+      <w:r>
+        <w:t xml:space="preserve"> command-line-input.js anil </w:t>
+      </w:r>
+      <w:proofErr w:type="spellStart"/>
+      <w:r>
+        <w:t>sidhu</w:t>
+      </w:r>
+      <w:proofErr w:type="spellEnd"/>
+    </w:p>
+    <w:p>
+      <w:r>
+        <w:t>This runs the file and passes "anil" and "</w:t>
+      </w:r>
+      <w:proofErr w:type="spellStart"/>
+      <w:r>
+        <w:t>sidhu</w:t>
+      </w:r>
+      <w:proofErr w:type="spellEnd"/>
+      <w:r>
+        <w:t>" as input arguments.</w:t>
+      </w:r>
+    </w:p>
+    <w:p/>
+    <w:p>
+      <w:pPr>
+        <w:rPr>
+          <w:b/>
+          <w:bCs/>
+        </w:rPr>
+      </w:pPr>
+      <w:r>
+        <w:rPr>
+          <w:b/>
+          <w:bCs/>
+        </w:rPr>
+        <w:t>How to Get Command Line Input</w:t>
+      </w:r>
+    </w:p>
+    <w:p>
+      <w:proofErr w:type="spellStart"/>
+      <w:r>
+        <w:t>const</w:t>
+      </w:r>
+      <w:proofErr w:type="spellEnd"/>
+      <w:r>
+        <w:t xml:space="preserve"> </w:t>
+      </w:r>
+      <w:proofErr w:type="spellStart"/>
+      <w:r>
+        <w:t>arg</w:t>
+      </w:r>
+      <w:proofErr w:type="spellEnd"/>
+      <w:r>
+        <w:t xml:space="preserve"> = </w:t>
+      </w:r>
+      <w:proofErr w:type="spellStart"/>
+      <w:proofErr w:type="gramStart"/>
+      <w:r>
+        <w:t>process.argv</w:t>
+      </w:r>
+      <w:proofErr w:type="spellEnd"/>
+      <w:proofErr w:type="gramEnd"/>
+      <w:r>
+        <w:t>;</w:t>
+      </w:r>
+    </w:p>
+    <w:p/>
+    <w:p>
+      <w:proofErr w:type="gramStart"/>
+      <w:r>
+        <w:t>console.log(</w:t>
+      </w:r>
+      <w:proofErr w:type="gramEnd"/>
+      <w:r>
+        <w:t xml:space="preserve">"-------", </w:t>
+      </w:r>
+      <w:proofErr w:type="spellStart"/>
+      <w:r>
+        <w:t>arg</w:t>
+      </w:r>
+      <w:proofErr w:type="spellEnd"/>
+      <w:r>
+        <w:t>);</w:t>
+      </w:r>
+    </w:p>
+    <w:p/>
+    <w:p>
+      <w:proofErr w:type="gramStart"/>
+      <w:r>
+        <w:t>Output:-------</w:t>
+      </w:r>
+      <w:proofErr w:type="gramEnd"/>
+      <w:r>
+        <w:t xml:space="preserve"> [</w:t>
+      </w:r>
+    </w:p>
+    <w:p>
+      <w:r>
+        <w:t xml:space="preserve">  'C:\\Program Files\\</w:t>
+      </w:r>
+      <w:proofErr w:type="spellStart"/>
+      <w:r>
+        <w:t>nodejs</w:t>
+      </w:r>
+      <w:proofErr w:type="spellEnd"/>
+      <w:r>
+        <w:t>\\node.exe',</w:t>
+      </w:r>
+    </w:p>
+    <w:p>
+      <w:r>
+        <w:t xml:space="preserve">  'C:\\Users\\sheet\\OneDrive\\Desktop\\</w:t>
+      </w:r>
+      <w:proofErr w:type="spellStart"/>
+      <w:r>
+        <w:t>turorial</w:t>
+      </w:r>
+      <w:proofErr w:type="spellEnd"/>
+      <w:r>
+        <w:t>\\node 2025\\command-line-input.js',</w:t>
+      </w:r>
+    </w:p>
+    <w:p>
+      <w:r>
+        <w:t xml:space="preserve">  'anil',</w:t>
+      </w:r>
+    </w:p>
+    <w:p>
+      <w:r>
+        <w:t xml:space="preserve">  '</w:t>
+      </w:r>
+      <w:proofErr w:type="spellStart"/>
+      <w:r>
+        <w:t>sidhu</w:t>
+      </w:r>
+      <w:proofErr w:type="spellEnd"/>
+      <w:r>
+        <w:t>'</w:t>
+      </w:r>
+    </w:p>
+    <w:p>
+      <w:r>
+        <w:t>]</w:t>
+      </w:r>
+    </w:p>
+    <w:p>
+      <w:r>
+        <w:rPr>
+          <w:rFonts w:ascii="Segoe UI Emoji" w:hAnsi="Segoe UI Emoji" w:cs="Segoe UI Emoji"/>
+        </w:rPr>
+        <w:t>🧾</w:t>
+      </w:r>
+      <w:r>
+        <w:t> </w:t>
+      </w:r>
+      <w:proofErr w:type="spellStart"/>
+      <w:proofErr w:type="gramStart"/>
+      <w:r>
+        <w:t>process.argv</w:t>
+      </w:r>
+      <w:proofErr w:type="spellEnd"/>
+      <w:proofErr w:type="gramEnd"/>
+      <w:r>
+        <w:t> is an array:</w:t>
+      </w:r>
+    </w:p>
+    <w:p>
+      <w:pPr>
+        <w:numPr>
+          <w:ilvl w:val="0"/>
+          <w:numId w:val="37"/>
+        </w:numPr>
+      </w:pPr>
+      <w:r>
+        <w:t>Index 0 → Node path</w:t>
+      </w:r>
+    </w:p>
+    <w:p>
+      <w:pPr>
+        <w:numPr>
+          <w:ilvl w:val="0"/>
+          <w:numId w:val="37"/>
+        </w:numPr>
+      </w:pPr>
+      <w:r>
+        <w:t>Index 1 → File path</w:t>
+      </w:r>
+    </w:p>
+    <w:p>
+      <w:pPr>
+        <w:numPr>
+          <w:ilvl w:val="0"/>
+          <w:numId w:val="37"/>
+        </w:numPr>
+      </w:pPr>
+      <w:r>
+        <w:t>Index 2 onwards → Actual input values</w:t>
+      </w:r>
+    </w:p>
+    <w:p/>
+    <w:p>
+      <w:pPr>
+        <w:rPr>
+          <w:b/>
+          <w:bCs/>
+        </w:rPr>
+      </w:pPr>
+      <w:r>
+        <w:rPr>
+          <w:b/>
+          <w:bCs/>
+        </w:rPr>
+        <w:t>Access Individual Input</w:t>
+      </w:r>
+    </w:p>
+    <w:p>
+      <w:proofErr w:type="gramStart"/>
+      <w:r>
+        <w:t>console.log(</w:t>
+      </w:r>
+      <w:proofErr w:type="gramEnd"/>
+      <w:r>
+        <w:t xml:space="preserve">"-------", </w:t>
+      </w:r>
+      <w:proofErr w:type="spellStart"/>
+      <w:proofErr w:type="gramStart"/>
+      <w:r>
+        <w:t>arg</w:t>
+      </w:r>
+      <w:proofErr w:type="spellEnd"/>
+      <w:r>
+        <w:t>[</w:t>
+      </w:r>
+      <w:proofErr w:type="gramEnd"/>
+      <w:r>
+        <w:t>3]);</w:t>
+      </w:r>
+    </w:p>
+    <w:p/>
+    <w:p>
+      <w:r>
+        <w:t>Output:</w:t>
+      </w:r>
+    </w:p>
+    <w:p>
+      <w:r>
+        <w:t xml:space="preserve">------- </w:t>
+      </w:r>
+      <w:proofErr w:type="spellStart"/>
+      <w:r>
+        <w:t>sidhu</w:t>
+      </w:r>
+      <w:proofErr w:type="spellEnd"/>
+    </w:p>
+    <w:p>
+      <w:r>
+        <w:t>Note: Space-separated values are stored as separate elements in the array.</w:t>
+      </w:r>
+    </w:p>
+    <w:p/>
+    <w:p>
+      <w:pPr>
+        <w:rPr>
+          <w:b/>
+          <w:bCs/>
+        </w:rPr>
+      </w:pPr>
+      <w:r>
+        <w:rPr>
+          <w:b/>
+          <w:bCs/>
+        </w:rPr>
+        <w:t>Example Use Case: Dynamic Port</w:t>
+      </w:r>
+    </w:p>
+    <w:p>
+      <w:proofErr w:type="spellStart"/>
+      <w:r>
+        <w:t>const</w:t>
+      </w:r>
+      <w:proofErr w:type="spellEnd"/>
+      <w:r>
+        <w:t xml:space="preserve"> http = require("http");</w:t>
+      </w:r>
+    </w:p>
+    <w:p>
+      <w:proofErr w:type="spellStart"/>
+      <w:r>
+        <w:t>const</w:t>
+      </w:r>
+      <w:proofErr w:type="spellEnd"/>
+      <w:r>
+        <w:t xml:space="preserve"> </w:t>
+      </w:r>
+      <w:proofErr w:type="spellStart"/>
+      <w:r>
+        <w:t>arg</w:t>
+      </w:r>
+      <w:proofErr w:type="spellEnd"/>
+      <w:r>
+        <w:t xml:space="preserve"> = </w:t>
+      </w:r>
+      <w:proofErr w:type="spellStart"/>
+      <w:proofErr w:type="gramStart"/>
+      <w:r>
+        <w:t>process.argv</w:t>
+      </w:r>
+      <w:proofErr w:type="spellEnd"/>
+      <w:proofErr w:type="gramEnd"/>
+      <w:r>
+        <w:t>;</w:t>
+      </w:r>
+    </w:p>
+    <w:p>
+      <w:proofErr w:type="spellStart"/>
+      <w:r>
+        <w:t>const</w:t>
+      </w:r>
+      <w:proofErr w:type="spellEnd"/>
+      <w:r>
+        <w:t xml:space="preserve"> port = </w:t>
+      </w:r>
+      <w:proofErr w:type="spellStart"/>
+      <w:proofErr w:type="gramStart"/>
+      <w:r>
+        <w:t>arg</w:t>
+      </w:r>
+      <w:proofErr w:type="spellEnd"/>
+      <w:r>
+        <w:t>[</w:t>
+      </w:r>
+      <w:proofErr w:type="gramEnd"/>
+      <w:r>
+        <w:t>2];</w:t>
+      </w:r>
+    </w:p>
+    <w:p/>
+    <w:p>
+      <w:r>
+        <w:t>http</w:t>
+      </w:r>
+    </w:p>
+    <w:p>
+      <w:r>
+        <w:t xml:space="preserve">  </w:t>
+      </w:r>
+      <w:proofErr w:type="gramStart"/>
+      <w:r>
+        <w:t>.</w:t>
+      </w:r>
+      <w:proofErr w:type="spellStart"/>
+      <w:r>
+        <w:t>createServer</w:t>
+      </w:r>
+      <w:proofErr w:type="spellEnd"/>
+      <w:proofErr w:type="gramEnd"/>
+      <w:r>
+        <w:t>((</w:t>
+      </w:r>
+      <w:proofErr w:type="spellStart"/>
+      <w:r>
+        <w:t>req</w:t>
+      </w:r>
+      <w:proofErr w:type="spellEnd"/>
+      <w:r>
+        <w:t xml:space="preserve">, </w:t>
+      </w:r>
+      <w:proofErr w:type="spellStart"/>
+      <w:r>
+        <w:t>resp</w:t>
+      </w:r>
+      <w:proofErr w:type="spellEnd"/>
+      <w:r>
+        <w:t>) =&gt; {</w:t>
+      </w:r>
+    </w:p>
+    <w:p>
+      <w:r>
+        <w:t xml:space="preserve">    </w:t>
+      </w:r>
+      <w:proofErr w:type="spellStart"/>
+      <w:proofErr w:type="gramStart"/>
+      <w:r>
+        <w:t>resp.write</w:t>
+      </w:r>
+      <w:proofErr w:type="spellEnd"/>
+      <w:proofErr w:type="gramEnd"/>
+      <w:r>
+        <w:t xml:space="preserve">("test input from </w:t>
+      </w:r>
+      <w:proofErr w:type="spellStart"/>
+      <w:r>
+        <w:t>cmd</w:t>
+      </w:r>
+      <w:proofErr w:type="spellEnd"/>
+      <w:r>
+        <w:t>");</w:t>
+      </w:r>
+    </w:p>
+    <w:p>
+      <w:r>
+        <w:t xml:space="preserve">    </w:t>
+      </w:r>
+      <w:proofErr w:type="spellStart"/>
+      <w:proofErr w:type="gramStart"/>
+      <w:r>
+        <w:t>resp.end</w:t>
+      </w:r>
+      <w:proofErr w:type="spellEnd"/>
+      <w:r>
+        <w:t>(</w:t>
+      </w:r>
+      <w:proofErr w:type="gramEnd"/>
+      <w:r>
+        <w:t>);</w:t>
+      </w:r>
+    </w:p>
+    <w:p>
+      <w:r>
+        <w:t xml:space="preserve">  })</w:t>
+      </w:r>
+    </w:p>
+    <w:p>
+      <w:r>
+        <w:lastRenderedPageBreak/>
+        <w:t xml:space="preserve">  </w:t>
+      </w:r>
+      <w:proofErr w:type="gramStart"/>
+      <w:r>
+        <w:t>.listen</w:t>
+      </w:r>
+      <w:proofErr w:type="gramEnd"/>
+      <w:r>
+        <w:t>(port);</w:t>
+      </w:r>
+    </w:p>
+    <w:p/>
+    <w:p>
+      <w:pPr>
+        <w:rPr>
+          <w:b/>
+          <w:bCs/>
+        </w:rPr>
+      </w:pPr>
+      <w:r>
+        <w:rPr>
+          <w:b/>
+          <w:bCs/>
+        </w:rPr>
+        <w:t>Run this from Terminal:</w:t>
+      </w:r>
+    </w:p>
+    <w:p>
+      <w:proofErr w:type="spellStart"/>
+      <w:r>
+        <w:t>nodemon</w:t>
+      </w:r>
+      <w:proofErr w:type="spellEnd"/>
+      <w:r>
+        <w:t xml:space="preserve"> command-line-input.js 4100</w:t>
+      </w:r>
+    </w:p>
+    <w:p>
+      <w:r>
+        <w:t>This will start a server on port 4100.</w:t>
+      </w:r>
+    </w:p>
+    <w:p/>
+    <w:p/>
+    <w:p/>
+    <w:p>
+      <w:pPr>
+        <w:rPr>
+          <w:b/>
+          <w:bCs/>
+          <w:sz w:val="56"/>
+          <w:szCs w:val="56"/>
+        </w:rPr>
+      </w:pPr>
+      <w:r>
+        <w:rPr>
+          <w:b/>
+          <w:bCs/>
+          <w:sz w:val="56"/>
+          <w:szCs w:val="56"/>
+        </w:rPr>
+        <w:t>Send HTML File in Response using FS Module</w:t>
+      </w:r>
+    </w:p>
+    <w:p/>
+    <w:p>
+      <w:pPr>
+        <w:rPr>
+          <w:b/>
+          <w:bCs/>
+        </w:rPr>
+      </w:pPr>
+      <w:r>
+        <w:rPr>
+          <w:b/>
+          <w:bCs/>
+        </w:rPr>
+        <w:t>Why load an HTML file with fs?</w:t>
+      </w:r>
+    </w:p>
+    <w:p>
+      <w:pPr>
+        <w:numPr>
+          <w:ilvl w:val="0"/>
+          <w:numId w:val="38"/>
+        </w:numPr>
+      </w:pPr>
+      <w:r>
+        <w:t>Instead of writing HTML as a string in </w:t>
+      </w:r>
+      <w:proofErr w:type="spellStart"/>
+      <w:proofErr w:type="gramStart"/>
+      <w:r>
+        <w:t>resp.write</w:t>
+      </w:r>
+      <w:proofErr w:type="spellEnd"/>
+      <w:proofErr w:type="gramEnd"/>
+      <w:r>
+        <w:t xml:space="preserve">(), </w:t>
+      </w:r>
+      <w:proofErr w:type="gramStart"/>
+      <w:r>
+        <w:t>it's</w:t>
+      </w:r>
+      <w:proofErr w:type="gramEnd"/>
+      <w:r>
+        <w:t xml:space="preserve"> more scalable and readable to keep HTML in a separate .html file.</w:t>
+      </w:r>
+    </w:p>
+    <w:p>
+      <w:pPr>
+        <w:numPr>
+          <w:ilvl w:val="0"/>
+          <w:numId w:val="38"/>
+        </w:numPr>
+      </w:pPr>
+      <w:r>
+        <w:t>This approach is cleaner, especially for large or structured HTML.</w:t>
+      </w:r>
+    </w:p>
+    <w:p/>
+    <w:p>
+      <w:pPr>
+        <w:rPr>
+          <w:b/>
+          <w:bCs/>
+        </w:rPr>
+      </w:pPr>
+      <w:r>
+        <w:rPr>
+          <w:b/>
+          <w:bCs/>
+        </w:rPr>
+        <w:t>Server File (web.js)</w:t>
+      </w:r>
+    </w:p>
+    <w:p>
+      <w:proofErr w:type="spellStart"/>
+      <w:r>
+        <w:t>const</w:t>
+      </w:r>
+      <w:proofErr w:type="spellEnd"/>
+      <w:r>
+        <w:t xml:space="preserve"> http = require("http");</w:t>
+      </w:r>
+    </w:p>
+    <w:p/>
+    <w:p>
+      <w:proofErr w:type="spellStart"/>
+      <w:proofErr w:type="gramStart"/>
+      <w:r>
+        <w:t>http.createServer</w:t>
+      </w:r>
+      <w:proofErr w:type="spellEnd"/>
+      <w:proofErr w:type="gramEnd"/>
+      <w:r>
+        <w:t>((</w:t>
+      </w:r>
+      <w:proofErr w:type="spellStart"/>
+      <w:r>
+        <w:t>req</w:t>
+      </w:r>
+      <w:proofErr w:type="spellEnd"/>
+      <w:r>
+        <w:t xml:space="preserve">, </w:t>
+      </w:r>
+      <w:proofErr w:type="spellStart"/>
+      <w:r>
+        <w:t>resp</w:t>
+      </w:r>
+      <w:proofErr w:type="spellEnd"/>
+      <w:r>
+        <w:t>) =&gt; {}</w:t>
+      </w:r>
+      <w:proofErr w:type="gramStart"/>
+      <w:r>
+        <w:t>).listen</w:t>
+      </w:r>
+      <w:proofErr w:type="gramEnd"/>
+      <w:r>
+        <w:t>(3200);</w:t>
+      </w:r>
+    </w:p>
+    <w:p/>
+    <w:p>
+      <w:pPr>
+        <w:numPr>
+          <w:ilvl w:val="0"/>
+          <w:numId w:val="39"/>
+        </w:numPr>
+      </w:pPr>
+      <w:r>
+        <w:t>Creates a valid HTTP server.</w:t>
+      </w:r>
+    </w:p>
+    <w:p>
+      <w:pPr>
+        <w:numPr>
+          <w:ilvl w:val="0"/>
+          <w:numId w:val="39"/>
+        </w:numPr>
+      </w:pPr>
+      <w:r>
+        <w:t>Listens on port 3200.</w:t>
+      </w:r>
+    </w:p>
+    <w:p/>
+    <w:p>
+      <w:pPr>
+        <w:rPr>
+          <w:b/>
+          <w:bCs/>
+        </w:rPr>
+      </w:pPr>
+      <w:r>
+        <w:rPr>
+          <w:b/>
+          <w:bCs/>
+        </w:rPr>
+        <w:t>HTML File (web.html)</w:t>
+      </w:r>
+    </w:p>
+    <w:p>
+      <w:r>
+        <w:t>&lt;!DOCTYPE html&gt;</w:t>
+      </w:r>
+    </w:p>
+    <w:p>
+      <w:r>
+        <w:t>&lt;html lang="</w:t>
+      </w:r>
+      <w:proofErr w:type="spellStart"/>
+      <w:r>
+        <w:t>en</w:t>
+      </w:r>
+      <w:proofErr w:type="spellEnd"/>
+      <w:r>
+        <w:t>"&gt;</w:t>
+      </w:r>
+    </w:p>
+    <w:p>
+      <w:r>
+        <w:t xml:space="preserve">  &lt;head&gt;</w:t>
+      </w:r>
+    </w:p>
+    <w:p>
+      <w:r>
+        <w:t xml:space="preserve">    &lt;meta charset="UTF-8" /&gt;</w:t>
+      </w:r>
+    </w:p>
+    <w:p>
+      <w:r>
+        <w:t xml:space="preserve">    &lt;meta name="viewport" content="width=device-width, initial-scale=1.0" /&gt;</w:t>
+      </w:r>
+    </w:p>
+    <w:p>
+      <w:r>
+        <w:lastRenderedPageBreak/>
+        <w:t xml:space="preserve">    &lt;title&gt;Web page&lt;/title&gt;</w:t>
+      </w:r>
+    </w:p>
+    <w:p>
+      <w:r>
+        <w:t xml:space="preserve">  &lt;/head&gt;</w:t>
+      </w:r>
+    </w:p>
+    <w:p>
+      <w:r>
+        <w:t xml:space="preserve">  &lt;body&gt;</w:t>
+      </w:r>
+    </w:p>
+    <w:p>
+      <w:r>
+        <w:t xml:space="preserve">    &lt;h1&gt;Web Page Heading&lt;/h1&gt;</w:t>
+      </w:r>
+    </w:p>
+    <w:p>
+      <w:r>
+        <w:t xml:space="preserve">    &lt;input type="text" /&gt;</w:t>
+      </w:r>
+    </w:p>
+    <w:p>
+      <w:r>
+        <w:t xml:space="preserve">    &lt;button&gt;Click&lt;/button&gt;</w:t>
+      </w:r>
+    </w:p>
+    <w:p>
+      <w:r>
+        <w:t xml:space="preserve">  &lt;/body&gt;</w:t>
+      </w:r>
+    </w:p>
+    <w:p>
+      <w:r>
+        <w:t>&lt;/html&gt;</w:t>
+      </w:r>
+    </w:p>
+    <w:p>
+      <w:pPr>
+        <w:numPr>
+          <w:ilvl w:val="0"/>
+          <w:numId w:val="40"/>
+        </w:numPr>
+      </w:pPr>
+      <w:r>
+        <w:t>Well-formed HTML structure.</w:t>
+      </w:r>
+    </w:p>
+    <w:p>
+      <w:pPr>
+        <w:numPr>
+          <w:ilvl w:val="0"/>
+          <w:numId w:val="40"/>
+        </w:numPr>
+      </w:pPr>
+      <w:r>
+        <w:t>Proper title, meta tags, and UI elements.</w:t>
+      </w:r>
+    </w:p>
+    <w:p/>
+    <w:p>
+      <w:pPr>
+        <w:rPr>
+          <w:b/>
+          <w:bCs/>
+        </w:rPr>
+      </w:pPr>
+      <w:r>
+        <w:rPr>
+          <w:b/>
+          <w:bCs/>
+        </w:rPr>
+        <w:t>Read and Load HTML File Using fs Module</w:t>
+      </w:r>
+    </w:p>
+    <w:p>
+      <w:proofErr w:type="spellStart"/>
+      <w:r>
+        <w:t>const</w:t>
+      </w:r>
+      <w:proofErr w:type="spellEnd"/>
+      <w:r>
+        <w:t xml:space="preserve"> http = require("http");</w:t>
+      </w:r>
+    </w:p>
+    <w:p>
+      <w:proofErr w:type="spellStart"/>
+      <w:r>
+        <w:t>const</w:t>
+      </w:r>
+      <w:proofErr w:type="spellEnd"/>
+      <w:r>
+        <w:t xml:space="preserve"> fs = require("fs");</w:t>
+      </w:r>
+    </w:p>
+    <w:p/>
+    <w:p>
+      <w:r>
+        <w:t>http</w:t>
+      </w:r>
+    </w:p>
+    <w:p>
+      <w:r>
+        <w:t xml:space="preserve">  </w:t>
+      </w:r>
+      <w:proofErr w:type="gramStart"/>
+      <w:r>
+        <w:t>.</w:t>
+      </w:r>
+      <w:proofErr w:type="spellStart"/>
+      <w:r>
+        <w:t>createServer</w:t>
+      </w:r>
+      <w:proofErr w:type="spellEnd"/>
+      <w:proofErr w:type="gramEnd"/>
+      <w:r>
+        <w:t>((</w:t>
+      </w:r>
+      <w:proofErr w:type="spellStart"/>
+      <w:r>
+        <w:t>req</w:t>
+      </w:r>
+      <w:proofErr w:type="spellEnd"/>
+      <w:r>
+        <w:t xml:space="preserve">, </w:t>
+      </w:r>
+      <w:proofErr w:type="spellStart"/>
+      <w:r>
+        <w:t>resp</w:t>
+      </w:r>
+      <w:proofErr w:type="spellEnd"/>
+      <w:r>
+        <w:t>) =&gt; {</w:t>
+      </w:r>
+    </w:p>
+    <w:p>
+      <w:r>
+        <w:t xml:space="preserve">    </w:t>
+      </w:r>
+      <w:proofErr w:type="spellStart"/>
+      <w:proofErr w:type="gramStart"/>
+      <w:r>
+        <w:t>fs.readFile</w:t>
+      </w:r>
+      <w:proofErr w:type="spellEnd"/>
+      <w:proofErr w:type="gramEnd"/>
+      <w:r>
+        <w:t>("html/web.html", "utf-8", (err, data) =&gt; {</w:t>
+      </w:r>
+    </w:p>
+    <w:p>
+      <w:r>
+        <w:t xml:space="preserve">      if (err) {</w:t>
+      </w:r>
+    </w:p>
+    <w:p>
+      <w:r>
+        <w:t xml:space="preserve">        </w:t>
+      </w:r>
+      <w:proofErr w:type="spellStart"/>
+      <w:proofErr w:type="gramStart"/>
+      <w:r>
+        <w:t>resp.writeHead</w:t>
+      </w:r>
+      <w:proofErr w:type="spellEnd"/>
+      <w:proofErr w:type="gramEnd"/>
+      <w:r>
+        <w:t>(500, {</w:t>
+      </w:r>
+    </w:p>
+    <w:p>
+      <w:r>
+        <w:t xml:space="preserve">          "Content-Type": "text/plain",</w:t>
+      </w:r>
+    </w:p>
+    <w:p>
+      <w:r>
+        <w:t xml:space="preserve">        });</w:t>
+      </w:r>
+    </w:p>
+    <w:p>
+      <w:r>
+        <w:t xml:space="preserve">        </w:t>
+      </w:r>
+      <w:proofErr w:type="spellStart"/>
+      <w:proofErr w:type="gramStart"/>
+      <w:r>
+        <w:t>resp.write</w:t>
+      </w:r>
+      <w:proofErr w:type="spellEnd"/>
+      <w:proofErr w:type="gramEnd"/>
+      <w:r>
+        <w:t>("internal server error");</w:t>
+      </w:r>
+    </w:p>
+    <w:p>
+      <w:r>
+        <w:t xml:space="preserve">        </w:t>
+      </w:r>
+      <w:proofErr w:type="spellStart"/>
+      <w:proofErr w:type="gramStart"/>
+      <w:r>
+        <w:t>resp.end</w:t>
+      </w:r>
+      <w:proofErr w:type="spellEnd"/>
+      <w:r>
+        <w:t>(</w:t>
+      </w:r>
+      <w:proofErr w:type="gramEnd"/>
+      <w:r>
+        <w:t>);</w:t>
+      </w:r>
+    </w:p>
+    <w:p>
+      <w:r>
+        <w:t xml:space="preserve">        return;</w:t>
+      </w:r>
+    </w:p>
+    <w:p>
+      <w:r>
+        <w:t xml:space="preserve">      }</w:t>
+      </w:r>
+    </w:p>
+    <w:p/>
+    <w:p>
+      <w:r>
+        <w:t xml:space="preserve">      </w:t>
+      </w:r>
+      <w:proofErr w:type="spellStart"/>
+      <w:proofErr w:type="gramStart"/>
+      <w:r>
+        <w:t>resp.writeHead</w:t>
+      </w:r>
+      <w:proofErr w:type="spellEnd"/>
+      <w:proofErr w:type="gramEnd"/>
+      <w:r>
+        <w:t>(200, {</w:t>
+      </w:r>
+    </w:p>
+    <w:p>
+      <w:r>
+        <w:t xml:space="preserve">        "Content-Type": "text/html",</w:t>
+      </w:r>
+    </w:p>
+    <w:p>
+      <w:r>
+        <w:t xml:space="preserve">      });</w:t>
+      </w:r>
+    </w:p>
+    <w:p>
+      <w:r>
+        <w:t xml:space="preserve">      </w:t>
+      </w:r>
+      <w:proofErr w:type="spellStart"/>
+      <w:proofErr w:type="gramStart"/>
+      <w:r>
+        <w:t>resp.write</w:t>
+      </w:r>
+      <w:proofErr w:type="spellEnd"/>
+      <w:proofErr w:type="gramEnd"/>
+      <w:r>
+        <w:t>(data);</w:t>
+      </w:r>
+    </w:p>
+    <w:p>
+      <w:r>
+        <w:lastRenderedPageBreak/>
+        <w:t xml:space="preserve">      </w:t>
+      </w:r>
+      <w:proofErr w:type="spellStart"/>
+      <w:proofErr w:type="gramStart"/>
+      <w:r>
+        <w:t>resp.end</w:t>
+      </w:r>
+      <w:proofErr w:type="spellEnd"/>
+      <w:r>
+        <w:t>(</w:t>
+      </w:r>
+      <w:proofErr w:type="gramEnd"/>
+      <w:r>
+        <w:t>);</w:t>
+      </w:r>
+    </w:p>
+    <w:p>
+      <w:r>
+        <w:t xml:space="preserve">    });</w:t>
+      </w:r>
+    </w:p>
+    <w:p>
+      <w:r>
+        <w:t xml:space="preserve">  }</w:t>
+      </w:r>
+      <w:proofErr w:type="gramStart"/>
+      <w:r>
+        <w:t>).listen</w:t>
+      </w:r>
+      <w:proofErr w:type="gramEnd"/>
+      <w:r>
+        <w:t>(3200);</w:t>
+      </w:r>
+    </w:p>
+    <w:p/>
+    <w:p/>
+    <w:p>
+      <w:r>
+        <w:t>Correctly reads the file html/web.html (assuming the folder structure is correct).</w:t>
+      </w:r>
+    </w:p>
+    <w:p>
+      <w:pPr>
+        <w:numPr>
+          <w:ilvl w:val="0"/>
+          <w:numId w:val="41"/>
+        </w:numPr>
+      </w:pPr>
+      <w:r>
+        <w:t>Sets appropriate status codes (500 for error, 200 for success).</w:t>
+      </w:r>
+    </w:p>
+    <w:p>
+      <w:pPr>
+        <w:numPr>
+          <w:ilvl w:val="0"/>
+          <w:numId w:val="41"/>
+        </w:numPr>
+      </w:pPr>
+      <w:r>
+        <w:t>Handles errors gracefully.</w:t>
+      </w:r>
+    </w:p>
+    <w:p>
+      <w:pPr>
+        <w:numPr>
+          <w:ilvl w:val="0"/>
+          <w:numId w:val="41"/>
+        </w:numPr>
+      </w:pPr>
+      <w:r>
+        <w:t>Sends the HTML content as response.</w:t>
+      </w:r>
+    </w:p>
+    <w:p/>
+    <w:p>
+      <w:pPr>
+        <w:rPr>
+          <w:b/>
+          <w:bCs/>
+        </w:rPr>
+      </w:pPr>
+      <w:r>
+        <w:rPr>
+          <w:b/>
+          <w:bCs/>
+        </w:rPr>
+        <w:t>Check Output</w:t>
+      </w:r>
+    </w:p>
+    <w:p>
+      <w:pPr>
+        <w:numPr>
+          <w:ilvl w:val="0"/>
+          <w:numId w:val="42"/>
+        </w:numPr>
+      </w:pPr>
+      <w:r>
+        <w:t>When you run node web.js or </w:t>
+      </w:r>
+      <w:proofErr w:type="spellStart"/>
+      <w:r>
+        <w:t>nodemon</w:t>
+      </w:r>
+      <w:proofErr w:type="spellEnd"/>
+      <w:r>
+        <w:t xml:space="preserve"> web.js, and visit </w:t>
+      </w:r>
+      <w:hyperlink r:id="rId11" w:tgtFrame="_blank" w:history="1">
+        <w:r>
+          <w:rPr>
+            <w:rStyle w:val="Hyperlink"/>
+          </w:rPr>
+          <w:t>http://localhost:3200</w:t>
+        </w:r>
+      </w:hyperlink>
+      <w:r>
+        <w:t>, the browser will correctly show the HTML content from web.html.</w:t>
+      </w:r>
+    </w:p>
+    <w:p/>
+    <w:p/>
+    <w:p/>
+    <w:p>
+      <w:pPr>
+        <w:rPr>
+          <w:b/>
+          <w:bCs/>
+          <w:sz w:val="56"/>
+          <w:szCs w:val="56"/>
+        </w:rPr>
+      </w:pPr>
+      <w:r>
+        <w:rPr>
+          <w:b/>
+          <w:bCs/>
+          <w:sz w:val="56"/>
+          <w:szCs w:val="56"/>
+        </w:rPr>
+        <w:t>How to Submit Form with Node.js</w:t>
+      </w:r>
+    </w:p>
+    <w:p/>
+    <w:p>
+      <w:pPr>
+        <w:rPr>
+          <w:b/>
+          <w:bCs/>
+        </w:rPr>
+      </w:pPr>
+      <w:r>
+        <w:rPr>
+          <w:b/>
+          <w:bCs/>
+        </w:rPr>
+        <w:t>Form inside JS file</w:t>
+      </w:r>
+    </w:p>
+    <w:p>
+      <w:r>
+        <w:t>You correctly created and served a basic HTML form directly via </w:t>
+      </w:r>
+      <w:proofErr w:type="spellStart"/>
+      <w:proofErr w:type="gramStart"/>
+      <w:r>
+        <w:t>resp.write</w:t>
+      </w:r>
+      <w:proofErr w:type="spellEnd"/>
+      <w:proofErr w:type="gramEnd"/>
+      <w:r>
+        <w:t>():</w:t>
+      </w:r>
+    </w:p>
+    <w:p>
+      <w:proofErr w:type="spellStart"/>
+      <w:r>
+        <w:t>const</w:t>
+      </w:r>
+      <w:proofErr w:type="spellEnd"/>
+      <w:r>
+        <w:t xml:space="preserve"> http = require("http");</w:t>
+      </w:r>
+    </w:p>
+    <w:p/>
+    <w:p>
+      <w:r>
+        <w:t>http</w:t>
+      </w:r>
+    </w:p>
+    <w:p>
+      <w:r>
+        <w:t xml:space="preserve">  </w:t>
+      </w:r>
+      <w:proofErr w:type="gramStart"/>
+      <w:r>
+        <w:t>.</w:t>
+      </w:r>
+      <w:proofErr w:type="spellStart"/>
+      <w:r>
+        <w:t>createServer</w:t>
+      </w:r>
+      <w:proofErr w:type="spellEnd"/>
+      <w:proofErr w:type="gramEnd"/>
+      <w:r>
+        <w:t>((</w:t>
+      </w:r>
+      <w:proofErr w:type="spellStart"/>
+      <w:r>
+        <w:t>req</w:t>
+      </w:r>
+      <w:proofErr w:type="spellEnd"/>
+      <w:r>
+        <w:t xml:space="preserve">, </w:t>
+      </w:r>
+      <w:proofErr w:type="spellStart"/>
+      <w:r>
+        <w:t>resp</w:t>
+      </w:r>
+      <w:proofErr w:type="spellEnd"/>
+      <w:r>
+        <w:t>) =&gt; {</w:t>
+      </w:r>
+    </w:p>
+    <w:p>
+      <w:r>
+        <w:t xml:space="preserve">    </w:t>
+      </w:r>
+      <w:proofErr w:type="spellStart"/>
+      <w:proofErr w:type="gramStart"/>
+      <w:r>
+        <w:t>resp.writeHead</w:t>
+      </w:r>
+      <w:proofErr w:type="spellEnd"/>
+      <w:proofErr w:type="gramEnd"/>
+      <w:r>
+        <w:t>(200, {</w:t>
+      </w:r>
+    </w:p>
+    <w:p>
+      <w:r>
+        <w:t xml:space="preserve">      "Content-Type": "text/html",</w:t>
+      </w:r>
+    </w:p>
+    <w:p>
+      <w:r>
+        <w:t xml:space="preserve">    });</w:t>
+      </w:r>
+    </w:p>
+    <w:p>
+      <w:r>
+        <w:t xml:space="preserve">    </w:t>
+      </w:r>
+      <w:proofErr w:type="spellStart"/>
+      <w:proofErr w:type="gramStart"/>
+      <w:r>
+        <w:t>resp.write</w:t>
+      </w:r>
+      <w:proofErr w:type="spellEnd"/>
+      <w:proofErr w:type="gramEnd"/>
+      <w:r>
+        <w:t>(`</w:t>
+      </w:r>
+    </w:p>
+    <w:p>
+      <w:r>
+        <w:t xml:space="preserve">      &lt;form action="/submit" method="POST"&gt;</w:t>
+      </w:r>
+    </w:p>
+    <w:p>
+      <w:r>
+        <w:t xml:space="preserve">        &lt;input type="text</w:t>
+      </w:r>
+      <w:proofErr w:type="gramStart"/>
+      <w:r>
+        <w:t>"  placeholder</w:t>
+      </w:r>
+      <w:proofErr w:type="gramEnd"/>
+      <w:r>
+        <w:t>="Enter username" name="name" /&gt;</w:t>
+      </w:r>
+    </w:p>
+    <w:p>
+      <w:r>
+        <w:lastRenderedPageBreak/>
+        <w:t xml:space="preserve">        &lt;input type="text</w:t>
+      </w:r>
+      <w:proofErr w:type="gramStart"/>
+      <w:r>
+        <w:t>"  placeholder</w:t>
+      </w:r>
+      <w:proofErr w:type="gramEnd"/>
+      <w:r>
+        <w:t>="Enter email" name="email" /&gt;</w:t>
+      </w:r>
+    </w:p>
+    <w:p>
+      <w:r>
+        <w:t xml:space="preserve">        &lt;button&gt;Submit&lt;/button&gt;</w:t>
+      </w:r>
+    </w:p>
+    <w:p>
+      <w:r>
+        <w:t xml:space="preserve">      &lt;/form&gt;</w:t>
+      </w:r>
+    </w:p>
+    <w:p>
+      <w:r>
+        <w:t xml:space="preserve">    `);</w:t>
+      </w:r>
+    </w:p>
+    <w:p>
+      <w:r>
+        <w:t xml:space="preserve">    </w:t>
+      </w:r>
+      <w:proofErr w:type="spellStart"/>
+      <w:proofErr w:type="gramStart"/>
+      <w:r>
+        <w:t>resp.end</w:t>
+      </w:r>
+      <w:proofErr w:type="spellEnd"/>
+      <w:r>
+        <w:t>(</w:t>
+      </w:r>
+      <w:proofErr w:type="gramEnd"/>
+      <w:r>
+        <w:t>);</w:t>
+      </w:r>
+    </w:p>
+    <w:p>
+      <w:r>
+        <w:t xml:space="preserve">  })</w:t>
+      </w:r>
+    </w:p>
+    <w:p>
+      <w:r>
+        <w:t xml:space="preserve">  </w:t>
+      </w:r>
+      <w:proofErr w:type="gramStart"/>
+      <w:r>
+        <w:t>.listen</w:t>
+      </w:r>
+      <w:proofErr w:type="gramEnd"/>
+      <w:r>
+        <w:t>(3200);</w:t>
+      </w:r>
+    </w:p>
+    <w:p>
+      <w:r>
+        <w:t xml:space="preserve">This works fine, though </w:t>
+      </w:r>
+      <w:proofErr w:type="gramStart"/>
+      <w:r>
+        <w:t>you're</w:t>
+      </w:r>
+      <w:proofErr w:type="gramEnd"/>
+      <w:r>
+        <w:t xml:space="preserve"> not handling the actual POST data yet — just confirming routing works.</w:t>
+      </w:r>
+    </w:p>
+    <w:p/>
+    <w:p>
+      <w:pPr>
+        <w:rPr>
+          <w:b/>
+          <w:bCs/>
+        </w:rPr>
+      </w:pPr>
+      <w:r>
+        <w:rPr>
+          <w:b/>
+          <w:bCs/>
+        </w:rPr>
+        <w:t>Conditional Handling of /submit</w:t>
+      </w:r>
+    </w:p>
+    <w:p>
+      <w:r>
+        <w:t>if (req.url === "/") {</w:t>
+      </w:r>
+    </w:p>
+    <w:p>
+      <w:r>
+        <w:t xml:space="preserve">  // form page</w:t>
+      </w:r>
+    </w:p>
+    <w:p>
+      <w:r>
+        <w:t>} else if (req.url === "/submit") {</w:t>
+      </w:r>
+    </w:p>
+    <w:p>
+      <w:r>
+        <w:t xml:space="preserve">  // confirmation message</w:t>
+      </w:r>
+    </w:p>
+    <w:p>
+      <w:r>
+        <w:t>}</w:t>
+      </w:r>
+    </w:p>
+    <w:p>
+      <w:r>
+        <w:t>This conditional routing is correct for handling basic URL-based navigation.</w:t>
+      </w:r>
+    </w:p>
+    <w:p/>
+    <w:p>
+      <w:pPr>
+        <w:rPr>
+          <w:b/>
+          <w:bCs/>
+        </w:rPr>
+      </w:pPr>
+      <w:r>
+        <w:rPr>
+          <w:b/>
+          <w:bCs/>
+        </w:rPr>
+        <w:t>Using a separate form.html file</w:t>
+      </w:r>
+    </w:p>
+    <w:p>
+      <w:r>
+        <w:t>&lt;!DOCTYPE html&gt;</w:t>
+      </w:r>
+    </w:p>
+    <w:p>
+      <w:r>
+        <w:t>&lt;html lang="</w:t>
+      </w:r>
+      <w:proofErr w:type="spellStart"/>
+      <w:r>
+        <w:t>en</w:t>
+      </w:r>
+      <w:proofErr w:type="spellEnd"/>
+      <w:r>
+        <w:t>"&gt;</w:t>
+      </w:r>
+    </w:p>
+    <w:p>
+      <w:r>
+        <w:t>&lt;head&gt;</w:t>
+      </w:r>
+    </w:p>
+    <w:p>
+      <w:r>
+        <w:t xml:space="preserve">  &lt;meta charset="UTF-8" /&gt;</w:t>
+      </w:r>
+    </w:p>
+    <w:p>
+      <w:r>
+        <w:t xml:space="preserve">  &lt;meta name="viewport" content="width=device-width, initial-scale=1.0" /&gt;</w:t>
+      </w:r>
+    </w:p>
+    <w:p>
+      <w:r>
+        <w:t xml:space="preserve">  &lt;title&gt;Form page&lt;/title&gt;</w:t>
+      </w:r>
+    </w:p>
+    <w:p>
+      <w:r>
+        <w:t>&lt;/head&gt;</w:t>
+      </w:r>
+    </w:p>
+    <w:p>
+      <w:r>
+        <w:t>&lt;body&gt;</w:t>
+      </w:r>
+    </w:p>
+    <w:p>
+      <w:r>
+        <w:t xml:space="preserve">  &lt;form action="/submit" method="POST"&gt;</w:t>
+      </w:r>
+    </w:p>
+    <w:p>
+      <w:r>
+        <w:t xml:space="preserve">    &lt;input type="text" placeholder="Enter username" name="name" /&gt;</w:t>
+      </w:r>
+    </w:p>
+    <w:p>
+      <w:r>
+        <w:t xml:space="preserve">    &lt;input type="text" placeholder="Enter email" name="email" /&gt;</w:t>
+      </w:r>
+    </w:p>
+    <w:p>
+      <w:r>
+        <w:t xml:space="preserve">    &lt;button&gt;Submit&lt;/button&gt;</w:t>
+      </w:r>
+    </w:p>
+    <w:p>
+      <w:r>
+        <w:lastRenderedPageBreak/>
+        <w:t xml:space="preserve">  &lt;/form&gt;</w:t>
+      </w:r>
+    </w:p>
+    <w:p>
+      <w:r>
+        <w:t>&lt;/body&gt;</w:t>
+      </w:r>
+    </w:p>
+    <w:p>
+      <w:r>
+        <w:t>&lt;/html</w:t>
+      </w:r>
+    </w:p>
+    <w:p>
+      <w:r>
+        <w:t>Perfectly structured form with POST method and inputs.</w:t>
+      </w:r>
+    </w:p>
+    <w:p/>
+    <w:p>
+      <w:pPr>
+        <w:rPr>
+          <w:b/>
+          <w:bCs/>
+        </w:rPr>
+      </w:pPr>
+      <w:r>
+        <w:rPr>
+          <w:b/>
+          <w:bCs/>
+        </w:rPr>
+        <w:t>Load HTML File via fs</w:t>
+      </w:r>
+    </w:p>
+    <w:p>
+      <w:proofErr w:type="spellStart"/>
+      <w:r>
+        <w:t>const</w:t>
+      </w:r>
+      <w:proofErr w:type="spellEnd"/>
+      <w:r>
+        <w:t xml:space="preserve"> http = require('http');</w:t>
+      </w:r>
+    </w:p>
+    <w:p>
+      <w:proofErr w:type="spellStart"/>
+      <w:r>
+        <w:t>const</w:t>
+      </w:r>
+      <w:proofErr w:type="spellEnd"/>
+      <w:r>
+        <w:t xml:space="preserve"> fs = require('</w:t>
+      </w:r>
+      <w:proofErr w:type="spellStart"/>
+      <w:r>
+        <w:t>fs'</w:t>
+      </w:r>
+      <w:proofErr w:type="spellEnd"/>
+      <w:r>
+        <w:t>);</w:t>
+      </w:r>
+    </w:p>
+    <w:p/>
+    <w:p>
+      <w:proofErr w:type="spellStart"/>
+      <w:proofErr w:type="gramStart"/>
+      <w:r>
+        <w:t>http.createServer</w:t>
+      </w:r>
+      <w:proofErr w:type="spellEnd"/>
+      <w:proofErr w:type="gramEnd"/>
+      <w:r>
+        <w:t>((</w:t>
+      </w:r>
+      <w:proofErr w:type="spellStart"/>
+      <w:r>
+        <w:t>req</w:t>
+      </w:r>
+      <w:proofErr w:type="spellEnd"/>
+      <w:r>
+        <w:t xml:space="preserve">, </w:t>
+      </w:r>
+      <w:proofErr w:type="spellStart"/>
+      <w:r>
+        <w:t>resp</w:t>
+      </w:r>
+      <w:proofErr w:type="spellEnd"/>
+      <w:r>
+        <w:t>) =&gt; {</w:t>
+      </w:r>
+    </w:p>
+    <w:p>
+      <w:r>
+        <w:t xml:space="preserve">  </w:t>
+      </w:r>
+      <w:proofErr w:type="spellStart"/>
+      <w:proofErr w:type="gramStart"/>
+      <w:r>
+        <w:t>fs.readFile</w:t>
+      </w:r>
+      <w:proofErr w:type="spellEnd"/>
+      <w:proofErr w:type="gramEnd"/>
+      <w:r>
+        <w:t>('html/form.html', 'utf-8', (error, data) =&gt; {</w:t>
+      </w:r>
+    </w:p>
+    <w:p>
+      <w:r>
+        <w:t xml:space="preserve">    if (error) {</w:t>
+      </w:r>
+    </w:p>
+    <w:p>
+      <w:r>
+        <w:t xml:space="preserve">      </w:t>
+      </w:r>
+      <w:proofErr w:type="spellStart"/>
+      <w:proofErr w:type="gramStart"/>
+      <w:r>
+        <w:t>resp.writeHead</w:t>
+      </w:r>
+      <w:proofErr w:type="spellEnd"/>
+      <w:proofErr w:type="gramEnd"/>
+      <w:r>
+        <w:t xml:space="preserve">(500, </w:t>
+      </w:r>
+      <w:proofErr w:type="gramStart"/>
+      <w:r>
+        <w:t>{ "</w:t>
+      </w:r>
+      <w:proofErr w:type="gramEnd"/>
+      <w:r>
+        <w:t>content-type": 'text/plain</w:t>
+      </w:r>
+      <w:proofErr w:type="gramStart"/>
+      <w:r>
+        <w:t>' }</w:t>
+      </w:r>
+      <w:proofErr w:type="gramEnd"/>
+      <w:r>
+        <w:t>);</w:t>
+      </w:r>
+    </w:p>
+    <w:p>
+      <w:r>
+        <w:t xml:space="preserve">      </w:t>
+      </w:r>
+      <w:proofErr w:type="spellStart"/>
+      <w:proofErr w:type="gramStart"/>
+      <w:r>
+        <w:t>resp.end</w:t>
+      </w:r>
+      <w:proofErr w:type="spellEnd"/>
+      <w:r>
+        <w:t>(</w:t>
+      </w:r>
+      <w:proofErr w:type="gramEnd"/>
+      <w:r>
+        <w:t>'internal server error');</w:t>
+      </w:r>
+    </w:p>
+    <w:p>
+      <w:r>
+        <w:t xml:space="preserve">      return;</w:t>
+      </w:r>
+    </w:p>
+    <w:p>
+      <w:r>
+        <w:t xml:space="preserve">    }</w:t>
+      </w:r>
+    </w:p>
+    <w:p/>
+    <w:p>
+      <w:r>
+        <w:t xml:space="preserve">    </w:t>
+      </w:r>
+      <w:proofErr w:type="spellStart"/>
+      <w:proofErr w:type="gramStart"/>
+      <w:r>
+        <w:t>resp.writeHead</w:t>
+      </w:r>
+      <w:proofErr w:type="spellEnd"/>
+      <w:proofErr w:type="gramEnd"/>
+      <w:r>
+        <w:t xml:space="preserve">(200, </w:t>
+      </w:r>
+      <w:proofErr w:type="gramStart"/>
+      <w:r>
+        <w:t>{ "</w:t>
+      </w:r>
+      <w:proofErr w:type="gramEnd"/>
+      <w:r>
+        <w:t>content-type": 'text/html</w:t>
+      </w:r>
+      <w:proofErr w:type="gramStart"/>
+      <w:r>
+        <w:t>' }</w:t>
+      </w:r>
+      <w:proofErr w:type="gramEnd"/>
+      <w:r>
+        <w:t>);</w:t>
+      </w:r>
+    </w:p>
+    <w:p/>
+    <w:p>
+      <w:r>
+        <w:t xml:space="preserve">    if (req.url == '/') {</w:t>
+      </w:r>
+    </w:p>
+    <w:p>
+      <w:r>
+        <w:t xml:space="preserve">      </w:t>
+      </w:r>
+      <w:proofErr w:type="spellStart"/>
+      <w:proofErr w:type="gramStart"/>
+      <w:r>
+        <w:t>resp.write</w:t>
+      </w:r>
+      <w:proofErr w:type="spellEnd"/>
+      <w:proofErr w:type="gramEnd"/>
+      <w:r>
+        <w:t>(data);</w:t>
+      </w:r>
+    </w:p>
+    <w:p>
+      <w:r>
+        <w:t xml:space="preserve">    } else if (req.url == '/submit') {</w:t>
+      </w:r>
+    </w:p>
+    <w:p>
+      <w:r>
+        <w:t xml:space="preserve">      </w:t>
+      </w:r>
+      <w:proofErr w:type="spellStart"/>
+      <w:proofErr w:type="gramStart"/>
+      <w:r>
+        <w:t>resp.write</w:t>
+      </w:r>
+      <w:proofErr w:type="spellEnd"/>
+      <w:proofErr w:type="gramEnd"/>
+      <w:r>
+        <w:t>('&lt;h1&gt;Data submitted&lt;/h1&gt;');</w:t>
+      </w:r>
+    </w:p>
+    <w:p>
+      <w:r>
+        <w:t xml:space="preserve">    }</w:t>
+      </w:r>
+    </w:p>
+    <w:p/>
+    <w:p>
+      <w:r>
+        <w:t xml:space="preserve">    </w:t>
+      </w:r>
+      <w:proofErr w:type="spellStart"/>
+      <w:proofErr w:type="gramStart"/>
+      <w:r>
+        <w:t>resp.end</w:t>
+      </w:r>
+      <w:proofErr w:type="spellEnd"/>
+      <w:r>
+        <w:t>(</w:t>
+      </w:r>
+      <w:proofErr w:type="gramEnd"/>
+      <w:r>
+        <w:t>);</w:t>
+      </w:r>
+    </w:p>
+    <w:p>
+      <w:r>
+        <w:t xml:space="preserve">  });</w:t>
+      </w:r>
+    </w:p>
+    <w:p>
+      <w:r>
+        <w:t>}</w:t>
+      </w:r>
+      <w:proofErr w:type="gramStart"/>
+      <w:r>
+        <w:t>).listen</w:t>
+      </w:r>
+      <w:proofErr w:type="gramEnd"/>
+      <w:r>
+        <w:t>(3200);</w:t>
+      </w:r>
+    </w:p>
+    <w:p>
+      <w:pPr>
+        <w:rPr>
+          <w:b/>
+          <w:bCs/>
+        </w:rPr>
+      </w:pPr>
+      <w:r>
+        <w:rPr>
+          <w:b/>
+          <w:bCs/>
+        </w:rPr>
+        <w:t>Everything is correct:</w:t>
+      </w:r>
+    </w:p>
+    <w:p>
+      <w:pPr>
+        <w:numPr>
+          <w:ilvl w:val="0"/>
+          <w:numId w:val="43"/>
+        </w:numPr>
+      </w:pPr>
+      <w:r>
+        <w:t>Loads HTML file when GET /</w:t>
+      </w:r>
+    </w:p>
+    <w:p>
+      <w:pPr>
+        <w:numPr>
+          <w:ilvl w:val="0"/>
+          <w:numId w:val="43"/>
+        </w:numPr>
+      </w:pPr>
+      <w:r>
+        <w:t>Shows confirmation message when /submit is requested</w:t>
+      </w:r>
+    </w:p>
+    <w:p>
+      <w:pPr>
+        <w:numPr>
+          <w:ilvl w:val="0"/>
+          <w:numId w:val="43"/>
+        </w:numPr>
+      </w:pPr>
+      <w:r>
+        <w:lastRenderedPageBreak/>
+        <w:t>Responds with correct headers</w:t>
+      </w:r>
+    </w:p>
+    <w:p>
+      <w:pPr>
+        <w:numPr>
+          <w:ilvl w:val="0"/>
+          <w:numId w:val="43"/>
+        </w:numPr>
+      </w:pPr>
+      <w:r>
+        <w:t>Properly handles </w:t>
+      </w:r>
+      <w:proofErr w:type="spellStart"/>
+      <w:proofErr w:type="gramStart"/>
+      <w:r>
+        <w:t>fs.readFile</w:t>
+      </w:r>
+      <w:proofErr w:type="spellEnd"/>
+      <w:proofErr w:type="gramEnd"/>
+      <w:r>
+        <w:t> errors</w:t>
+      </w:r>
+    </w:p>
+    <w:p/>
+    <w:p/>
     <w:p/>
     <w:p/>
     <w:sectPr>
@@ -9176,6 +12551,119 @@
     </w:lvl>
   </w:abstractNum>
   <w:abstractNum w:abstractNumId="7" w15:restartNumberingAfterBreak="0">
+    <w:nsid w:val="17E727B5"/>
+    <w:multiLevelType w:val="multilevel"/>
+    <w:tmpl w:val="0598DFE4"/>
+    <w:lvl w:ilvl="0">
+      <w:start w:val="1"/>
+      <w:numFmt w:val="decimal"/>
+      <w:lvlText w:val="%1."/>
+      <w:lvlJc w:val="left"/>
+      <w:pPr>
+        <w:tabs>
+          <w:tab w:val="num" w:pos="720"/>
+        </w:tabs>
+        <w:ind w:left="720" w:hanging="360"/>
+      </w:pPr>
+    </w:lvl>
+    <w:lvl w:ilvl="1" w:tentative="1">
+      <w:start w:val="1"/>
+      <w:numFmt w:val="decimal"/>
+      <w:lvlText w:val="%2."/>
+      <w:lvlJc w:val="left"/>
+      <w:pPr>
+        <w:tabs>
+          <w:tab w:val="num" w:pos="1440"/>
+        </w:tabs>
+        <w:ind w:left="1440" w:hanging="360"/>
+      </w:pPr>
+    </w:lvl>
+    <w:lvl w:ilvl="2" w:tentative="1">
+      <w:start w:val="1"/>
+      <w:numFmt w:val="decimal"/>
+      <w:lvlText w:val="%3."/>
+      <w:lvlJc w:val="left"/>
+      <w:pPr>
+        <w:tabs>
+          <w:tab w:val="num" w:pos="2160"/>
+        </w:tabs>
+        <w:ind w:left="2160" w:hanging="360"/>
+      </w:pPr>
+    </w:lvl>
+    <w:lvl w:ilvl="3" w:tentative="1">
+      <w:start w:val="1"/>
+      <w:numFmt w:val="decimal"/>
+      <w:lvlText w:val="%4."/>
+      <w:lvlJc w:val="left"/>
+      <w:pPr>
+        <w:tabs>
+          <w:tab w:val="num" w:pos="2880"/>
+        </w:tabs>
+        <w:ind w:left="2880" w:hanging="360"/>
+      </w:pPr>
+    </w:lvl>
+    <w:lvl w:ilvl="4" w:tentative="1">
+      <w:start w:val="1"/>
+      <w:numFmt w:val="decimal"/>
+      <w:lvlText w:val="%5."/>
+      <w:lvlJc w:val="left"/>
+      <w:pPr>
+        <w:tabs>
+          <w:tab w:val="num" w:pos="3600"/>
+        </w:tabs>
+        <w:ind w:left="3600" w:hanging="360"/>
+      </w:pPr>
+    </w:lvl>
+    <w:lvl w:ilvl="5" w:tentative="1">
+      <w:start w:val="1"/>
+      <w:numFmt w:val="decimal"/>
+      <w:lvlText w:val="%6."/>
+      <w:lvlJc w:val="left"/>
+      <w:pPr>
+        <w:tabs>
+          <w:tab w:val="num" w:pos="4320"/>
+        </w:tabs>
+        <w:ind w:left="4320" w:hanging="360"/>
+      </w:pPr>
+    </w:lvl>
+    <w:lvl w:ilvl="6" w:tentative="1">
+      <w:start w:val="1"/>
+      <w:numFmt w:val="decimal"/>
+      <w:lvlText w:val="%7."/>
+      <w:lvlJc w:val="left"/>
+      <w:pPr>
+        <w:tabs>
+          <w:tab w:val="num" w:pos="5040"/>
+        </w:tabs>
+        <w:ind w:left="5040" w:hanging="360"/>
+      </w:pPr>
+    </w:lvl>
+    <w:lvl w:ilvl="7" w:tentative="1">
+      <w:start w:val="1"/>
+      <w:numFmt w:val="decimal"/>
+      <w:lvlText w:val="%8."/>
+      <w:lvlJc w:val="left"/>
+      <w:pPr>
+        <w:tabs>
+          <w:tab w:val="num" w:pos="5760"/>
+        </w:tabs>
+        <w:ind w:left="5760" w:hanging="360"/>
+      </w:pPr>
+    </w:lvl>
+    <w:lvl w:ilvl="8" w:tentative="1">
+      <w:start w:val="1"/>
+      <w:numFmt w:val="decimal"/>
+      <w:lvlText w:val="%9."/>
+      <w:lvlJc w:val="left"/>
+      <w:pPr>
+        <w:tabs>
+          <w:tab w:val="num" w:pos="6480"/>
+        </w:tabs>
+        <w:ind w:left="6480" w:hanging="360"/>
+      </w:pPr>
+    </w:lvl>
+  </w:abstractNum>
+  <w:abstractNum w:abstractNumId="8" w15:restartNumberingAfterBreak="0">
     <w:nsid w:val="1C4E05E7"/>
     <w:multiLevelType w:val="multilevel"/>
     <w:tmpl w:val="1A94E282"/>
@@ -9288,7 +12776,7 @@
       </w:pPr>
     </w:lvl>
   </w:abstractNum>
-  <w:abstractNum w:abstractNumId="8" w15:restartNumberingAfterBreak="0">
+  <w:abstractNum w:abstractNumId="9" w15:restartNumberingAfterBreak="0">
     <w:nsid w:val="1C5B0675"/>
     <w:multiLevelType w:val="multilevel"/>
     <w:tmpl w:val="DE2E3C66"/>
@@ -9401,7 +12889,120 @@
       </w:pPr>
     </w:lvl>
   </w:abstractNum>
-  <w:abstractNum w:abstractNumId="9" w15:restartNumberingAfterBreak="0">
+  <w:abstractNum w:abstractNumId="10" w15:restartNumberingAfterBreak="0">
+    <w:nsid w:val="21340509"/>
+    <w:multiLevelType w:val="multilevel"/>
+    <w:tmpl w:val="B04A8BE8"/>
+    <w:lvl w:ilvl="0">
+      <w:start w:val="1"/>
+      <w:numFmt w:val="decimal"/>
+      <w:lvlText w:val="%1."/>
+      <w:lvlJc w:val="left"/>
+      <w:pPr>
+        <w:tabs>
+          <w:tab w:val="num" w:pos="720"/>
+        </w:tabs>
+        <w:ind w:left="720" w:hanging="360"/>
+      </w:pPr>
+    </w:lvl>
+    <w:lvl w:ilvl="1" w:tentative="1">
+      <w:start w:val="1"/>
+      <w:numFmt w:val="decimal"/>
+      <w:lvlText w:val="%2."/>
+      <w:lvlJc w:val="left"/>
+      <w:pPr>
+        <w:tabs>
+          <w:tab w:val="num" w:pos="1440"/>
+        </w:tabs>
+        <w:ind w:left="1440" w:hanging="360"/>
+      </w:pPr>
+    </w:lvl>
+    <w:lvl w:ilvl="2" w:tentative="1">
+      <w:start w:val="1"/>
+      <w:numFmt w:val="decimal"/>
+      <w:lvlText w:val="%3."/>
+      <w:lvlJc w:val="left"/>
+      <w:pPr>
+        <w:tabs>
+          <w:tab w:val="num" w:pos="2160"/>
+        </w:tabs>
+        <w:ind w:left="2160" w:hanging="360"/>
+      </w:pPr>
+    </w:lvl>
+    <w:lvl w:ilvl="3" w:tentative="1">
+      <w:start w:val="1"/>
+      <w:numFmt w:val="decimal"/>
+      <w:lvlText w:val="%4."/>
+      <w:lvlJc w:val="left"/>
+      <w:pPr>
+        <w:tabs>
+          <w:tab w:val="num" w:pos="2880"/>
+        </w:tabs>
+        <w:ind w:left="2880" w:hanging="360"/>
+      </w:pPr>
+    </w:lvl>
+    <w:lvl w:ilvl="4" w:tentative="1">
+      <w:start w:val="1"/>
+      <w:numFmt w:val="decimal"/>
+      <w:lvlText w:val="%5."/>
+      <w:lvlJc w:val="left"/>
+      <w:pPr>
+        <w:tabs>
+          <w:tab w:val="num" w:pos="3600"/>
+        </w:tabs>
+        <w:ind w:left="3600" w:hanging="360"/>
+      </w:pPr>
+    </w:lvl>
+    <w:lvl w:ilvl="5" w:tentative="1">
+      <w:start w:val="1"/>
+      <w:numFmt w:val="decimal"/>
+      <w:lvlText w:val="%6."/>
+      <w:lvlJc w:val="left"/>
+      <w:pPr>
+        <w:tabs>
+          <w:tab w:val="num" w:pos="4320"/>
+        </w:tabs>
+        <w:ind w:left="4320" w:hanging="360"/>
+      </w:pPr>
+    </w:lvl>
+    <w:lvl w:ilvl="6" w:tentative="1">
+      <w:start w:val="1"/>
+      <w:numFmt w:val="decimal"/>
+      <w:lvlText w:val="%7."/>
+      <w:lvlJc w:val="left"/>
+      <w:pPr>
+        <w:tabs>
+          <w:tab w:val="num" w:pos="5040"/>
+        </w:tabs>
+        <w:ind w:left="5040" w:hanging="360"/>
+      </w:pPr>
+    </w:lvl>
+    <w:lvl w:ilvl="7" w:tentative="1">
+      <w:start w:val="1"/>
+      <w:numFmt w:val="decimal"/>
+      <w:lvlText w:val="%8."/>
+      <w:lvlJc w:val="left"/>
+      <w:pPr>
+        <w:tabs>
+          <w:tab w:val="num" w:pos="5760"/>
+        </w:tabs>
+        <w:ind w:left="5760" w:hanging="360"/>
+      </w:pPr>
+    </w:lvl>
+    <w:lvl w:ilvl="8" w:tentative="1">
+      <w:start w:val="1"/>
+      <w:numFmt w:val="decimal"/>
+      <w:lvlText w:val="%9."/>
+      <w:lvlJc w:val="left"/>
+      <w:pPr>
+        <w:tabs>
+          <w:tab w:val="num" w:pos="6480"/>
+        </w:tabs>
+        <w:ind w:left="6480" w:hanging="360"/>
+      </w:pPr>
+    </w:lvl>
+  </w:abstractNum>
+  <w:abstractNum w:abstractNumId="11" w15:restartNumberingAfterBreak="0">
     <w:nsid w:val="21BA1609"/>
     <w:multiLevelType w:val="multilevel"/>
     <w:tmpl w:val="35FC5BE6"/>
@@ -9514,7 +13115,7 @@
       </w:pPr>
     </w:lvl>
   </w:abstractNum>
-  <w:abstractNum w:abstractNumId="10" w15:restartNumberingAfterBreak="0">
+  <w:abstractNum w:abstractNumId="12" w15:restartNumberingAfterBreak="0">
     <w:nsid w:val="27A814C6"/>
     <w:multiLevelType w:val="multilevel"/>
     <w:tmpl w:val="5C70BCB4"/>
@@ -9627,7 +13228,120 @@
       </w:pPr>
     </w:lvl>
   </w:abstractNum>
-  <w:abstractNum w:abstractNumId="11" w15:restartNumberingAfterBreak="0">
+  <w:abstractNum w:abstractNumId="13" w15:restartNumberingAfterBreak="0">
+    <w:nsid w:val="2B5B0B0B"/>
+    <w:multiLevelType w:val="multilevel"/>
+    <w:tmpl w:val="ADFE6A46"/>
+    <w:lvl w:ilvl="0">
+      <w:start w:val="1"/>
+      <w:numFmt w:val="decimal"/>
+      <w:lvlText w:val="%1."/>
+      <w:lvlJc w:val="left"/>
+      <w:pPr>
+        <w:tabs>
+          <w:tab w:val="num" w:pos="720"/>
+        </w:tabs>
+        <w:ind w:left="720" w:hanging="360"/>
+      </w:pPr>
+    </w:lvl>
+    <w:lvl w:ilvl="1" w:tentative="1">
+      <w:start w:val="1"/>
+      <w:numFmt w:val="decimal"/>
+      <w:lvlText w:val="%2."/>
+      <w:lvlJc w:val="left"/>
+      <w:pPr>
+        <w:tabs>
+          <w:tab w:val="num" w:pos="1440"/>
+        </w:tabs>
+        <w:ind w:left="1440" w:hanging="360"/>
+      </w:pPr>
+    </w:lvl>
+    <w:lvl w:ilvl="2" w:tentative="1">
+      <w:start w:val="1"/>
+      <w:numFmt w:val="decimal"/>
+      <w:lvlText w:val="%3."/>
+      <w:lvlJc w:val="left"/>
+      <w:pPr>
+        <w:tabs>
+          <w:tab w:val="num" w:pos="2160"/>
+        </w:tabs>
+        <w:ind w:left="2160" w:hanging="360"/>
+      </w:pPr>
+    </w:lvl>
+    <w:lvl w:ilvl="3" w:tentative="1">
+      <w:start w:val="1"/>
+      <w:numFmt w:val="decimal"/>
+      <w:lvlText w:val="%4."/>
+      <w:lvlJc w:val="left"/>
+      <w:pPr>
+        <w:tabs>
+          <w:tab w:val="num" w:pos="2880"/>
+        </w:tabs>
+        <w:ind w:left="2880" w:hanging="360"/>
+      </w:pPr>
+    </w:lvl>
+    <w:lvl w:ilvl="4" w:tentative="1">
+      <w:start w:val="1"/>
+      <w:numFmt w:val="decimal"/>
+      <w:lvlText w:val="%5."/>
+      <w:lvlJc w:val="left"/>
+      <w:pPr>
+        <w:tabs>
+          <w:tab w:val="num" w:pos="3600"/>
+        </w:tabs>
+        <w:ind w:left="3600" w:hanging="360"/>
+      </w:pPr>
+    </w:lvl>
+    <w:lvl w:ilvl="5" w:tentative="1">
+      <w:start w:val="1"/>
+      <w:numFmt w:val="decimal"/>
+      <w:lvlText w:val="%6."/>
+      <w:lvlJc w:val="left"/>
+      <w:pPr>
+        <w:tabs>
+          <w:tab w:val="num" w:pos="4320"/>
+        </w:tabs>
+        <w:ind w:left="4320" w:hanging="360"/>
+      </w:pPr>
+    </w:lvl>
+    <w:lvl w:ilvl="6" w:tentative="1">
+      <w:start w:val="1"/>
+      <w:numFmt w:val="decimal"/>
+      <w:lvlText w:val="%7."/>
+      <w:lvlJc w:val="left"/>
+      <w:pPr>
+        <w:tabs>
+          <w:tab w:val="num" w:pos="5040"/>
+        </w:tabs>
+        <w:ind w:left="5040" w:hanging="360"/>
+      </w:pPr>
+    </w:lvl>
+    <w:lvl w:ilvl="7" w:tentative="1">
+      <w:start w:val="1"/>
+      <w:numFmt w:val="decimal"/>
+      <w:lvlText w:val="%8."/>
+      <w:lvlJc w:val="left"/>
+      <w:pPr>
+        <w:tabs>
+          <w:tab w:val="num" w:pos="5760"/>
+        </w:tabs>
+        <w:ind w:left="5760" w:hanging="360"/>
+      </w:pPr>
+    </w:lvl>
+    <w:lvl w:ilvl="8" w:tentative="1">
+      <w:start w:val="1"/>
+      <w:numFmt w:val="decimal"/>
+      <w:lvlText w:val="%9."/>
+      <w:lvlJc w:val="left"/>
+      <w:pPr>
+        <w:tabs>
+          <w:tab w:val="num" w:pos="6480"/>
+        </w:tabs>
+        <w:ind w:left="6480" w:hanging="360"/>
+      </w:pPr>
+    </w:lvl>
+  </w:abstractNum>
+  <w:abstractNum w:abstractNumId="14" w15:restartNumberingAfterBreak="0">
     <w:nsid w:val="2B5F2076"/>
     <w:multiLevelType w:val="multilevel"/>
     <w:tmpl w:val="291C6D66"/>
@@ -9740,7 +13454,7 @@
       </w:pPr>
     </w:lvl>
   </w:abstractNum>
-  <w:abstractNum w:abstractNumId="12" w15:restartNumberingAfterBreak="0">
+  <w:abstractNum w:abstractNumId="15" w15:restartNumberingAfterBreak="0">
     <w:nsid w:val="36602E12"/>
     <w:multiLevelType w:val="multilevel"/>
     <w:tmpl w:val="42147588"/>
@@ -9853,7 +13567,7 @@
       </w:pPr>
     </w:lvl>
   </w:abstractNum>
-  <w:abstractNum w:abstractNumId="13" w15:restartNumberingAfterBreak="0">
+  <w:abstractNum w:abstractNumId="16" w15:restartNumberingAfterBreak="0">
     <w:nsid w:val="380F539C"/>
     <w:multiLevelType w:val="multilevel"/>
     <w:tmpl w:val="A526461E"/>
@@ -9966,7 +13680,7 @@
       </w:pPr>
     </w:lvl>
   </w:abstractNum>
-  <w:abstractNum w:abstractNumId="14" w15:restartNumberingAfterBreak="0">
+  <w:abstractNum w:abstractNumId="17" w15:restartNumberingAfterBreak="0">
     <w:nsid w:val="3D5C36CA"/>
     <w:multiLevelType w:val="multilevel"/>
     <w:tmpl w:val="2290573A"/>
@@ -10079,7 +13793,120 @@
       </w:pPr>
     </w:lvl>
   </w:abstractNum>
-  <w:abstractNum w:abstractNumId="15" w15:restartNumberingAfterBreak="0">
+  <w:abstractNum w:abstractNumId="18" w15:restartNumberingAfterBreak="0">
+    <w:nsid w:val="41E77F19"/>
+    <w:multiLevelType w:val="multilevel"/>
+    <w:tmpl w:val="5C188A06"/>
+    <w:lvl w:ilvl="0">
+      <w:start w:val="1"/>
+      <w:numFmt w:val="decimal"/>
+      <w:lvlText w:val="%1."/>
+      <w:lvlJc w:val="left"/>
+      <w:pPr>
+        <w:tabs>
+          <w:tab w:val="num" w:pos="720"/>
+        </w:tabs>
+        <w:ind w:left="720" w:hanging="360"/>
+      </w:pPr>
+    </w:lvl>
+    <w:lvl w:ilvl="1" w:tentative="1">
+      <w:start w:val="1"/>
+      <w:numFmt w:val="decimal"/>
+      <w:lvlText w:val="%2."/>
+      <w:lvlJc w:val="left"/>
+      <w:pPr>
+        <w:tabs>
+          <w:tab w:val="num" w:pos="1440"/>
+        </w:tabs>
+        <w:ind w:left="1440" w:hanging="360"/>
+      </w:pPr>
+    </w:lvl>
+    <w:lvl w:ilvl="2" w:tentative="1">
+      <w:start w:val="1"/>
+      <w:numFmt w:val="decimal"/>
+      <w:lvlText w:val="%3."/>
+      <w:lvlJc w:val="left"/>
+      <w:pPr>
+        <w:tabs>
+          <w:tab w:val="num" w:pos="2160"/>
+        </w:tabs>
+        <w:ind w:left="2160" w:hanging="360"/>
+      </w:pPr>
+    </w:lvl>
+    <w:lvl w:ilvl="3" w:tentative="1">
+      <w:start w:val="1"/>
+      <w:numFmt w:val="decimal"/>
+      <w:lvlText w:val="%4."/>
+      <w:lvlJc w:val="left"/>
+      <w:pPr>
+        <w:tabs>
+          <w:tab w:val="num" w:pos="2880"/>
+        </w:tabs>
+        <w:ind w:left="2880" w:hanging="360"/>
+      </w:pPr>
+    </w:lvl>
+    <w:lvl w:ilvl="4" w:tentative="1">
+      <w:start w:val="1"/>
+      <w:numFmt w:val="decimal"/>
+      <w:lvlText w:val="%5."/>
+      <w:lvlJc w:val="left"/>
+      <w:pPr>
+        <w:tabs>
+          <w:tab w:val="num" w:pos="3600"/>
+        </w:tabs>
+        <w:ind w:left="3600" w:hanging="360"/>
+      </w:pPr>
+    </w:lvl>
+    <w:lvl w:ilvl="5" w:tentative="1">
+      <w:start w:val="1"/>
+      <w:numFmt w:val="decimal"/>
+      <w:lvlText w:val="%6."/>
+      <w:lvlJc w:val="left"/>
+      <w:pPr>
+        <w:tabs>
+          <w:tab w:val="num" w:pos="4320"/>
+        </w:tabs>
+        <w:ind w:left="4320" w:hanging="360"/>
+      </w:pPr>
+    </w:lvl>
+    <w:lvl w:ilvl="6" w:tentative="1">
+      <w:start w:val="1"/>
+      <w:numFmt w:val="decimal"/>
+      <w:lvlText w:val="%7."/>
+      <w:lvlJc w:val="left"/>
+      <w:pPr>
+        <w:tabs>
+          <w:tab w:val="num" w:pos="5040"/>
+        </w:tabs>
+        <w:ind w:left="5040" w:hanging="360"/>
+      </w:pPr>
+    </w:lvl>
+    <w:lvl w:ilvl="7" w:tentative="1">
+      <w:start w:val="1"/>
+      <w:numFmt w:val="decimal"/>
+      <w:lvlText w:val="%8."/>
+      <w:lvlJc w:val="left"/>
+      <w:pPr>
+        <w:tabs>
+          <w:tab w:val="num" w:pos="5760"/>
+        </w:tabs>
+        <w:ind w:left="5760" w:hanging="360"/>
+      </w:pPr>
+    </w:lvl>
+    <w:lvl w:ilvl="8" w:tentative="1">
+      <w:start w:val="1"/>
+      <w:numFmt w:val="decimal"/>
+      <w:lvlText w:val="%9."/>
+      <w:lvlJc w:val="left"/>
+      <w:pPr>
+        <w:tabs>
+          <w:tab w:val="num" w:pos="6480"/>
+        </w:tabs>
+        <w:ind w:left="6480" w:hanging="360"/>
+      </w:pPr>
+    </w:lvl>
+  </w:abstractNum>
+  <w:abstractNum w:abstractNumId="19" w15:restartNumberingAfterBreak="0">
     <w:nsid w:val="426E4027"/>
     <w:multiLevelType w:val="multilevel"/>
     <w:tmpl w:val="9B2C7C36"/>
@@ -10192,7 +14019,120 @@
       </w:pPr>
     </w:lvl>
   </w:abstractNum>
-  <w:abstractNum w:abstractNumId="16" w15:restartNumberingAfterBreak="0">
+  <w:abstractNum w:abstractNumId="20" w15:restartNumberingAfterBreak="0">
+    <w:nsid w:val="43A2566C"/>
+    <w:multiLevelType w:val="multilevel"/>
+    <w:tmpl w:val="46802362"/>
+    <w:lvl w:ilvl="0">
+      <w:start w:val="1"/>
+      <w:numFmt w:val="decimal"/>
+      <w:lvlText w:val="%1."/>
+      <w:lvlJc w:val="left"/>
+      <w:pPr>
+        <w:tabs>
+          <w:tab w:val="num" w:pos="720"/>
+        </w:tabs>
+        <w:ind w:left="720" w:hanging="360"/>
+      </w:pPr>
+    </w:lvl>
+    <w:lvl w:ilvl="1" w:tentative="1">
+      <w:start w:val="1"/>
+      <w:numFmt w:val="decimal"/>
+      <w:lvlText w:val="%2."/>
+      <w:lvlJc w:val="left"/>
+      <w:pPr>
+        <w:tabs>
+          <w:tab w:val="num" w:pos="1440"/>
+        </w:tabs>
+        <w:ind w:left="1440" w:hanging="360"/>
+      </w:pPr>
+    </w:lvl>
+    <w:lvl w:ilvl="2" w:tentative="1">
+      <w:start w:val="1"/>
+      <w:numFmt w:val="decimal"/>
+      <w:lvlText w:val="%3."/>
+      <w:lvlJc w:val="left"/>
+      <w:pPr>
+        <w:tabs>
+          <w:tab w:val="num" w:pos="2160"/>
+        </w:tabs>
+        <w:ind w:left="2160" w:hanging="360"/>
+      </w:pPr>
+    </w:lvl>
+    <w:lvl w:ilvl="3" w:tentative="1">
+      <w:start w:val="1"/>
+      <w:numFmt w:val="decimal"/>
+      <w:lvlText w:val="%4."/>
+      <w:lvlJc w:val="left"/>
+      <w:pPr>
+        <w:tabs>
+          <w:tab w:val="num" w:pos="2880"/>
+        </w:tabs>
+        <w:ind w:left="2880" w:hanging="360"/>
+      </w:pPr>
+    </w:lvl>
+    <w:lvl w:ilvl="4" w:tentative="1">
+      <w:start w:val="1"/>
+      <w:numFmt w:val="decimal"/>
+      <w:lvlText w:val="%5."/>
+      <w:lvlJc w:val="left"/>
+      <w:pPr>
+        <w:tabs>
+          <w:tab w:val="num" w:pos="3600"/>
+        </w:tabs>
+        <w:ind w:left="3600" w:hanging="360"/>
+      </w:pPr>
+    </w:lvl>
+    <w:lvl w:ilvl="5" w:tentative="1">
+      <w:start w:val="1"/>
+      <w:numFmt w:val="decimal"/>
+      <w:lvlText w:val="%6."/>
+      <w:lvlJc w:val="left"/>
+      <w:pPr>
+        <w:tabs>
+          <w:tab w:val="num" w:pos="4320"/>
+        </w:tabs>
+        <w:ind w:left="4320" w:hanging="360"/>
+      </w:pPr>
+    </w:lvl>
+    <w:lvl w:ilvl="6" w:tentative="1">
+      <w:start w:val="1"/>
+      <w:numFmt w:val="decimal"/>
+      <w:lvlText w:val="%7."/>
+      <w:lvlJc w:val="left"/>
+      <w:pPr>
+        <w:tabs>
+          <w:tab w:val="num" w:pos="5040"/>
+        </w:tabs>
+        <w:ind w:left="5040" w:hanging="360"/>
+      </w:pPr>
+    </w:lvl>
+    <w:lvl w:ilvl="7" w:tentative="1">
+      <w:start w:val="1"/>
+      <w:numFmt w:val="decimal"/>
+      <w:lvlText w:val="%8."/>
+      <w:lvlJc w:val="left"/>
+      <w:pPr>
+        <w:tabs>
+          <w:tab w:val="num" w:pos="5760"/>
+        </w:tabs>
+        <w:ind w:left="5760" w:hanging="360"/>
+      </w:pPr>
+    </w:lvl>
+    <w:lvl w:ilvl="8" w:tentative="1">
+      <w:start w:val="1"/>
+      <w:numFmt w:val="decimal"/>
+      <w:lvlText w:val="%9."/>
+      <w:lvlJc w:val="left"/>
+      <w:pPr>
+        <w:tabs>
+          <w:tab w:val="num" w:pos="6480"/>
+        </w:tabs>
+        <w:ind w:left="6480" w:hanging="360"/>
+      </w:pPr>
+    </w:lvl>
+  </w:abstractNum>
+  <w:abstractNum w:abstractNumId="21" w15:restartNumberingAfterBreak="0">
     <w:nsid w:val="43EB5314"/>
     <w:multiLevelType w:val="multilevel"/>
     <w:tmpl w:val="D4007EA2"/>
@@ -10305,7 +14245,7 @@
       </w:pPr>
     </w:lvl>
   </w:abstractNum>
-  <w:abstractNum w:abstractNumId="17" w15:restartNumberingAfterBreak="0">
+  <w:abstractNum w:abstractNumId="22" w15:restartNumberingAfterBreak="0">
     <w:nsid w:val="44BC279F"/>
     <w:multiLevelType w:val="multilevel"/>
     <w:tmpl w:val="63369064"/>
@@ -10418,7 +14358,7 @@
       </w:pPr>
     </w:lvl>
   </w:abstractNum>
-  <w:abstractNum w:abstractNumId="18" w15:restartNumberingAfterBreak="0">
+  <w:abstractNum w:abstractNumId="23" w15:restartNumberingAfterBreak="0">
     <w:nsid w:val="483567A9"/>
     <w:multiLevelType w:val="multilevel"/>
     <w:tmpl w:val="2E8E5D8A"/>
@@ -10531,7 +14471,7 @@
       </w:pPr>
     </w:lvl>
   </w:abstractNum>
-  <w:abstractNum w:abstractNumId="19" w15:restartNumberingAfterBreak="0">
+  <w:abstractNum w:abstractNumId="24" w15:restartNumberingAfterBreak="0">
     <w:nsid w:val="4A990F24"/>
     <w:multiLevelType w:val="multilevel"/>
     <w:tmpl w:val="1B7E2B00"/>
@@ -10644,7 +14584,7 @@
       </w:pPr>
     </w:lvl>
   </w:abstractNum>
-  <w:abstractNum w:abstractNumId="20" w15:restartNumberingAfterBreak="0">
+  <w:abstractNum w:abstractNumId="25" w15:restartNumberingAfterBreak="0">
     <w:nsid w:val="4CB46851"/>
     <w:multiLevelType w:val="multilevel"/>
     <w:tmpl w:val="877ADD64"/>
@@ -10757,7 +14697,7 @@
       </w:pPr>
     </w:lvl>
   </w:abstractNum>
-  <w:abstractNum w:abstractNumId="21" w15:restartNumberingAfterBreak="0">
+  <w:abstractNum w:abstractNumId="26" w15:restartNumberingAfterBreak="0">
     <w:nsid w:val="4EB40AB7"/>
     <w:multiLevelType w:val="multilevel"/>
     <w:tmpl w:val="99501D42"/>
@@ -10870,7 +14810,120 @@
       </w:pPr>
     </w:lvl>
   </w:abstractNum>
-  <w:abstractNum w:abstractNumId="22" w15:restartNumberingAfterBreak="0">
+  <w:abstractNum w:abstractNumId="27" w15:restartNumberingAfterBreak="0">
+    <w:nsid w:val="51FC7B89"/>
+    <w:multiLevelType w:val="multilevel"/>
+    <w:tmpl w:val="1254A022"/>
+    <w:lvl w:ilvl="0">
+      <w:start w:val="1"/>
+      <w:numFmt w:val="decimal"/>
+      <w:lvlText w:val="%1."/>
+      <w:lvlJc w:val="left"/>
+      <w:pPr>
+        <w:tabs>
+          <w:tab w:val="num" w:pos="720"/>
+        </w:tabs>
+        <w:ind w:left="720" w:hanging="360"/>
+      </w:pPr>
+    </w:lvl>
+    <w:lvl w:ilvl="1" w:tentative="1">
+      <w:start w:val="1"/>
+      <w:numFmt w:val="decimal"/>
+      <w:lvlText w:val="%2."/>
+      <w:lvlJc w:val="left"/>
+      <w:pPr>
+        <w:tabs>
+          <w:tab w:val="num" w:pos="1440"/>
+        </w:tabs>
+        <w:ind w:left="1440" w:hanging="360"/>
+      </w:pPr>
+    </w:lvl>
+    <w:lvl w:ilvl="2" w:tentative="1">
+      <w:start w:val="1"/>
+      <w:numFmt w:val="decimal"/>
+      <w:lvlText w:val="%3."/>
+      <w:lvlJc w:val="left"/>
+      <w:pPr>
+        <w:tabs>
+          <w:tab w:val="num" w:pos="2160"/>
+        </w:tabs>
+        <w:ind w:left="2160" w:hanging="360"/>
+      </w:pPr>
+    </w:lvl>
+    <w:lvl w:ilvl="3" w:tentative="1">
+      <w:start w:val="1"/>
+      <w:numFmt w:val="decimal"/>
+      <w:lvlText w:val="%4."/>
+      <w:lvlJc w:val="left"/>
+      <w:pPr>
+        <w:tabs>
+          <w:tab w:val="num" w:pos="2880"/>
+        </w:tabs>
+        <w:ind w:left="2880" w:hanging="360"/>
+      </w:pPr>
+    </w:lvl>
+    <w:lvl w:ilvl="4" w:tentative="1">
+      <w:start w:val="1"/>
+      <w:numFmt w:val="decimal"/>
+      <w:lvlText w:val="%5."/>
+      <w:lvlJc w:val="left"/>
+      <w:pPr>
+        <w:tabs>
+          <w:tab w:val="num" w:pos="3600"/>
+        </w:tabs>
+        <w:ind w:left="3600" w:hanging="360"/>
+      </w:pPr>
+    </w:lvl>
+    <w:lvl w:ilvl="5" w:tentative="1">
+      <w:start w:val="1"/>
+      <w:numFmt w:val="decimal"/>
+      <w:lvlText w:val="%6."/>
+      <w:lvlJc w:val="left"/>
+      <w:pPr>
+        <w:tabs>
+          <w:tab w:val="num" w:pos="4320"/>
+        </w:tabs>
+        <w:ind w:left="4320" w:hanging="360"/>
+      </w:pPr>
+    </w:lvl>
+    <w:lvl w:ilvl="6" w:tentative="1">
+      <w:start w:val="1"/>
+      <w:numFmt w:val="decimal"/>
+      <w:lvlText w:val="%7."/>
+      <w:lvlJc w:val="left"/>
+      <w:pPr>
+        <w:tabs>
+          <w:tab w:val="num" w:pos="5040"/>
+        </w:tabs>
+        <w:ind w:left="5040" w:hanging="360"/>
+      </w:pPr>
+    </w:lvl>
+    <w:lvl w:ilvl="7" w:tentative="1">
+      <w:start w:val="1"/>
+      <w:numFmt w:val="decimal"/>
+      <w:lvlText w:val="%8."/>
+      <w:lvlJc w:val="left"/>
+      <w:pPr>
+        <w:tabs>
+          <w:tab w:val="num" w:pos="5760"/>
+        </w:tabs>
+        <w:ind w:left="5760" w:hanging="360"/>
+      </w:pPr>
+    </w:lvl>
+    <w:lvl w:ilvl="8" w:tentative="1">
+      <w:start w:val="1"/>
+      <w:numFmt w:val="decimal"/>
+      <w:lvlText w:val="%9."/>
+      <w:lvlJc w:val="left"/>
+      <w:pPr>
+        <w:tabs>
+          <w:tab w:val="num" w:pos="6480"/>
+        </w:tabs>
+        <w:ind w:left="6480" w:hanging="360"/>
+      </w:pPr>
+    </w:lvl>
+  </w:abstractNum>
+  <w:abstractNum w:abstractNumId="28" w15:restartNumberingAfterBreak="0">
     <w:nsid w:val="543D7724"/>
     <w:multiLevelType w:val="multilevel"/>
     <w:tmpl w:val="D5A46AC4"/>
@@ -10983,7 +15036,7 @@
       </w:pPr>
     </w:lvl>
   </w:abstractNum>
-  <w:abstractNum w:abstractNumId="23" w15:restartNumberingAfterBreak="0">
+  <w:abstractNum w:abstractNumId="29" w15:restartNumberingAfterBreak="0">
     <w:nsid w:val="56666083"/>
     <w:multiLevelType w:val="multilevel"/>
     <w:tmpl w:val="79841C9C"/>
@@ -11096,7 +15149,7 @@
       </w:pPr>
     </w:lvl>
   </w:abstractNum>
-  <w:abstractNum w:abstractNumId="24" w15:restartNumberingAfterBreak="0">
+  <w:abstractNum w:abstractNumId="30" w15:restartNumberingAfterBreak="0">
     <w:nsid w:val="59EF6817"/>
     <w:multiLevelType w:val="multilevel"/>
     <w:tmpl w:val="F0E2C25C"/>
@@ -11209,7 +15262,7 @@
       </w:pPr>
     </w:lvl>
   </w:abstractNum>
-  <w:abstractNum w:abstractNumId="25" w15:restartNumberingAfterBreak="0">
+  <w:abstractNum w:abstractNumId="31" w15:restartNumberingAfterBreak="0">
     <w:nsid w:val="5EDB374E"/>
     <w:multiLevelType w:val="multilevel"/>
     <w:tmpl w:val="B33C876E"/>
@@ -11322,7 +15375,7 @@
       </w:pPr>
     </w:lvl>
   </w:abstractNum>
-  <w:abstractNum w:abstractNumId="26" w15:restartNumberingAfterBreak="0">
+  <w:abstractNum w:abstractNumId="32" w15:restartNumberingAfterBreak="0">
     <w:nsid w:val="5F9933D4"/>
     <w:multiLevelType w:val="multilevel"/>
     <w:tmpl w:val="0F080522"/>
@@ -11435,7 +15488,7 @@
       </w:pPr>
     </w:lvl>
   </w:abstractNum>
-  <w:abstractNum w:abstractNumId="27" w15:restartNumberingAfterBreak="0">
+  <w:abstractNum w:abstractNumId="33" w15:restartNumberingAfterBreak="0">
     <w:nsid w:val="6B211D7A"/>
     <w:multiLevelType w:val="multilevel"/>
     <w:tmpl w:val="3580D212"/>
@@ -11548,7 +15601,7 @@
       </w:pPr>
     </w:lvl>
   </w:abstractNum>
-  <w:abstractNum w:abstractNumId="28" w15:restartNumberingAfterBreak="0">
+  <w:abstractNum w:abstractNumId="34" w15:restartNumberingAfterBreak="0">
     <w:nsid w:val="6F3F12F1"/>
     <w:multiLevelType w:val="multilevel"/>
     <w:tmpl w:val="CBBC92A2"/>
@@ -11661,7 +15714,120 @@
       </w:pPr>
     </w:lvl>
   </w:abstractNum>
-  <w:abstractNum w:abstractNumId="29" w15:restartNumberingAfterBreak="0">
+  <w:abstractNum w:abstractNumId="35" w15:restartNumberingAfterBreak="0">
+    <w:nsid w:val="6FC82B53"/>
+    <w:multiLevelType w:val="multilevel"/>
+    <w:tmpl w:val="79A88D2C"/>
+    <w:lvl w:ilvl="0">
+      <w:start w:val="1"/>
+      <w:numFmt w:val="decimal"/>
+      <w:lvlText w:val="%1."/>
+      <w:lvlJc w:val="left"/>
+      <w:pPr>
+        <w:tabs>
+          <w:tab w:val="num" w:pos="720"/>
+        </w:tabs>
+        <w:ind w:left="720" w:hanging="360"/>
+      </w:pPr>
+    </w:lvl>
+    <w:lvl w:ilvl="1" w:tentative="1">
+      <w:start w:val="1"/>
+      <w:numFmt w:val="decimal"/>
+      <w:lvlText w:val="%2."/>
+      <w:lvlJc w:val="left"/>
+      <w:pPr>
+        <w:tabs>
+          <w:tab w:val="num" w:pos="1440"/>
+        </w:tabs>
+        <w:ind w:left="1440" w:hanging="360"/>
+      </w:pPr>
+    </w:lvl>
+    <w:lvl w:ilvl="2" w:tentative="1">
+      <w:start w:val="1"/>
+      <w:numFmt w:val="decimal"/>
+      <w:lvlText w:val="%3."/>
+      <w:lvlJc w:val="left"/>
+      <w:pPr>
+        <w:tabs>
+          <w:tab w:val="num" w:pos="2160"/>
+        </w:tabs>
+        <w:ind w:left="2160" w:hanging="360"/>
+      </w:pPr>
+    </w:lvl>
+    <w:lvl w:ilvl="3" w:tentative="1">
+      <w:start w:val="1"/>
+      <w:numFmt w:val="decimal"/>
+      <w:lvlText w:val="%4."/>
+      <w:lvlJc w:val="left"/>
+      <w:pPr>
+        <w:tabs>
+          <w:tab w:val="num" w:pos="2880"/>
+        </w:tabs>
+        <w:ind w:left="2880" w:hanging="360"/>
+      </w:pPr>
+    </w:lvl>
+    <w:lvl w:ilvl="4" w:tentative="1">
+      <w:start w:val="1"/>
+      <w:numFmt w:val="decimal"/>
+      <w:lvlText w:val="%5."/>
+      <w:lvlJc w:val="left"/>
+      <w:pPr>
+        <w:tabs>
+          <w:tab w:val="num" w:pos="3600"/>
+        </w:tabs>
+        <w:ind w:left="3600" w:hanging="360"/>
+      </w:pPr>
+    </w:lvl>
+    <w:lvl w:ilvl="5" w:tentative="1">
+      <w:start w:val="1"/>
+      <w:numFmt w:val="decimal"/>
+      <w:lvlText w:val="%6."/>
+      <w:lvlJc w:val="left"/>
+      <w:pPr>
+        <w:tabs>
+          <w:tab w:val="num" w:pos="4320"/>
+        </w:tabs>
+        <w:ind w:left="4320" w:hanging="360"/>
+      </w:pPr>
+    </w:lvl>
+    <w:lvl w:ilvl="6" w:tentative="1">
+      <w:start w:val="1"/>
+      <w:numFmt w:val="decimal"/>
+      <w:lvlText w:val="%7."/>
+      <w:lvlJc w:val="left"/>
+      <w:pPr>
+        <w:tabs>
+          <w:tab w:val="num" w:pos="5040"/>
+        </w:tabs>
+        <w:ind w:left="5040" w:hanging="360"/>
+      </w:pPr>
+    </w:lvl>
+    <w:lvl w:ilvl="7" w:tentative="1">
+      <w:start w:val="1"/>
+      <w:numFmt w:val="decimal"/>
+      <w:lvlText w:val="%8."/>
+      <w:lvlJc w:val="left"/>
+      <w:pPr>
+        <w:tabs>
+          <w:tab w:val="num" w:pos="5760"/>
+        </w:tabs>
+        <w:ind w:left="5760" w:hanging="360"/>
+      </w:pPr>
+    </w:lvl>
+    <w:lvl w:ilvl="8" w:tentative="1">
+      <w:start w:val="1"/>
+      <w:numFmt w:val="decimal"/>
+      <w:lvlText w:val="%9."/>
+      <w:lvlJc w:val="left"/>
+      <w:pPr>
+        <w:tabs>
+          <w:tab w:val="num" w:pos="6480"/>
+        </w:tabs>
+        <w:ind w:left="6480" w:hanging="360"/>
+      </w:pPr>
+    </w:lvl>
+  </w:abstractNum>
+  <w:abstractNum w:abstractNumId="36" w15:restartNumberingAfterBreak="0">
     <w:nsid w:val="715226D2"/>
     <w:multiLevelType w:val="multilevel"/>
     <w:tmpl w:val="019405CA"/>
@@ -11774,7 +15940,7 @@
       </w:pPr>
     </w:lvl>
   </w:abstractNum>
-  <w:abstractNum w:abstractNumId="30" w15:restartNumberingAfterBreak="0">
+  <w:abstractNum w:abstractNumId="37" w15:restartNumberingAfterBreak="0">
     <w:nsid w:val="750D454C"/>
     <w:multiLevelType w:val="multilevel"/>
     <w:tmpl w:val="60D2D70A"/>
@@ -11887,7 +16053,7 @@
       </w:pPr>
     </w:lvl>
   </w:abstractNum>
-  <w:abstractNum w:abstractNumId="31" w15:restartNumberingAfterBreak="0">
+  <w:abstractNum w:abstractNumId="38" w15:restartNumberingAfterBreak="0">
     <w:nsid w:val="77D44D67"/>
     <w:multiLevelType w:val="multilevel"/>
     <w:tmpl w:val="504A9962"/>
@@ -12000,7 +16166,7 @@
       </w:pPr>
     </w:lvl>
   </w:abstractNum>
-  <w:abstractNum w:abstractNumId="32" w15:restartNumberingAfterBreak="0">
+  <w:abstractNum w:abstractNumId="39" w15:restartNumberingAfterBreak="0">
     <w:nsid w:val="79173B42"/>
     <w:multiLevelType w:val="multilevel"/>
     <w:tmpl w:val="2D0EED9E"/>
@@ -12113,7 +16279,120 @@
       </w:pPr>
     </w:lvl>
   </w:abstractNum>
-  <w:abstractNum w:abstractNumId="33" w15:restartNumberingAfterBreak="0">
+  <w:abstractNum w:abstractNumId="40" w15:restartNumberingAfterBreak="0">
+    <w:nsid w:val="7BFE02CD"/>
+    <w:multiLevelType w:val="multilevel"/>
+    <w:tmpl w:val="3B26AD66"/>
+    <w:lvl w:ilvl="0">
+      <w:start w:val="1"/>
+      <w:numFmt w:val="decimal"/>
+      <w:lvlText w:val="%1."/>
+      <w:lvlJc w:val="left"/>
+      <w:pPr>
+        <w:tabs>
+          <w:tab w:val="num" w:pos="720"/>
+        </w:tabs>
+        <w:ind w:left="720" w:hanging="360"/>
+      </w:pPr>
+    </w:lvl>
+    <w:lvl w:ilvl="1" w:tentative="1">
+      <w:start w:val="1"/>
+      <w:numFmt w:val="decimal"/>
+      <w:lvlText w:val="%2."/>
+      <w:lvlJc w:val="left"/>
+      <w:pPr>
+        <w:tabs>
+          <w:tab w:val="num" w:pos="1440"/>
+        </w:tabs>
+        <w:ind w:left="1440" w:hanging="360"/>
+      </w:pPr>
+    </w:lvl>
+    <w:lvl w:ilvl="2" w:tentative="1">
+      <w:start w:val="1"/>
+      <w:numFmt w:val="decimal"/>
+      <w:lvlText w:val="%3."/>
+      <w:lvlJc w:val="left"/>
+      <w:pPr>
+        <w:tabs>
+          <w:tab w:val="num" w:pos="2160"/>
+        </w:tabs>
+        <w:ind w:left="2160" w:hanging="360"/>
+      </w:pPr>
+    </w:lvl>
+    <w:lvl w:ilvl="3" w:tentative="1">
+      <w:start w:val="1"/>
+      <w:numFmt w:val="decimal"/>
+      <w:lvlText w:val="%4."/>
+      <w:lvlJc w:val="left"/>
+      <w:pPr>
+        <w:tabs>
+          <w:tab w:val="num" w:pos="2880"/>
+        </w:tabs>
+        <w:ind w:left="2880" w:hanging="360"/>
+      </w:pPr>
+    </w:lvl>
+    <w:lvl w:ilvl="4" w:tentative="1">
+      <w:start w:val="1"/>
+      <w:numFmt w:val="decimal"/>
+      <w:lvlText w:val="%5."/>
+      <w:lvlJc w:val="left"/>
+      <w:pPr>
+        <w:tabs>
+          <w:tab w:val="num" w:pos="3600"/>
+        </w:tabs>
+        <w:ind w:left="3600" w:hanging="360"/>
+      </w:pPr>
+    </w:lvl>
+    <w:lvl w:ilvl="5" w:tentative="1">
+      <w:start w:val="1"/>
+      <w:numFmt w:val="decimal"/>
+      <w:lvlText w:val="%6."/>
+      <w:lvlJc w:val="left"/>
+      <w:pPr>
+        <w:tabs>
+          <w:tab w:val="num" w:pos="4320"/>
+        </w:tabs>
+        <w:ind w:left="4320" w:hanging="360"/>
+      </w:pPr>
+    </w:lvl>
+    <w:lvl w:ilvl="6" w:tentative="1">
+      <w:start w:val="1"/>
+      <w:numFmt w:val="decimal"/>
+      <w:lvlText w:val="%7."/>
+      <w:lvlJc w:val="left"/>
+      <w:pPr>
+        <w:tabs>
+          <w:tab w:val="num" w:pos="5040"/>
+        </w:tabs>
+        <w:ind w:left="5040" w:hanging="360"/>
+      </w:pPr>
+    </w:lvl>
+    <w:lvl w:ilvl="7" w:tentative="1">
+      <w:start w:val="1"/>
+      <w:numFmt w:val="decimal"/>
+      <w:lvlText w:val="%8."/>
+      <w:lvlJc w:val="left"/>
+      <w:pPr>
+        <w:tabs>
+          <w:tab w:val="num" w:pos="5760"/>
+        </w:tabs>
+        <w:ind w:left="5760" w:hanging="360"/>
+      </w:pPr>
+    </w:lvl>
+    <w:lvl w:ilvl="8" w:tentative="1">
+      <w:start w:val="1"/>
+      <w:numFmt w:val="decimal"/>
+      <w:lvlText w:val="%9."/>
+      <w:lvlJc w:val="left"/>
+      <w:pPr>
+        <w:tabs>
+          <w:tab w:val="num" w:pos="6480"/>
+        </w:tabs>
+        <w:ind w:left="6480" w:hanging="360"/>
+      </w:pPr>
+    </w:lvl>
+  </w:abstractNum>
+  <w:abstractNum w:abstractNumId="41" w15:restartNumberingAfterBreak="0">
     <w:nsid w:val="7C1A4AA4"/>
     <w:multiLevelType w:val="multilevel"/>
     <w:tmpl w:val="87287634"/>
@@ -12226,7 +16505,7 @@
       </w:pPr>
     </w:lvl>
   </w:abstractNum>
-  <w:abstractNum w:abstractNumId="34" w15:restartNumberingAfterBreak="0">
+  <w:abstractNum w:abstractNumId="42" w15:restartNumberingAfterBreak="0">
     <w:nsid w:val="7F941282"/>
     <w:multiLevelType w:val="multilevel"/>
     <w:tmpl w:val="4E36BC70"/>
@@ -12340,46 +16619,46 @@
     </w:lvl>
   </w:abstractNum>
   <w:num w:numId="1" w16cid:durableId="863058263">
-    <w:abstractNumId w:val="11"/>
+    <w:abstractNumId w:val="14"/>
   </w:num>
   <w:num w:numId="2" w16cid:durableId="390813146">
     <w:abstractNumId w:val="1"/>
   </w:num>
   <w:num w:numId="3" w16cid:durableId="807361555">
-    <w:abstractNumId w:val="26"/>
+    <w:abstractNumId w:val="32"/>
   </w:num>
   <w:num w:numId="4" w16cid:durableId="2017924242">
-    <w:abstractNumId w:val="9"/>
+    <w:abstractNumId w:val="11"/>
   </w:num>
   <w:num w:numId="5" w16cid:durableId="1870682439">
+    <w:abstractNumId w:val="30"/>
+  </w:num>
+  <w:num w:numId="6" w16cid:durableId="218175363">
     <w:abstractNumId w:val="24"/>
   </w:num>
-  <w:num w:numId="6" w16cid:durableId="218175363">
-    <w:abstractNumId w:val="19"/>
-  </w:num>
   <w:num w:numId="7" w16cid:durableId="1467352225">
-    <w:abstractNumId w:val="27"/>
+    <w:abstractNumId w:val="33"/>
   </w:num>
   <w:num w:numId="8" w16cid:durableId="1655917272">
-    <w:abstractNumId w:val="17"/>
+    <w:abstractNumId w:val="22"/>
   </w:num>
   <w:num w:numId="9" w16cid:durableId="315036218">
     <w:abstractNumId w:val="2"/>
   </w:num>
   <w:num w:numId="10" w16cid:durableId="236668624">
-    <w:abstractNumId w:val="30"/>
+    <w:abstractNumId w:val="37"/>
   </w:num>
   <w:num w:numId="11" w16cid:durableId="754941575">
-    <w:abstractNumId w:val="22"/>
+    <w:abstractNumId w:val="28"/>
   </w:num>
   <w:num w:numId="12" w16cid:durableId="1640648924">
-    <w:abstractNumId w:val="21"/>
+    <w:abstractNumId w:val="26"/>
   </w:num>
   <w:num w:numId="13" w16cid:durableId="1011030113">
-    <w:abstractNumId w:val="29"/>
+    <w:abstractNumId w:val="36"/>
   </w:num>
   <w:num w:numId="14" w16cid:durableId="1919946282">
-    <w:abstractNumId w:val="31"/>
+    <w:abstractNumId w:val="38"/>
   </w:num>
   <w:num w:numId="15" w16cid:durableId="265622358">
     <w:abstractNumId w:val="6"/>
@@ -12388,61 +16667,85 @@
     <w:abstractNumId w:val="3"/>
   </w:num>
   <w:num w:numId="17" w16cid:durableId="1705129377">
-    <w:abstractNumId w:val="18"/>
+    <w:abstractNumId w:val="23"/>
   </w:num>
   <w:num w:numId="18" w16cid:durableId="611668431">
     <w:abstractNumId w:val="5"/>
   </w:num>
   <w:num w:numId="19" w16cid:durableId="691955736">
-    <w:abstractNumId w:val="12"/>
+    <w:abstractNumId w:val="15"/>
   </w:num>
   <w:num w:numId="20" w16cid:durableId="1256596064">
-    <w:abstractNumId w:val="16"/>
+    <w:abstractNumId w:val="21"/>
   </w:num>
   <w:num w:numId="21" w16cid:durableId="1011881521">
     <w:abstractNumId w:val="0"/>
   </w:num>
   <w:num w:numId="22" w16cid:durableId="1052732710">
-    <w:abstractNumId w:val="32"/>
+    <w:abstractNumId w:val="39"/>
   </w:num>
   <w:num w:numId="23" w16cid:durableId="833181528">
-    <w:abstractNumId w:val="13"/>
+    <w:abstractNumId w:val="16"/>
   </w:num>
   <w:num w:numId="24" w16cid:durableId="601112389">
     <w:abstractNumId w:val="4"/>
   </w:num>
   <w:num w:numId="25" w16cid:durableId="1603564772">
+    <w:abstractNumId w:val="42"/>
+  </w:num>
+  <w:num w:numId="26" w16cid:durableId="431707895">
+    <w:abstractNumId w:val="8"/>
+  </w:num>
+  <w:num w:numId="27" w16cid:durableId="1641691648">
+    <w:abstractNumId w:val="12"/>
+  </w:num>
+  <w:num w:numId="28" w16cid:durableId="2030793283">
+    <w:abstractNumId w:val="31"/>
+  </w:num>
+  <w:num w:numId="29" w16cid:durableId="1682245030">
+    <w:abstractNumId w:val="17"/>
+  </w:num>
+  <w:num w:numId="30" w16cid:durableId="352725696">
+    <w:abstractNumId w:val="41"/>
+  </w:num>
+  <w:num w:numId="31" w16cid:durableId="1639845679">
+    <w:abstractNumId w:val="25"/>
+  </w:num>
+  <w:num w:numId="32" w16cid:durableId="1005087159">
+    <w:abstractNumId w:val="9"/>
+  </w:num>
+  <w:num w:numId="33" w16cid:durableId="1984238194">
+    <w:abstractNumId w:val="29"/>
+  </w:num>
+  <w:num w:numId="34" w16cid:durableId="1559903077">
+    <w:abstractNumId w:val="19"/>
+  </w:num>
+  <w:num w:numId="35" w16cid:durableId="1955667529">
     <w:abstractNumId w:val="34"/>
   </w:num>
-  <w:num w:numId="26" w16cid:durableId="431707895">
+  <w:num w:numId="36" w16cid:durableId="1526557746">
+    <w:abstractNumId w:val="27"/>
+  </w:num>
+  <w:num w:numId="37" w16cid:durableId="1726491242">
     <w:abstractNumId w:val="7"/>
   </w:num>
-  <w:num w:numId="27" w16cid:durableId="1641691648">
+  <w:num w:numId="38" w16cid:durableId="782769014">
+    <w:abstractNumId w:val="35"/>
+  </w:num>
+  <w:num w:numId="39" w16cid:durableId="1224760100">
+    <w:abstractNumId w:val="13"/>
+  </w:num>
+  <w:num w:numId="40" w16cid:durableId="952395800">
+    <w:abstractNumId w:val="18"/>
+  </w:num>
+  <w:num w:numId="41" w16cid:durableId="1430734407">
     <w:abstractNumId w:val="10"/>
   </w:num>
-  <w:num w:numId="28" w16cid:durableId="2030793283">
-    <w:abstractNumId w:val="25"/>
-  </w:num>
-  <w:num w:numId="29" w16cid:durableId="1682245030">
-    <w:abstractNumId w:val="14"/>
-  </w:num>
-  <w:num w:numId="30" w16cid:durableId="352725696">
-    <w:abstractNumId w:val="33"/>
-  </w:num>
-  <w:num w:numId="31" w16cid:durableId="1639845679">
+  <w:num w:numId="42" w16cid:durableId="1877541225">
     <w:abstractNumId w:val="20"/>
   </w:num>
-  <w:num w:numId="32" w16cid:durableId="1005087159">
-    <w:abstractNumId w:val="8"/>
-  </w:num>
-  <w:num w:numId="33" w16cid:durableId="1984238194">
-    <w:abstractNumId w:val="23"/>
-  </w:num>
-  <w:num w:numId="34" w16cid:durableId="1559903077">
-    <w:abstractNumId w:val="15"/>
-  </w:num>
-  <w:num w:numId="35" w16cid:durableId="1955667529">
-    <w:abstractNumId w:val="28"/>
+  <w:num w:numId="43" w16cid:durableId="1416710223">
+    <w:abstractNumId w:val="40"/>
   </w:num>
 </w:numbering>
 </file>
